--- a/docs/Python_Learning_Coach_Architecture.docx
+++ b/docs/Python_Learning_Coach_Architecture.docx
@@ -4,7 +4,7 @@
   <w:body>
     <w:p>
       <w:pPr>
-        <w:spacing w:before="3000"/>
+        <w:spacing w:before="2800"/>
         <w:jc w:val="center"/>
       </w:pPr>
       <w:r>
@@ -24,9 +24,23 @@
       <w:r>
         <w:rPr>
           <w:color w:val="555F6D"/>
-          <w:sz w:val="34"/>
+          <w:sz w:val="36"/>
         </w:rPr>
-        <w:t>Architecture Document</w:t>
+        <w:t>Architecture Overview</w:t>
+      </w:r>
+    </w:p>
+    <w:p/>
+    <w:p>
+      <w:pPr>
+        <w:spacing w:after="60"/>
+        <w:jc w:val="center"/>
+      </w:pPr>
+      <w:r>
+        <w:rPr>
+          <w:color w:val="555F6D"/>
+          <w:sz w:val="21"/>
+        </w:rPr>
+        <w:t>Repository: DhitalPrakriti/python-learning-coach</w:t>
       </w:r>
     </w:p>
     <w:p>
@@ -39,6 +53,7 @@
           <w:color w:val="555F6D"/>
           <w:sz w:val="21"/>
         </w:rPr>
+        <w:t>Branch documented: dev (merged to main via PR #1)</w:t>
       </w:r>
     </w:p>
     <w:p>
@@ -51,7 +66,7 @@
           <w:color w:val="555F6D"/>
           <w:sz w:val="21"/>
         </w:rPr>
-        <w:t>Multi-agent Python tutor  ·  Flask + Google Gemini</w:t>
+        <w:t>Runtime: Python 3.11, Flask, google-genai 2.x</w:t>
       </w:r>
     </w:p>
     <w:p>
@@ -64,206 +79,248 @@
           <w:color w:val="555F6D"/>
           <w:sz w:val="21"/>
         </w:rPr>
-        <w:t>Repository: DhitalPrakriti/python-learning-coach</w:t>
+        <w:t>Document date: 28 July 2026</w:t>
+      </w:r>
+    </w:p>
+    <w:p>
+      <w:r>
+        <w:br w:type="page"/>
       </w:r>
     </w:p>
     <w:p>
       <w:pPr>
-        <w:spacing w:after="60"/>
-        <w:jc w:val="center"/>
+        <w:pStyle w:val="Heading1"/>
       </w:pPr>
       <w:r>
-        <w:rPr>
-          <w:color w:val="555F6D"/>
-          <w:sz w:val="21"/>
-        </w:rPr>
-        <w:t>Branch: dev (merged to main via PR #1)</w:t>
+        <w:t>Contents</w:t>
       </w:r>
     </w:p>
     <w:p>
       <w:pPr>
-        <w:spacing w:after="60"/>
-        <w:jc w:val="center"/>
+        <w:spacing w:after="40"/>
+        <w:ind w:left="317"/>
       </w:pPr>
       <w:r>
         <w:rPr>
-          <w:color w:val="555F6D"/>
-          <w:sz w:val="21"/>
+          <w:sz w:val="20"/>
         </w:rPr>
-        <w:t>28 July 2026</w:t>
-      </w:r>
-    </w:p>
-    <w:p>
-      <w:r>
-        <w:br w:type="page"/>
-      </w:r>
-    </w:p>
-    <w:p>
-      <w:r>
-        <w:rPr>
-          <w:b w:val="0"/>
-          <w:i w:val="0"/>
-        </w:rPr>
-        <w:t>A multi-agent Python tutor built on Flask and Google Gemini. Five specialist</w:t>
-      </w:r>
-    </w:p>
-    <w:p>
-      <w:r>
-        <w:rPr>
-          <w:b w:val="0"/>
-          <w:i w:val="0"/>
-        </w:rPr>
-        <w:t>agents share one model client and one per-learner memory, and a keyword router</w:t>
-      </w:r>
-    </w:p>
-    <w:p>
-      <w:r>
-        <w:rPr>
-          <w:b w:val="0"/>
-          <w:i w:val="0"/>
-        </w:rPr>
-        <w:t>decides which specialist answers each turn.</w:t>
+        <w:t>1. What this project is</w:t>
       </w:r>
     </w:p>
     <w:p>
       <w:pPr>
-        <w:pStyle w:val="ListBullet"/>
-        <w:spacing w:after="60"/>
+        <w:spacing w:after="40"/>
+        <w:ind w:left="317"/>
       </w:pPr>
       <w:r>
         <w:rPr>
-          <w:b/>
-          <w:i w:val="0"/>
+          <w:sz w:val="20"/>
         </w:rPr>
-        <w:t>Repository:</w:t>
-      </w:r>
-      <w:r>
-        <w:rPr>
-          <w:b w:val="0"/>
-          <w:i w:val="0"/>
-        </w:rPr>
-        <w:t xml:space="preserve"> </w:t>
-      </w:r>
-      <w:r>
-        <w:rPr>
-          <w:rFonts w:ascii="Consolas" w:hAnsi="Consolas"/>
-          <w:b w:val="0"/>
-          <w:i w:val="0"/>
-          <w:color w:val="A31D4B"/>
-          <w:sz w:val="18"/>
-        </w:rPr>
-        <w:t>DhitalPrakriti/python-learning-coach</w:t>
+        <w:t>2. Component layout</w:t>
       </w:r>
     </w:p>
     <w:p>
       <w:pPr>
-        <w:pStyle w:val="ListBullet"/>
-        <w:spacing w:after="60"/>
+        <w:spacing w:after="40"/>
+        <w:ind w:left="662"/>
       </w:pPr>
       <w:r>
         <w:rPr>
-          <w:b/>
-          <w:i w:val="0"/>
+          <w:color w:val="555F6D"/>
+          <w:sz w:val="19"/>
         </w:rPr>
-        <w:t>Branch documented:</w:t>
-      </w:r>
-      <w:r>
-        <w:rPr>
-          <w:b w:val="0"/>
-          <w:i w:val="0"/>
-        </w:rPr>
-        <w:t xml:space="preserve"> </w:t>
-      </w:r>
-      <w:r>
-        <w:rPr>
-          <w:rFonts w:ascii="Consolas" w:hAnsi="Consolas"/>
-          <w:b w:val="0"/>
-          <w:i w:val="0"/>
-          <w:color w:val="A31D4B"/>
-          <w:sz w:val="18"/>
-        </w:rPr>
-        <w:t>dev</w:t>
-      </w:r>
-      <w:r>
-        <w:rPr>
-          <w:b w:val="0"/>
-          <w:i w:val="0"/>
-        </w:rPr>
-        <w:t xml:space="preserve"> (merged to </w:t>
-      </w:r>
-      <w:r>
-        <w:rPr>
-          <w:rFonts w:ascii="Consolas" w:hAnsi="Consolas"/>
-          <w:b w:val="0"/>
-          <w:i w:val="0"/>
-          <w:color w:val="A31D4B"/>
-          <w:sz w:val="18"/>
-        </w:rPr>
-        <w:t>main</w:t>
-      </w:r>
-      <w:r>
-        <w:rPr>
-          <w:b w:val="0"/>
-          <w:i w:val="0"/>
-        </w:rPr>
-        <w:t xml:space="preserve"> via PR #1)</w:t>
+        <w:t>Layering</w:t>
       </w:r>
     </w:p>
     <w:p>
       <w:pPr>
-        <w:pStyle w:val="ListBullet"/>
-        <w:spacing w:after="60"/>
+        <w:spacing w:after="40"/>
+        <w:ind w:left="317"/>
       </w:pPr>
       <w:r>
         <w:rPr>
-          <w:b/>
-          <w:i w:val="0"/>
+          <w:sz w:val="20"/>
         </w:rPr>
-        <w:t>Runtime:</w:t>
-      </w:r>
-      <w:r>
-        <w:rPr>
-          <w:b w:val="0"/>
-          <w:i w:val="0"/>
-        </w:rPr>
-        <w:t xml:space="preserve"> Python 3.11, Flask, </w:t>
-      </w:r>
-      <w:r>
-        <w:rPr>
-          <w:rFonts w:ascii="Consolas" w:hAnsi="Consolas"/>
-          <w:b w:val="0"/>
-          <w:i w:val="0"/>
-          <w:color w:val="A31D4B"/>
-          <w:sz w:val="18"/>
-        </w:rPr>
-        <w:t>google-genai</w:t>
-      </w:r>
-      <w:r>
-        <w:rPr>
-          <w:b w:val="0"/>
-          <w:i w:val="0"/>
-        </w:rPr>
-        <w:t xml:space="preserve"> 2.x</w:t>
+        <w:t>3. Request lifecycle</w:t>
       </w:r>
     </w:p>
     <w:p>
       <w:pPr>
-        <w:pStyle w:val="ListBullet"/>
-        <w:spacing w:after="60"/>
+        <w:spacing w:after="40"/>
+        <w:ind w:left="662"/>
       </w:pPr>
       <w:r>
         <w:rPr>
-          <w:b/>
-          <w:i w:val="0"/>
+          <w:color w:val="555F6D"/>
+          <w:sz w:val="19"/>
         </w:rPr>
-        <w:t>Document date:</w:t>
-      </w:r>
+        <w:t>Runtime modes</w:t>
+      </w:r>
+    </w:p>
+    <w:p>
+      <w:pPr>
+        <w:spacing w:after="40"/>
+        <w:ind w:left="317"/>
+      </w:pPr>
       <w:r>
         <w:rPr>
-          <w:b w:val="0"/>
-          <w:i w:val="0"/>
+          <w:sz w:val="20"/>
         </w:rPr>
-        <w:t xml:space="preserve"> 28 July 2026</w:t>
+        <w:t>4. The router</w:t>
+      </w:r>
+    </w:p>
+    <w:p>
+      <w:pPr>
+        <w:spacing w:after="40"/>
+        <w:ind w:left="662"/>
+      </w:pPr>
+      <w:r>
+        <w:rPr>
+          <w:color w:val="555F6D"/>
+          <w:sz w:val="19"/>
+        </w:rPr>
+        <w:t>Known limits</w:t>
+      </w:r>
+    </w:p>
+    <w:p>
+      <w:pPr>
+        <w:spacing w:after="40"/>
+        <w:ind w:left="317"/>
+      </w:pPr>
+      <w:r>
+        <w:rPr>
+          <w:sz w:val="20"/>
+        </w:rPr>
+        <w:t>5. Learner memory</w:t>
+      </w:r>
+    </w:p>
+    <w:p>
+      <w:pPr>
+        <w:spacing w:after="40"/>
+        <w:ind w:left="317"/>
+      </w:pPr>
+      <w:r>
+        <w:rPr>
+          <w:sz w:val="20"/>
+        </w:rPr>
+        <w:t>6. Failure handling</w:t>
+      </w:r>
+    </w:p>
+    <w:p>
+      <w:pPr>
+        <w:spacing w:after="40"/>
+        <w:ind w:left="662"/>
+      </w:pPr>
+      <w:r>
+        <w:rPr>
+          <w:color w:val="555F6D"/>
+          <w:sz w:val="19"/>
+        </w:rPr>
+        <w:t>Degrading honestly</w:t>
+      </w:r>
+    </w:p>
+    <w:p>
+      <w:pPr>
+        <w:spacing w:after="40"/>
+        <w:ind w:left="317"/>
+      </w:pPr>
+      <w:r>
+        <w:rPr>
+          <w:sz w:val="20"/>
+        </w:rPr>
+        <w:t>7. HTTP interface</w:t>
+      </w:r>
+    </w:p>
+    <w:p>
+      <w:pPr>
+        <w:spacing w:after="40"/>
+        <w:ind w:left="317"/>
+      </w:pPr>
+      <w:r>
+        <w:rPr>
+          <w:sz w:val="20"/>
+        </w:rPr>
+        <w:t>8. Frontend</w:t>
+      </w:r>
+    </w:p>
+    <w:p>
+      <w:pPr>
+        <w:spacing w:after="40"/>
+        <w:ind w:left="317"/>
+      </w:pPr>
+      <w:r>
+        <w:rPr>
+          <w:sz w:val="20"/>
+        </w:rPr>
+        <w:t>9. Testing</w:t>
+      </w:r>
+    </w:p>
+    <w:p>
+      <w:pPr>
+        <w:spacing w:after="40"/>
+        <w:ind w:left="317"/>
+      </w:pPr>
+      <w:r>
+        <w:rPr>
+          <w:sz w:val="20"/>
+        </w:rPr>
+        <w:t>10. Deployment</w:t>
+      </w:r>
+    </w:p>
+    <w:p>
+      <w:pPr>
+        <w:spacing w:after="40"/>
+        <w:ind w:left="317"/>
+      </w:pPr>
+      <w:r>
+        <w:rPr>
+          <w:sz w:val="20"/>
+        </w:rPr>
+        <w:t>11. Honest limitations</w:t>
+      </w:r>
+    </w:p>
+    <w:p>
+      <w:pPr>
+        <w:spacing w:after="40"/>
+        <w:ind w:left="317"/>
+      </w:pPr>
+      <w:r>
+        <w:rPr>
+          <w:sz w:val="20"/>
+        </w:rPr>
+        <w:t>Appendix A — Configuration</w:t>
+      </w:r>
+    </w:p>
+    <w:p>
+      <w:pPr>
+        <w:spacing w:after="40"/>
+        <w:ind w:left="317"/>
+      </w:pPr>
+      <w:r>
+        <w:rPr>
+          <w:sz w:val="20"/>
+        </w:rPr>
+        <w:t>Appendix B — Tuning points</w:t>
+      </w:r>
+    </w:p>
+    <w:p>
+      <w:r>
+        <w:br w:type="page"/>
+      </w:r>
+    </w:p>
+    <w:p>
+      <w:r>
+        <w:t>A multi-agent Python tutor built on Flask and Google Gemini. Five specialist</w:t>
+      </w:r>
+    </w:p>
+    <w:p>
+      <w:r>
+        <w:t>agents share one model client and one per-learner memory, and a keyword router</w:t>
+      </w:r>
+    </w:p>
+    <w:p>
+      <w:r>
+        <w:t>decides which specialist answers each turn.</w:t>
       </w:r>
     </w:p>
     <w:p>
@@ -274,30 +331,19 @@
     <w:p>
       <w:pPr>
         <w:pStyle w:val="Heading2"/>
+        <w:keepNext/>
       </w:pPr>
       <w:r>
-        <w:rPr>
-          <w:b w:val="0"/>
-          <w:i w:val="0"/>
-        </w:rPr>
         <w:t>1. What this project is</w:t>
       </w:r>
     </w:p>
     <w:p>
       <w:r>
-        <w:rPr>
-          <w:b w:val="0"/>
-          <w:i w:val="0"/>
-        </w:rPr>
         <w:t>The coach is deliberately not a general chatbot. A learner's message is routed to</w:t>
       </w:r>
     </w:p>
     <w:p>
       <w:r>
-        <w:rPr>
-          <w:b w:val="0"/>
-          <w:i w:val="0"/>
-        </w:rPr>
         <w:t>one of five agents, each with a narrow job and its own tools:</w:t>
       </w:r>
     </w:p>
@@ -306,7 +352,6 @@
         <w:tblStyle w:val="LightGrid-Accent1"/>
         <w:tblW w:type="auto" w:w="0"/>
         <w:jc w:val="center"/>
-        <w:tblLayout w:type="autofit"/>
         <w:tblLook w:firstColumn="1" w:firstRow="1" w:lastColumn="0" w:lastRow="0" w:noHBand="0" w:noVBand="1" w:val="04A0"/>
       </w:tblPr>
       <w:tblGrid>
@@ -321,7 +366,7 @@
           </w:tcPr>
           <w:p>
             <w:pPr>
-              <w:spacing w:after="40" w:before="40"/>
+              <w:spacing w:before="40" w:after="40"/>
             </w:pPr>
             <w:r>
               <w:rPr>
@@ -331,7 +376,6 @@
             <w:r>
               <w:rPr>
                 <w:b/>
-                <w:i w:val="0"/>
                 <w:sz w:val="18"/>
               </w:rPr>
               <w:t>Agent</w:t>
@@ -344,7 +388,7 @@
           </w:tcPr>
           <w:p>
             <w:pPr>
-              <w:spacing w:after="40" w:before="40"/>
+              <w:spacing w:before="40" w:after="40"/>
             </w:pPr>
             <w:r>
               <w:rPr>
@@ -354,7 +398,6 @@
             <w:r>
               <w:rPr>
                 <w:b/>
-                <w:i w:val="0"/>
                 <w:sz w:val="18"/>
               </w:rPr>
               <w:t>Job</w:t>
@@ -367,7 +410,7 @@
           </w:tcPr>
           <w:p>
             <w:pPr>
-              <w:spacing w:after="40" w:before="40"/>
+              <w:spacing w:before="40" w:after="40"/>
             </w:pPr>
             <w:r>
               <w:rPr>
@@ -377,7 +420,6 @@
             <w:r>
               <w:rPr>
                 <w:b/>
-                <w:i w:val="0"/>
                 <w:sz w:val="18"/>
               </w:rPr>
               <w:t>Tools it can call</w:t>
@@ -392,7 +434,7 @@
           </w:tcPr>
           <w:p>
             <w:pPr>
-              <w:spacing w:after="40" w:before="40"/>
+              <w:spacing w:before="40" w:after="40"/>
             </w:pPr>
             <w:r>
               <w:rPr>
@@ -402,7 +444,6 @@
             <w:r>
               <w:rPr>
                 <w:b/>
-                <w:i w:val="0"/>
                 <w:sz w:val="18"/>
               </w:rPr>
               <w:t>Assessment</w:t>
@@ -415,7 +456,7 @@
           </w:tcPr>
           <w:p>
             <w:pPr>
-              <w:spacing w:after="40" w:before="40"/>
+              <w:spacing w:before="40" w:after="40"/>
             </w:pPr>
             <w:r>
               <w:rPr>
@@ -424,8 +465,6 @@
             </w:r>
             <w:r>
               <w:rPr>
-                <w:b w:val="0"/>
-                <w:i w:val="0"/>
                 <w:sz w:val="18"/>
               </w:rPr>
               <w:t>Work out the learner's level and learning style</w:t>
@@ -438,7 +477,7 @@
           </w:tcPr>
           <w:p>
             <w:pPr>
-              <w:spacing w:after="40" w:before="40"/>
+              <w:spacing w:before="40" w:after="40"/>
             </w:pPr>
             <w:r>
               <w:rPr>
@@ -448,8 +487,6 @@
             <w:r>
               <w:rPr>
                 <w:rFonts w:ascii="Consolas" w:hAnsi="Consolas"/>
-                <w:b w:val="0"/>
-                <w:i w:val="0"/>
                 <w:color w:val="A31D4B"/>
                 <w:sz w:val="18"/>
               </w:rPr>
@@ -457,8 +494,6 @@
             </w:r>
             <w:r>
               <w:rPr>
-                <w:b w:val="0"/>
-                <w:i w:val="0"/>
                 <w:sz w:val="18"/>
               </w:rPr>
               <w:t xml:space="preserve">, </w:t>
@@ -466,8 +501,6 @@
             <w:r>
               <w:rPr>
                 <w:rFonts w:ascii="Consolas" w:hAnsi="Consolas"/>
-                <w:b w:val="0"/>
-                <w:i w:val="0"/>
                 <w:color w:val="A31D4B"/>
                 <w:sz w:val="18"/>
               </w:rPr>
@@ -475,8 +508,6 @@
             </w:r>
             <w:r>
               <w:rPr>
-                <w:b w:val="0"/>
-                <w:i w:val="0"/>
                 <w:sz w:val="18"/>
               </w:rPr>
               <w:t xml:space="preserve">, </w:t>
@@ -484,8 +515,6 @@
             <w:r>
               <w:rPr>
                 <w:rFonts w:ascii="Consolas" w:hAnsi="Consolas"/>
-                <w:b w:val="0"/>
-                <w:i w:val="0"/>
                 <w:color w:val="A31D4B"/>
                 <w:sz w:val="18"/>
               </w:rPr>
@@ -501,7 +530,7 @@
           </w:tcPr>
           <w:p>
             <w:pPr>
-              <w:spacing w:after="40" w:before="40"/>
+              <w:spacing w:before="40" w:after="40"/>
             </w:pPr>
             <w:r>
               <w:rPr>
@@ -511,7 +540,6 @@
             <w:r>
               <w:rPr>
                 <w:b/>
-                <w:i w:val="0"/>
                 <w:sz w:val="18"/>
               </w:rPr>
               <w:t>Curriculum</w:t>
@@ -524,7 +552,7 @@
           </w:tcPr>
           <w:p>
             <w:pPr>
-              <w:spacing w:after="40" w:before="40"/>
+              <w:spacing w:before="40" w:after="40"/>
             </w:pPr>
             <w:r>
               <w:rPr>
@@ -533,8 +561,6 @@
             </w:r>
             <w:r>
               <w:rPr>
-                <w:b w:val="0"/>
-                <w:i w:val="0"/>
                 <w:sz w:val="18"/>
               </w:rPr>
               <w:t>Build a multi-week roadmap from that level</w:t>
@@ -547,7 +573,7 @@
           </w:tcPr>
           <w:p>
             <w:pPr>
-              <w:spacing w:after="40" w:before="40"/>
+              <w:spacing w:before="40" w:after="40"/>
             </w:pPr>
             <w:r>
               <w:rPr>
@@ -557,8 +583,6 @@
             <w:r>
               <w:rPr>
                 <w:rFonts w:ascii="Consolas" w:hAnsi="Consolas"/>
-                <w:b w:val="0"/>
-                <w:i w:val="0"/>
                 <w:color w:val="A31D4B"/>
                 <w:sz w:val="18"/>
               </w:rPr>
@@ -574,7 +598,7 @@
           </w:tcPr>
           <w:p>
             <w:pPr>
-              <w:spacing w:after="40" w:before="40"/>
+              <w:spacing w:before="40" w:after="40"/>
             </w:pPr>
             <w:r>
               <w:rPr>
@@ -584,7 +608,6 @@
             <w:r>
               <w:rPr>
                 <w:b/>
-                <w:i w:val="0"/>
                 <w:sz w:val="18"/>
               </w:rPr>
               <w:t>Teaching</w:t>
@@ -597,7 +620,7 @@
           </w:tcPr>
           <w:p>
             <w:pPr>
-              <w:spacing w:after="40" w:before="40"/>
+              <w:spacing w:before="40" w:after="40"/>
             </w:pPr>
             <w:r>
               <w:rPr>
@@ -606,8 +629,6 @@
             </w:r>
             <w:r>
               <w:rPr>
-                <w:b w:val="0"/>
-                <w:i w:val="0"/>
                 <w:sz w:val="18"/>
               </w:rPr>
               <w:t>Explain one concept with analogy and examples</w:t>
@@ -620,7 +641,7 @@
           </w:tcPr>
           <w:p>
             <w:pPr>
-              <w:spacing w:after="40" w:before="40"/>
+              <w:spacing w:before="40" w:after="40"/>
             </w:pPr>
             <w:r>
               <w:rPr>
@@ -630,8 +651,6 @@
             <w:r>
               <w:rPr>
                 <w:rFonts w:ascii="Consolas" w:hAnsi="Consolas"/>
-                <w:b w:val="0"/>
-                <w:i w:val="0"/>
                 <w:color w:val="A31D4B"/>
                 <w:sz w:val="18"/>
               </w:rPr>
@@ -647,7 +666,7 @@
           </w:tcPr>
           <w:p>
             <w:pPr>
-              <w:spacing w:after="40" w:before="40"/>
+              <w:spacing w:before="40" w:after="40"/>
             </w:pPr>
             <w:r>
               <w:rPr>
@@ -657,7 +676,6 @@
             <w:r>
               <w:rPr>
                 <w:b/>
-                <w:i w:val="0"/>
                 <w:sz w:val="18"/>
               </w:rPr>
               <w:t>Practice</w:t>
@@ -670,7 +688,7 @@
           </w:tcPr>
           <w:p>
             <w:pPr>
-              <w:spacing w:after="40" w:before="40"/>
+              <w:spacing w:before="40" w:after="40"/>
             </w:pPr>
             <w:r>
               <w:rPr>
@@ -679,8 +697,6 @@
             </w:r>
             <w:r>
               <w:rPr>
-                <w:b w:val="0"/>
-                <w:i w:val="0"/>
                 <w:sz w:val="18"/>
               </w:rPr>
               <w:t>Produce an exercise with hints, withholding the solution</w:t>
@@ -693,7 +709,7 @@
           </w:tcPr>
           <w:p>
             <w:pPr>
-              <w:spacing w:after="40" w:before="40"/>
+              <w:spacing w:before="40" w:after="40"/>
             </w:pPr>
             <w:r>
               <w:rPr>
@@ -703,8 +719,6 @@
             <w:r>
               <w:rPr>
                 <w:rFonts w:ascii="Consolas" w:hAnsi="Consolas"/>
-                <w:b w:val="0"/>
-                <w:i w:val="0"/>
                 <w:color w:val="A31D4B"/>
                 <w:sz w:val="18"/>
               </w:rPr>
@@ -720,7 +734,7 @@
           </w:tcPr>
           <w:p>
             <w:pPr>
-              <w:spacing w:after="40" w:before="40"/>
+              <w:spacing w:before="40" w:after="40"/>
             </w:pPr>
             <w:r>
               <w:rPr>
@@ -730,7 +744,6 @@
             <w:r>
               <w:rPr>
                 <w:b/>
-                <w:i w:val="0"/>
                 <w:sz w:val="18"/>
               </w:rPr>
               <w:t>Progress</w:t>
@@ -743,7 +756,7 @@
           </w:tcPr>
           <w:p>
             <w:pPr>
-              <w:spacing w:after="40" w:before="40"/>
+              <w:spacing w:before="40" w:after="40"/>
             </w:pPr>
             <w:r>
               <w:rPr>
@@ -752,8 +765,6 @@
             </w:r>
             <w:r>
               <w:rPr>
-                <w:b w:val="0"/>
-                <w:i w:val="0"/>
                 <w:sz w:val="18"/>
               </w:rPr>
               <w:t>Report what has actually been done, with badges</w:t>
@@ -766,7 +777,7 @@
           </w:tcPr>
           <w:p>
             <w:pPr>
-              <w:spacing w:after="40" w:before="40"/>
+              <w:spacing w:before="40" w:after="40"/>
             </w:pPr>
             <w:r>
               <w:rPr>
@@ -776,8 +787,6 @@
             <w:r>
               <w:rPr>
                 <w:rFonts w:ascii="Consolas" w:hAnsi="Consolas"/>
-                <w:b w:val="0"/>
-                <w:i w:val="0"/>
                 <w:color w:val="A31D4B"/>
                 <w:sz w:val="18"/>
               </w:rPr>
@@ -785,8 +794,6 @@
             </w:r>
             <w:r>
               <w:rPr>
-                <w:b w:val="0"/>
-                <w:i w:val="0"/>
                 <w:sz w:val="18"/>
               </w:rPr>
               <w:t xml:space="preserve">, </w:t>
@@ -794,8 +801,6 @@
             <w:r>
               <w:rPr>
                 <w:rFonts w:ascii="Consolas" w:hAnsi="Consolas"/>
-                <w:b w:val="0"/>
-                <w:i w:val="0"/>
                 <w:color w:val="A31D4B"/>
                 <w:sz w:val="18"/>
               </w:rPr>
@@ -803,8 +808,6 @@
             </w:r>
             <w:r>
               <w:rPr>
-                <w:b w:val="0"/>
-                <w:i w:val="0"/>
                 <w:sz w:val="18"/>
               </w:rPr>
               <w:t xml:space="preserve">, </w:t>
@@ -812,8 +815,6 @@
             <w:r>
               <w:rPr>
                 <w:rFonts w:ascii="Consolas" w:hAnsi="Consolas"/>
-                <w:b w:val="0"/>
-                <w:i w:val="0"/>
                 <w:color w:val="A31D4B"/>
                 <w:sz w:val="18"/>
               </w:rPr>
@@ -830,44 +831,28 @@
     </w:p>
     <w:p>
       <w:r>
-        <w:rPr>
-          <w:b w:val="0"/>
-          <w:i w:val="0"/>
-        </w:rPr>
         <w:t xml:space="preserve">Three learner levels drive nearly all behaviour: </w:t>
       </w:r>
       <w:r>
         <w:rPr>
           <w:rFonts w:ascii="Consolas" w:hAnsi="Consolas"/>
-          <w:b w:val="0"/>
-          <w:i w:val="0"/>
           <w:color w:val="A31D4B"/>
           <w:sz w:val="18"/>
         </w:rPr>
         <w:t>beginner</w:t>
       </w:r>
       <w:r>
-        <w:rPr>
-          <w:b w:val="0"/>
-          <w:i w:val="0"/>
-        </w:rPr>
         <w:t xml:space="preserve">, </w:t>
       </w:r>
       <w:r>
         <w:rPr>
           <w:rFonts w:ascii="Consolas" w:hAnsi="Consolas"/>
-          <w:b w:val="0"/>
-          <w:i w:val="0"/>
           <w:color w:val="A31D4B"/>
           <w:sz w:val="18"/>
         </w:rPr>
         <w:t>intermediate</w:t>
       </w:r>
       <w:r>
-        <w:rPr>
-          <w:b w:val="0"/>
-          <w:i w:val="0"/>
-        </w:rPr>
         <w:t>,</w:t>
       </w:r>
     </w:p>
@@ -875,106 +860,64 @@
       <w:r>
         <w:rPr>
           <w:rFonts w:ascii="Consolas" w:hAnsi="Consolas"/>
-          <w:b w:val="0"/>
-          <w:i w:val="0"/>
           <w:color w:val="A31D4B"/>
           <w:sz w:val="18"/>
         </w:rPr>
         <w:t>advanced</w:t>
       </w:r>
       <w:r>
-        <w:rPr>
-          <w:b w:val="0"/>
-          <w:i w:val="0"/>
-        </w:rPr>
         <w:t xml:space="preserve"> (plus </w:t>
       </w:r>
       <w:r>
         <w:rPr>
           <w:rFonts w:ascii="Consolas" w:hAnsi="Consolas"/>
-          <w:b w:val="0"/>
-          <w:i w:val="0"/>
           <w:color w:val="A31D4B"/>
           <w:sz w:val="18"/>
         </w:rPr>
         <w:t>unknown</w:t>
       </w:r>
       <w:r>
-        <w:rPr>
-          <w:b w:val="0"/>
-          <w:i w:val="0"/>
-        </w:rPr>
         <w:t xml:space="preserve"> before assessment).</w:t>
       </w:r>
     </w:p>
     <w:p>
       <w:r>
-        <w:rPr>
-          <w:b w:val="0"/>
-          <w:i w:val="0"/>
-        </w:rPr>
         <w:t>The design idea worth naming: **each agent's domain knowledge lives in a plain</w:t>
       </w:r>
     </w:p>
     <w:p>
       <w:r>
-        <w:rPr>
-          <w:b w:val="0"/>
-          <w:i w:val="0"/>
-        </w:rPr>
         <w:t xml:space="preserve">Python function, not in the prompt.** </w:t>
       </w:r>
       <w:r>
         <w:rPr>
           <w:rFonts w:ascii="Consolas" w:hAnsi="Consolas"/>
-          <w:b w:val="0"/>
-          <w:i w:val="0"/>
           <w:color w:val="A31D4B"/>
           <w:sz w:val="18"/>
         </w:rPr>
         <w:t>teach_python_concept</w:t>
       </w:r>
       <w:r>
-        <w:rPr>
-          <w:b w:val="0"/>
-          <w:i w:val="0"/>
-        </w:rPr>
         <w:t xml:space="preserve"> is an ordinary</w:t>
       </w:r>
     </w:p>
     <w:p>
       <w:r>
-        <w:rPr>
-          <w:b w:val="0"/>
-          <w:i w:val="0"/>
-        </w:rPr>
         <w:t>dictionary lookup returning explanations, analogies, examples, and common</w:t>
       </w:r>
     </w:p>
     <w:p>
       <w:r>
-        <w:rPr>
-          <w:b w:val="0"/>
-          <w:i w:val="0"/>
-        </w:rPr>
         <w:t>mistakes. The model's job is to call it and narrate the result. This is what</w:t>
       </w:r>
     </w:p>
     <w:p>
       <w:r>
-        <w:rPr>
-          <w:b w:val="0"/>
-          <w:i w:val="0"/>
-        </w:rPr>
         <w:t>makes the local deterministic mode possible — the same functions serve content</w:t>
       </w:r>
     </w:p>
     <w:p>
       <w:r>
-        <w:rPr>
-          <w:b w:val="0"/>
-          <w:i w:val="0"/>
-        </w:rPr>
         <w:t>with no model involved.</w:t>
       </w:r>
     </w:p>
@@ -986,19 +929,16 @@
     <w:p>
       <w:pPr>
         <w:pStyle w:val="Heading2"/>
+        <w:keepNext/>
       </w:pPr>
       <w:r>
-        <w:rPr>
-          <w:b w:val="0"/>
-          <w:i w:val="0"/>
-        </w:rPr>
         <w:t>2. Component layout</w:t>
       </w:r>
     </w:p>
     <w:p>
       <w:pPr>
         <w:pStyle w:val="CodeBlock"/>
-        <w:spacing w:after="0" w:before="80"/>
+        <w:spacing w:before="100" w:after="0"/>
         <w:shd w:val="clear" w:fill="F2F4F7"/>
       </w:pPr>
       <w:r>
@@ -1008,7 +948,7 @@
     <w:p>
       <w:pPr>
         <w:pStyle w:val="CodeBlock"/>
-        <w:spacing w:after="0" w:before="0"/>
+        <w:spacing w:before="0" w:after="0"/>
         <w:shd w:val="clear" w:fill="F2F4F7"/>
       </w:pPr>
       <w:r>
@@ -1018,7 +958,7 @@
     <w:p>
       <w:pPr>
         <w:pStyle w:val="CodeBlock"/>
-        <w:spacing w:after="0" w:before="0"/>
+        <w:spacing w:before="0" w:after="0"/>
         <w:shd w:val="clear" w:fill="F2F4F7"/>
       </w:pPr>
       <w:r>
@@ -1028,7 +968,7 @@
     <w:p>
       <w:pPr>
         <w:pStyle w:val="CodeBlock"/>
-        <w:spacing w:after="0" w:before="0"/>
+        <w:spacing w:before="0" w:after="0"/>
         <w:shd w:val="clear" w:fill="F2F4F7"/>
       </w:pPr>
       <w:r>
@@ -1038,7 +978,7 @@
     <w:p>
       <w:pPr>
         <w:pStyle w:val="CodeBlock"/>
-        <w:spacing w:after="0" w:before="0"/>
+        <w:spacing w:before="0" w:after="0"/>
         <w:shd w:val="clear" w:fill="F2F4F7"/>
       </w:pPr>
       <w:r>
@@ -1048,7 +988,7 @@
     <w:p>
       <w:pPr>
         <w:pStyle w:val="CodeBlock"/>
-        <w:spacing w:after="0" w:before="0"/>
+        <w:spacing w:before="0" w:after="0"/>
         <w:shd w:val="clear" w:fill="F2F4F7"/>
       </w:pPr>
       <w:r>
@@ -1058,7 +998,7 @@
     <w:p>
       <w:pPr>
         <w:pStyle w:val="CodeBlock"/>
-        <w:spacing w:after="0" w:before="0"/>
+        <w:spacing w:before="0" w:after="0"/>
         <w:shd w:val="clear" w:fill="F2F4F7"/>
       </w:pPr>
       <w:r>
@@ -1068,7 +1008,7 @@
     <w:p>
       <w:pPr>
         <w:pStyle w:val="CodeBlock"/>
-        <w:spacing w:after="0" w:before="0"/>
+        <w:spacing w:before="0" w:after="0"/>
         <w:shd w:val="clear" w:fill="F2F4F7"/>
       </w:pPr>
       <w:r>
@@ -1078,7 +1018,7 @@
     <w:p>
       <w:pPr>
         <w:pStyle w:val="CodeBlock"/>
-        <w:spacing w:after="0" w:before="0"/>
+        <w:spacing w:before="0" w:after="0"/>
         <w:shd w:val="clear" w:fill="F2F4F7"/>
       </w:pPr>
       <w:r>
@@ -1088,7 +1028,7 @@
     <w:p>
       <w:pPr>
         <w:pStyle w:val="CodeBlock"/>
-        <w:spacing w:after="0" w:before="0"/>
+        <w:spacing w:before="0" w:after="0"/>
         <w:shd w:val="clear" w:fill="F2F4F7"/>
       </w:pPr>
       <w:r>
@@ -1098,7 +1038,7 @@
     <w:p>
       <w:pPr>
         <w:pStyle w:val="CodeBlock"/>
-        <w:spacing w:after="0" w:before="0"/>
+        <w:spacing w:before="0" w:after="0"/>
         <w:shd w:val="clear" w:fill="F2F4F7"/>
       </w:pPr>
       <w:r>
@@ -1108,7 +1048,7 @@
     <w:p>
       <w:pPr>
         <w:pStyle w:val="CodeBlock"/>
-        <w:spacing w:after="0" w:before="0"/>
+        <w:spacing w:before="0" w:after="0"/>
         <w:shd w:val="clear" w:fill="F2F4F7"/>
       </w:pPr>
       <w:r>
@@ -1118,7 +1058,7 @@
     <w:p>
       <w:pPr>
         <w:pStyle w:val="CodeBlock"/>
-        <w:spacing w:after="0" w:before="0"/>
+        <w:spacing w:before="0" w:after="0"/>
         <w:shd w:val="clear" w:fill="F2F4F7"/>
       </w:pPr>
       <w:r>
@@ -1128,7 +1068,7 @@
     <w:p>
       <w:pPr>
         <w:pStyle w:val="CodeBlock"/>
-        <w:spacing w:after="0" w:before="0"/>
+        <w:spacing w:before="0" w:after="0"/>
         <w:shd w:val="clear" w:fill="F2F4F7"/>
       </w:pPr>
       <w:r>
@@ -1138,7 +1078,7 @@
     <w:p>
       <w:pPr>
         <w:pStyle w:val="CodeBlock"/>
-        <w:spacing w:after="0" w:before="0"/>
+        <w:spacing w:before="0" w:after="0"/>
         <w:shd w:val="clear" w:fill="F2F4F7"/>
       </w:pPr>
       <w:r>
@@ -1148,7 +1088,7 @@
     <w:p>
       <w:pPr>
         <w:pStyle w:val="CodeBlock"/>
-        <w:spacing w:after="160" w:before="0"/>
+        <w:spacing w:before="0" w:after="180"/>
         <w:shd w:val="clear" w:fill="F2F4F7"/>
       </w:pPr>
       <w:r>
@@ -1157,38 +1097,27 @@
     </w:p>
     <w:p>
       <w:r>
-        <w:rPr>
-          <w:b w:val="0"/>
-          <w:i w:val="0"/>
-        </w:rPr>
         <w:t>Frontend and backend are served by the same Flask process. There is no separate</w:t>
       </w:r>
     </w:p>
     <w:p>
       <w:r>
-        <w:rPr>
-          <w:b w:val="0"/>
-          <w:i w:val="0"/>
-        </w:rPr>
         <w:t>API tier.</w:t>
       </w:r>
     </w:p>
     <w:p>
       <w:pPr>
         <w:pStyle w:val="Heading3"/>
+        <w:keepNext/>
       </w:pPr>
       <w:r>
-        <w:rPr>
-          <w:b w:val="0"/>
-          <w:i w:val="0"/>
-        </w:rPr>
         <w:t>Layering</w:t>
       </w:r>
     </w:p>
     <w:p>
       <w:pPr>
         <w:pStyle w:val="CodeBlock"/>
-        <w:spacing w:after="0" w:before="80"/>
+        <w:spacing w:before="100" w:after="0"/>
         <w:shd w:val="clear" w:fill="F2F4F7"/>
       </w:pPr>
       <w:r>
@@ -1198,7 +1127,7 @@
     <w:p>
       <w:pPr>
         <w:pStyle w:val="CodeBlock"/>
-        <w:spacing w:after="0" w:before="0"/>
+        <w:spacing w:before="0" w:after="0"/>
         <w:shd w:val="clear" w:fill="F2F4F7"/>
       </w:pPr>
       <w:r>
@@ -1208,7 +1137,7 @@
     <w:p>
       <w:pPr>
         <w:pStyle w:val="CodeBlock"/>
-        <w:spacing w:after="0" w:before="0"/>
+        <w:spacing w:before="0" w:after="0"/>
         <w:shd w:val="clear" w:fill="F2F4F7"/>
       </w:pPr>
       <w:r>
@@ -1218,7 +1147,7 @@
     <w:p>
       <w:pPr>
         <w:pStyle w:val="CodeBlock"/>
-        <w:spacing w:after="0" w:before="0"/>
+        <w:spacing w:before="0" w:after="0"/>
         <w:shd w:val="clear" w:fill="F2F4F7"/>
       </w:pPr>
       <w:r>
@@ -1228,7 +1157,7 @@
     <w:p>
       <w:pPr>
         <w:pStyle w:val="CodeBlock"/>
-        <w:spacing w:after="0" w:before="0"/>
+        <w:spacing w:before="0" w:after="0"/>
         <w:shd w:val="clear" w:fill="F2F4F7"/>
       </w:pPr>
       <w:r>
@@ -1238,7 +1167,7 @@
     <w:p>
       <w:pPr>
         <w:pStyle w:val="CodeBlock"/>
-        <w:spacing w:after="0" w:before="0"/>
+        <w:spacing w:before="0" w:after="0"/>
         <w:shd w:val="clear" w:fill="F2F4F7"/>
       </w:pPr>
       <w:r>
@@ -1248,7 +1177,7 @@
     <w:p>
       <w:pPr>
         <w:pStyle w:val="CodeBlock"/>
-        <w:spacing w:after="0" w:before="0"/>
+        <w:spacing w:before="0" w:after="0"/>
         <w:shd w:val="clear" w:fill="F2F4F7"/>
       </w:pPr>
       <w:r>
@@ -1258,7 +1187,7 @@
     <w:p>
       <w:pPr>
         <w:pStyle w:val="CodeBlock"/>
-        <w:spacing w:after="0" w:before="0"/>
+        <w:spacing w:before="0" w:after="0"/>
         <w:shd w:val="clear" w:fill="F2F4F7"/>
       </w:pPr>
       <w:r>
@@ -1268,7 +1197,7 @@
     <w:p>
       <w:pPr>
         <w:pStyle w:val="CodeBlock"/>
-        <w:spacing w:after="0" w:before="0"/>
+        <w:spacing w:before="0" w:after="0"/>
         <w:shd w:val="clear" w:fill="F2F4F7"/>
       </w:pPr>
       <w:r>
@@ -1278,7 +1207,7 @@
     <w:p>
       <w:pPr>
         <w:pStyle w:val="CodeBlock"/>
-        <w:spacing w:after="0" w:before="0"/>
+        <w:spacing w:before="0" w:after="0"/>
         <w:shd w:val="clear" w:fill="F2F4F7"/>
       </w:pPr>
       <w:r>
@@ -1288,7 +1217,7 @@
     <w:p>
       <w:pPr>
         <w:pStyle w:val="CodeBlock"/>
-        <w:spacing w:after="0" w:before="0"/>
+        <w:spacing w:before="0" w:after="0"/>
         <w:shd w:val="clear" w:fill="F2F4F7"/>
       </w:pPr>
       <w:r>
@@ -1298,7 +1227,7 @@
     <w:p>
       <w:pPr>
         <w:pStyle w:val="CodeBlock"/>
-        <w:spacing w:after="0" w:before="0"/>
+        <w:spacing w:before="0" w:after="0"/>
         <w:shd w:val="clear" w:fill="F2F4F7"/>
       </w:pPr>
       <w:r>
@@ -1308,7 +1237,7 @@
     <w:p>
       <w:pPr>
         <w:pStyle w:val="CodeBlock"/>
-        <w:spacing w:after="0" w:before="0"/>
+        <w:spacing w:before="0" w:after="0"/>
         <w:shd w:val="clear" w:fill="F2F4F7"/>
       </w:pPr>
       <w:r>
@@ -1318,7 +1247,7 @@
     <w:p>
       <w:pPr>
         <w:pStyle w:val="CodeBlock"/>
-        <w:spacing w:after="160" w:before="0"/>
+        <w:spacing w:before="0" w:after="180"/>
         <w:shd w:val="clear" w:fill="F2F4F7"/>
       </w:pPr>
       <w:r>
@@ -1327,10 +1256,6 @@
     </w:p>
     <w:p>
       <w:r>
-        <w:rPr>
-          <w:b w:val="0"/>
-          <w:i w:val="0"/>
-        </w:rPr>
         <w:t>Each layer has one responsibility, and the boundaries matter:</w:t>
       </w:r>
     </w:p>
@@ -1342,44 +1267,28 @@
       <w:r>
         <w:rPr>
           <w:rFonts w:ascii="Consolas" w:hAnsi="Consolas"/>
-          <w:b w:val="0"/>
-          <w:i w:val="0"/>
           <w:color w:val="A31D4B"/>
           <w:sz w:val="18"/>
         </w:rPr>
         <w:t>determine_agent()</w:t>
       </w:r>
       <w:r>
-        <w:rPr>
-          <w:b w:val="0"/>
-          <w:i w:val="0"/>
-        </w:rPr>
         <w:t xml:space="preserve"> is a pure function of </w:t>
       </w:r>
       <w:r>
         <w:rPr>
           <w:rFonts w:ascii="Consolas" w:hAnsi="Consolas"/>
-          <w:b w:val="0"/>
-          <w:i w:val="0"/>
           <w:color w:val="A31D4B"/>
           <w:sz w:val="18"/>
         </w:rPr>
         <w:t>(message, context)</w:t>
       </w:r>
       <w:r>
-        <w:rPr>
-          <w:b w:val="0"/>
-          <w:i w:val="0"/>
-        </w:rPr>
         <w:t>. It makes no</w:t>
       </w:r>
     </w:p>
     <w:p>
       <w:r>
-        <w:rPr>
-          <w:b w:val="0"/>
-          <w:i w:val="0"/>
-        </w:rPr>
         <w:t>network calls, which is why every routing rule is directly unit-testable.</w:t>
       </w:r>
     </w:p>
@@ -1389,33 +1298,20 @@
         <w:spacing w:after="60"/>
       </w:pPr>
       <w:r>
-        <w:rPr>
-          <w:b w:val="0"/>
-          <w:i w:val="0"/>
-        </w:rPr>
         <w:t xml:space="preserve">The </w:t>
       </w:r>
       <w:r>
         <w:rPr>
           <w:b/>
-          <w:i w:val="0"/>
         </w:rPr>
         <w:t>coordinator</w:t>
       </w:r>
       <w:r>
-        <w:rPr>
-          <w:b w:val="0"/>
-          <w:i w:val="0"/>
-        </w:rPr>
         <w:t xml:space="preserve"> owns policy — what to retry, what to remember, when to</w:t>
       </w:r>
     </w:p>
     <w:p>
       <w:r>
-        <w:rPr>
-          <w:b w:val="0"/>
-          <w:i w:val="0"/>
-        </w:rPr>
         <w:t>give up. It never talks to the API itself.</w:t>
       </w:r>
     </w:p>
@@ -1427,41 +1323,26 @@
       <w:r>
         <w:rPr>
           <w:rFonts w:ascii="Consolas" w:hAnsi="Consolas"/>
-          <w:b w:val="0"/>
-          <w:i w:val="0"/>
           <w:color w:val="A31D4B"/>
           <w:sz w:val="18"/>
         </w:rPr>
         <w:t>BaseGenAIAgent</w:t>
       </w:r>
       <w:r>
-        <w:rPr>
-          <w:b w:val="0"/>
-          <w:i w:val="0"/>
-        </w:rPr>
         <w:t xml:space="preserve"> owns the </w:t>
       </w:r>
       <w:r>
         <w:rPr>
           <w:b/>
-          <w:i w:val="0"/>
         </w:rPr>
         <w:t>mechanics</w:t>
       </w:r>
       <w:r>
-        <w:rPr>
-          <w:b w:val="0"/>
-          <w:i w:val="0"/>
-        </w:rPr>
         <w:t xml:space="preserve"> of one API call and knows nothing about</w:t>
       </w:r>
     </w:p>
     <w:p>
       <w:r>
-        <w:rPr>
-          <w:b w:val="0"/>
-          <w:i w:val="0"/>
-        </w:rPr>
         <w:t>learners.</w:t>
       </w:r>
     </w:p>
@@ -1473,38 +1354,25 @@
     <w:p>
       <w:pPr>
         <w:pStyle w:val="Heading2"/>
+        <w:keepNext/>
       </w:pPr>
       <w:r>
-        <w:rPr>
-          <w:b w:val="0"/>
-          <w:i w:val="0"/>
-        </w:rPr>
         <w:t>3. Request lifecycle</w:t>
       </w:r>
     </w:p>
     <w:p>
       <w:r>
-        <w:rPr>
-          <w:b w:val="0"/>
-          <w:i w:val="0"/>
-        </w:rPr>
         <w:t xml:space="preserve">A single </w:t>
       </w:r>
       <w:r>
         <w:rPr>
           <w:rFonts w:ascii="Consolas" w:hAnsi="Consolas"/>
-          <w:b w:val="0"/>
-          <w:i w:val="0"/>
           <w:color w:val="A31D4B"/>
           <w:sz w:val="18"/>
         </w:rPr>
         <w:t>POST /chat</w:t>
       </w:r>
       <w:r>
-        <w:rPr>
-          <w:b w:val="0"/>
-          <w:i w:val="0"/>
-        </w:rPr>
         <w:t xml:space="preserve"> turn:</w:t>
       </w:r>
     </w:p>
@@ -1516,15 +1384,10 @@
       <w:r>
         <w:rPr>
           <w:b/>
-          <w:i w:val="0"/>
         </w:rPr>
         <w:t>Validate.</w:t>
       </w:r>
       <w:r>
-        <w:rPr>
-          <w:b w:val="0"/>
-          <w:i w:val="0"/>
-        </w:rPr>
         <w:t xml:space="preserve"> Reject empty messages (400) and messages over</w:t>
       </w:r>
     </w:p>
@@ -1536,18 +1399,12 @@
       <w:r>
         <w:rPr>
           <w:rFonts w:ascii="Consolas" w:hAnsi="Consolas"/>
-          <w:b w:val="0"/>
-          <w:i w:val="0"/>
           <w:color w:val="A31D4B"/>
           <w:sz w:val="18"/>
         </w:rPr>
         <w:t>MAX_MESSAGE_CHARS</w:t>
       </w:r>
       <w:r>
-        <w:rPr>
-          <w:b w:val="0"/>
-          <w:i w:val="0"/>
-        </w:rPr>
         <w:t xml:space="preserve"> (413). The cap exists so one oversized paste cannot</w:t>
       </w:r>
     </w:p>
@@ -1557,10 +1414,6 @@
         <w:ind w:left="720"/>
       </w:pPr>
       <w:r>
-        <w:rPr>
-          <w:b w:val="0"/>
-          <w:i w:val="0"/>
-        </w:rPr>
         <w:t>consume the API budget.</w:t>
       </w:r>
     </w:p>
@@ -1572,32 +1425,21 @@
       <w:r>
         <w:rPr>
           <w:b/>
-          <w:i w:val="0"/>
         </w:rPr>
         <w:t>Route.</w:t>
       </w:r>
       <w:r>
-        <w:rPr>
-          <w:b w:val="0"/>
-          <w:i w:val="0"/>
-        </w:rPr>
         <w:t xml:space="preserve"> </w:t>
       </w:r>
       <w:r>
         <w:rPr>
           <w:rFonts w:ascii="Consolas" w:hAnsi="Consolas"/>
-          <w:b w:val="0"/>
-          <w:i w:val="0"/>
           <w:color w:val="A31D4B"/>
           <w:sz w:val="18"/>
         </w:rPr>
         <w:t>determine_agent()</w:t>
       </w:r>
       <w:r>
-        <w:rPr>
-          <w:b w:val="0"/>
-          <w:i w:val="0"/>
-        </w:rPr>
         <w:t xml:space="preserve"> picks a specialist (§4).</w:t>
       </w:r>
     </w:p>
@@ -1609,15 +1451,10 @@
       <w:r>
         <w:rPr>
           <w:b/>
-          <w:i w:val="0"/>
         </w:rPr>
         <w:t>Load memory.</w:t>
       </w:r>
       <w:r>
-        <w:rPr>
-          <w:b w:val="0"/>
-          <w:i w:val="0"/>
-        </w:rPr>
         <w:t xml:space="preserve"> The coordinator fetches or creates the learner context,</w:t>
       </w:r>
     </w:p>
@@ -1627,10 +1464,6 @@
         <w:ind w:left="720"/>
       </w:pPr>
       <w:r>
-        <w:rPr>
-          <w:b w:val="0"/>
-          <w:i w:val="0"/>
-        </w:rPr>
         <w:t>from Firestore if enabled.</w:t>
       </w:r>
     </w:p>
@@ -1642,15 +1475,10 @@
       <w:r>
         <w:rPr>
           <w:b/>
-          <w:i w:val="0"/>
         </w:rPr>
         <w:t>Append the turn</w:t>
       </w:r>
       <w:r>
-        <w:rPr>
-          <w:b w:val="0"/>
-          <w:i w:val="0"/>
-        </w:rPr>
         <w:t xml:space="preserve"> to the transcript.</w:t>
       </w:r>
     </w:p>
@@ -1662,15 +1490,10 @@
       <w:r>
         <w:rPr>
           <w:b/>
-          <w:i w:val="0"/>
         </w:rPr>
         <w:t>Rewrite if needed.</w:t>
       </w:r>
       <w:r>
-        <w:rPr>
-          <w:b w:val="0"/>
-          <w:i w:val="0"/>
-        </w:rPr>
         <w:t xml:space="preserve"> Terse follow-ups are made self-contained — "simpler"</w:t>
       </w:r>
     </w:p>
@@ -1680,27 +1503,17 @@
         <w:ind w:left="720"/>
       </w:pPr>
       <w:r>
-        <w:rPr>
-          <w:b w:val="0"/>
-          <w:i w:val="0"/>
-        </w:rPr>
         <w:t xml:space="preserve">becomes "Explain </w:t>
       </w:r>
       <w:r>
         <w:rPr>
           <w:rFonts w:ascii="Consolas" w:hAnsi="Consolas"/>
-          <w:b w:val="0"/>
-          <w:i w:val="0"/>
           <w:color w:val="A31D4B"/>
           <w:sz w:val="18"/>
         </w:rPr>
         <w:t>&lt;last_topic&gt;</w:t>
       </w:r>
       <w:r>
-        <w:rPr>
-          <w:b w:val="0"/>
-          <w:i w:val="0"/>
-        </w:rPr>
         <w:t xml:space="preserve"> again in simpler terms…".</w:t>
       </w:r>
     </w:p>
@@ -1712,15 +1525,10 @@
       <w:r>
         <w:rPr>
           <w:b/>
-          <w:i w:val="0"/>
         </w:rPr>
         <w:t>Call the model</w:t>
       </w:r>
       <w:r>
-        <w:rPr>
-          <w:b w:val="0"/>
-          <w:i w:val="0"/>
-        </w:rPr>
         <w:t xml:space="preserve"> with the message, the last 8 exchanges, and a compact</w:t>
       </w:r>
     </w:p>
@@ -1730,10 +1538,6 @@
         <w:ind w:left="720"/>
       </w:pPr>
       <w:r>
-        <w:rPr>
-          <w:b w:val="0"/>
-          <w:i w:val="0"/>
-        </w:rPr>
         <w:t>learner profile. Retry policy per §6.</w:t>
       </w:r>
     </w:p>
@@ -1745,15 +1549,10 @@
       <w:r>
         <w:rPr>
           <w:b/>
-          <w:i w:val="0"/>
         </w:rPr>
         <w:t>Update state</w:t>
       </w:r>
       <w:r>
-        <w:rPr>
-          <w:b w:val="0"/>
-          <w:i w:val="0"/>
-        </w:rPr>
         <w:t xml:space="preserve"> — level, topics, counters, transcript (§5).</w:t>
       </w:r>
     </w:p>
@@ -1765,15 +1564,10 @@
       <w:r>
         <w:rPr>
           <w:b/>
-          <w:i w:val="0"/>
         </w:rPr>
         <w:t>Respond</w:t>
       </w:r>
       <w:r>
-        <w:rPr>
-          <w:b w:val="0"/>
-          <w:i w:val="0"/>
-        </w:rPr>
         <w:t xml:space="preserve"> with the answer, which agent handled it, the source</w:t>
       </w:r>
     </w:p>
@@ -1783,73 +1577,48 @@
         <w:ind w:left="720"/>
       </w:pPr>
       <w:r>
-        <w:rPr>
-          <w:b w:val="0"/>
-          <w:i w:val="0"/>
-        </w:rPr>
         <w:t>(</w:t>
       </w:r>
       <w:r>
         <w:rPr>
           <w:rFonts w:ascii="Consolas" w:hAnsi="Consolas"/>
-          <w:b w:val="0"/>
-          <w:i w:val="0"/>
           <w:color w:val="A31D4B"/>
           <w:sz w:val="18"/>
         </w:rPr>
         <w:t>gemini</w:t>
       </w:r>
       <w:r>
-        <w:rPr>
-          <w:b w:val="0"/>
-          <w:i w:val="0"/>
-        </w:rPr>
         <w:t xml:space="preserve"> / </w:t>
       </w:r>
       <w:r>
         <w:rPr>
           <w:rFonts w:ascii="Consolas" w:hAnsi="Consolas"/>
-          <w:b w:val="0"/>
-          <w:i w:val="0"/>
           <w:color w:val="A31D4B"/>
           <w:sz w:val="18"/>
         </w:rPr>
         <w:t>local</w:t>
       </w:r>
       <w:r>
-        <w:rPr>
-          <w:b w:val="0"/>
-          <w:i w:val="0"/>
-        </w:rPr>
         <w:t xml:space="preserve"> / </w:t>
       </w:r>
       <w:r>
         <w:rPr>
           <w:rFonts w:ascii="Consolas" w:hAnsi="Consolas"/>
-          <w:b w:val="0"/>
-          <w:i w:val="0"/>
           <w:color w:val="A31D4B"/>
           <w:sz w:val="18"/>
         </w:rPr>
         <w:t>fallback</w:t>
       </w:r>
       <w:r>
-        <w:rPr>
-          <w:b w:val="0"/>
-          <w:i w:val="0"/>
-        </w:rPr>
         <w:t>), the model used, and the public context.</w:t>
       </w:r>
     </w:p>
     <w:p>
       <w:pPr>
         <w:pStyle w:val="Heading3"/>
+        <w:keepNext/>
       </w:pPr>
       <w:r>
-        <w:rPr>
-          <w:b w:val="0"/>
-          <w:i w:val="0"/>
-        </w:rPr>
         <w:t>Runtime modes</w:t>
       </w:r>
     </w:p>
@@ -1858,7 +1627,6 @@
         <w:tblStyle w:val="LightGrid-Accent1"/>
         <w:tblW w:type="auto" w:w="0"/>
         <w:jc w:val="center"/>
-        <w:tblLayout w:type="autofit"/>
         <w:tblLook w:firstColumn="1" w:firstRow="1" w:lastColumn="0" w:lastRow="0" w:noHBand="0" w:noVBand="1" w:val="04A0"/>
       </w:tblPr>
       <w:tblGrid>
@@ -1873,7 +1641,7 @@
           </w:tcPr>
           <w:p>
             <w:pPr>
-              <w:spacing w:after="40" w:before="40"/>
+              <w:spacing w:before="40" w:after="40"/>
             </w:pPr>
             <w:r>
               <w:rPr>
@@ -1883,7 +1651,6 @@
             <w:r>
               <w:rPr>
                 <w:b/>
-                <w:i w:val="0"/>
                 <w:sz w:val="18"/>
               </w:rPr>
               <w:t>Mode</w:t>
@@ -1896,7 +1663,7 @@
           </w:tcPr>
           <w:p>
             <w:pPr>
-              <w:spacing w:after="40" w:before="40"/>
+              <w:spacing w:before="40" w:after="40"/>
             </w:pPr>
             <w:r>
               <w:rPr>
@@ -1906,7 +1673,6 @@
             <w:r>
               <w:rPr>
                 <w:b/>
-                <w:i w:val="0"/>
                 <w:sz w:val="18"/>
               </w:rPr>
               <w:t>Trigger</w:t>
@@ -1919,7 +1685,7 @@
           </w:tcPr>
           <w:p>
             <w:pPr>
-              <w:spacing w:after="40" w:before="40"/>
+              <w:spacing w:before="40" w:after="40"/>
             </w:pPr>
             <w:r>
               <w:rPr>
@@ -1929,7 +1695,6 @@
             <w:r>
               <w:rPr>
                 <w:b/>
-                <w:i w:val="0"/>
                 <w:sz w:val="18"/>
               </w:rPr>
               <w:t>Behaviour</w:t>
@@ -1944,7 +1709,7 @@
           </w:tcPr>
           <w:p>
             <w:pPr>
-              <w:spacing w:after="40" w:before="40"/>
+              <w:spacing w:before="40" w:after="40"/>
             </w:pPr>
             <w:r>
               <w:rPr>
@@ -1954,8 +1719,6 @@
             <w:r>
               <w:rPr>
                 <w:rFonts w:ascii="Consolas" w:hAnsi="Consolas"/>
-                <w:b w:val="0"/>
-                <w:i w:val="0"/>
                 <w:color w:val="A31D4B"/>
                 <w:sz w:val="18"/>
               </w:rPr>
@@ -1969,7 +1732,7 @@
           </w:tcPr>
           <w:p>
             <w:pPr>
-              <w:spacing w:after="40" w:before="40"/>
+              <w:spacing w:before="40" w:after="40"/>
             </w:pPr>
             <w:r>
               <w:rPr>
@@ -1979,8 +1742,6 @@
             <w:r>
               <w:rPr>
                 <w:rFonts w:ascii="Consolas" w:hAnsi="Consolas"/>
-                <w:b w:val="0"/>
-                <w:i w:val="0"/>
                 <w:color w:val="A31D4B"/>
                 <w:sz w:val="18"/>
               </w:rPr>
@@ -1988,8 +1749,6 @@
             </w:r>
             <w:r>
               <w:rPr>
-                <w:b w:val="0"/>
-                <w:i w:val="0"/>
                 <w:sz w:val="18"/>
               </w:rPr>
               <w:t>, or no credentials</w:t>
@@ -2002,7 +1761,7 @@
           </w:tcPr>
           <w:p>
             <w:pPr>
-              <w:spacing w:after="40" w:before="40"/>
+              <w:spacing w:before="40" w:after="40"/>
             </w:pPr>
             <w:r>
               <w:rPr>
@@ -2011,8 +1770,6 @@
             </w:r>
             <w:r>
               <w:rPr>
-                <w:b w:val="0"/>
-                <w:i w:val="0"/>
                 <w:sz w:val="18"/>
               </w:rPr>
               <w:t>Deterministic content from the tool functions. No network. Powers the test suite.</w:t>
@@ -2027,7 +1784,7 @@
           </w:tcPr>
           <w:p>
             <w:pPr>
-              <w:spacing w:after="40" w:before="40"/>
+              <w:spacing w:before="40" w:after="40"/>
             </w:pPr>
             <w:r>
               <w:rPr>
@@ -2037,8 +1794,6 @@
             <w:r>
               <w:rPr>
                 <w:rFonts w:ascii="Consolas" w:hAnsi="Consolas"/>
-                <w:b w:val="0"/>
-                <w:i w:val="0"/>
                 <w:color w:val="A31D4B"/>
                 <w:sz w:val="18"/>
               </w:rPr>
@@ -2052,7 +1807,7 @@
           </w:tcPr>
           <w:p>
             <w:pPr>
-              <w:spacing w:after="40" w:before="40"/>
+              <w:spacing w:before="40" w:after="40"/>
             </w:pPr>
             <w:r>
               <w:rPr>
@@ -2062,8 +1817,6 @@
             <w:r>
               <w:rPr>
                 <w:rFonts w:ascii="Consolas" w:hAnsi="Consolas"/>
-                <w:b w:val="0"/>
-                <w:i w:val="0"/>
                 <w:color w:val="A31D4B"/>
                 <w:sz w:val="18"/>
               </w:rPr>
@@ -2077,7 +1830,7 @@
           </w:tcPr>
           <w:p>
             <w:pPr>
-              <w:spacing w:after="40" w:before="40"/>
+              <w:spacing w:before="40" w:after="40"/>
             </w:pPr>
             <w:r>
               <w:rPr>
@@ -2086,8 +1839,6 @@
             </w:r>
             <w:r>
               <w:rPr>
-                <w:b w:val="0"/>
-                <w:i w:val="0"/>
                 <w:sz w:val="18"/>
               </w:rPr>
               <w:t xml:space="preserve">Vertex client. Checked </w:t>
@@ -2095,15 +1846,12 @@
             <w:r>
               <w:rPr>
                 <w:b/>
-                <w:i w:val="0"/>
                 <w:sz w:val="18"/>
               </w:rPr>
               <w:t>before</w:t>
             </w:r>
             <w:r>
               <w:rPr>
-                <w:b w:val="0"/>
-                <w:i w:val="0"/>
                 <w:sz w:val="18"/>
               </w:rPr>
               <w:t xml:space="preserve"> the API key so a stale local </w:t>
@@ -2111,8 +1859,6 @@
             <w:r>
               <w:rPr>
                 <w:rFonts w:ascii="Consolas" w:hAnsi="Consolas"/>
-                <w:b w:val="0"/>
-                <w:i w:val="0"/>
                 <w:color w:val="A31D4B"/>
                 <w:sz w:val="18"/>
               </w:rPr>
@@ -2120,8 +1866,6 @@
             </w:r>
             <w:r>
               <w:rPr>
-                <w:b w:val="0"/>
-                <w:i w:val="0"/>
                 <w:sz w:val="18"/>
               </w:rPr>
               <w:t xml:space="preserve"> cannot override a deployment.</w:t>
@@ -2136,7 +1880,7 @@
           </w:tcPr>
           <w:p>
             <w:pPr>
-              <w:spacing w:after="40" w:before="40"/>
+              <w:spacing w:before="40" w:after="40"/>
             </w:pPr>
             <w:r>
               <w:rPr>
@@ -2146,8 +1890,6 @@
             <w:r>
               <w:rPr>
                 <w:rFonts w:ascii="Consolas" w:hAnsi="Consolas"/>
-                <w:b w:val="0"/>
-                <w:i w:val="0"/>
                 <w:color w:val="A31D4B"/>
                 <w:sz w:val="18"/>
               </w:rPr>
@@ -2161,7 +1903,7 @@
           </w:tcPr>
           <w:p>
             <w:pPr>
-              <w:spacing w:after="40" w:before="40"/>
+              <w:spacing w:before="40" w:after="40"/>
             </w:pPr>
             <w:r>
               <w:rPr>
@@ -2171,8 +1913,6 @@
             <w:r>
               <w:rPr>
                 <w:rFonts w:ascii="Consolas" w:hAnsi="Consolas"/>
-                <w:b w:val="0"/>
-                <w:i w:val="0"/>
                 <w:color w:val="A31D4B"/>
                 <w:sz w:val="18"/>
               </w:rPr>
@@ -2180,8 +1920,6 @@
             </w:r>
             <w:r>
               <w:rPr>
-                <w:b w:val="0"/>
-                <w:i w:val="0"/>
                 <w:sz w:val="18"/>
               </w:rPr>
               <w:t xml:space="preserve"> set</w:t>
@@ -2194,7 +1932,7 @@
           </w:tcPr>
           <w:p>
             <w:pPr>
-              <w:spacing w:after="40" w:before="40"/>
+              <w:spacing w:before="40" w:after="40"/>
             </w:pPr>
             <w:r>
               <w:rPr>
@@ -2203,8 +1941,6 @@
             </w:r>
             <w:r>
               <w:rPr>
-                <w:b w:val="0"/>
-                <w:i w:val="0"/>
                 <w:sz w:val="18"/>
               </w:rPr>
               <w:t>Direct Gemini API client.</w:t>
@@ -2226,12 +1962,9 @@
     <w:p>
       <w:pPr>
         <w:pStyle w:val="Heading2"/>
+        <w:keepNext/>
       </w:pPr>
       <w:r>
-        <w:rPr>
-          <w:b w:val="0"/>
-          <w:i w:val="0"/>
-        </w:rPr>
         <w:t>4. The router</w:t>
       </w:r>
     </w:p>
@@ -2239,18 +1972,12 @@
       <w:r>
         <w:rPr>
           <w:rFonts w:ascii="Consolas" w:hAnsi="Consolas"/>
-          <w:b w:val="0"/>
-          <w:i w:val="0"/>
           <w:color w:val="A31D4B"/>
           <w:sz w:val="18"/>
         </w:rPr>
         <w:t>determine_agent()</w:t>
       </w:r>
       <w:r>
-        <w:rPr>
-          <w:b w:val="0"/>
-          <w:i w:val="0"/>
-        </w:rPr>
         <w:t xml:space="preserve"> checks rules in order; first match wins:</w:t>
       </w:r>
     </w:p>
@@ -2260,16 +1987,11 @@
         <w:spacing w:after="60"/>
       </w:pPr>
       <w:r>
-        <w:rPr>
-          <w:b w:val="0"/>
-          <w:i w:val="0"/>
-        </w:rPr>
         <w:t xml:space="preserve">Rephrase signals ("simpler", "explain again") → </w:t>
       </w:r>
       <w:r>
         <w:rPr>
           <w:b/>
-          <w:i w:val="0"/>
         </w:rPr>
         <w:t>teaching</w:t>
       </w:r>
@@ -2280,16 +2002,11 @@
         <w:spacing w:after="60"/>
       </w:pPr>
       <w:r>
-        <w:rPr>
-          <w:b w:val="0"/>
-          <w:i w:val="0"/>
-        </w:rPr>
         <w:t xml:space="preserve">Explicit keyword request → </w:t>
       </w:r>
       <w:r>
         <w:rPr>
           <w:b/>
-          <w:i w:val="0"/>
         </w:rPr>
         <w:t>practice / curriculum / progress / teaching / assessment</w:t>
       </w:r>
@@ -2300,16 +2017,11 @@
         <w:spacing w:after="60"/>
       </w:pPr>
       <w:r>
-        <w:rPr>
-          <w:b w:val="0"/>
-          <w:i w:val="0"/>
-        </w:rPr>
         <w:t xml:space="preserve">Stuck signals ("I don't know", "confused") → </w:t>
       </w:r>
       <w:r>
         <w:rPr>
           <w:b/>
-          <w:i w:val="0"/>
         </w:rPr>
         <w:t>teaching</w:t>
       </w:r>
@@ -2320,16 +2032,11 @@
         <w:spacing w:after="60"/>
       </w:pPr>
       <w:r>
-        <w:rPr>
-          <w:b w:val="0"/>
-          <w:i w:val="0"/>
-        </w:rPr>
         <w:t xml:space="preserve">Bare greeting with no request → </w:t>
       </w:r>
       <w:r>
         <w:rPr>
           <w:b/>
-          <w:i w:val="0"/>
         </w:rPr>
         <w:t>assessment</w:t>
       </w:r>
@@ -2340,16 +2047,11 @@
         <w:spacing w:after="60"/>
       </w:pPr>
       <w:r>
-        <w:rPr>
-          <w:b w:val="0"/>
-          <w:i w:val="0"/>
-        </w:rPr>
         <w:t xml:space="preserve">"I want to start learning Python" → </w:t>
       </w:r>
       <w:r>
         <w:rPr>
           <w:b/>
-          <w:i w:val="0"/>
         </w:rPr>
         <w:t>curriculum</w:t>
       </w:r>
@@ -2360,16 +2062,11 @@
         <w:spacing w:after="60"/>
       </w:pPr>
       <w:r>
-        <w:rPr>
-          <w:b w:val="0"/>
-          <w:i w:val="0"/>
-        </w:rPr>
         <w:t xml:space="preserve">Unknown level in the first few turns → </w:t>
       </w:r>
       <w:r>
         <w:rPr>
           <w:b/>
-          <w:i w:val="0"/>
         </w:rPr>
         <w:t>assessment</w:t>
       </w:r>
@@ -2380,47 +2077,29 @@
         <w:spacing w:after="60"/>
       </w:pPr>
       <w:r>
-        <w:rPr>
-          <w:b w:val="0"/>
-          <w:i w:val="0"/>
-        </w:rPr>
         <w:t xml:space="preserve">Otherwise → </w:t>
       </w:r>
       <w:r>
         <w:rPr>
           <w:b/>
-          <w:i w:val="0"/>
         </w:rPr>
         <w:t>teaching</w:t>
       </w:r>
       <w:r>
-        <w:rPr>
-          <w:b w:val="0"/>
-          <w:i w:val="0"/>
-        </w:rPr>
         <w:t xml:space="preserve"> early, </w:t>
       </w:r>
       <w:r>
         <w:rPr>
           <w:b/>
-          <w:i w:val="0"/>
         </w:rPr>
         <w:t>practice</w:t>
       </w:r>
       <w:r>
-        <w:rPr>
-          <w:b w:val="0"/>
-          <w:i w:val="0"/>
-        </w:rPr>
         <w:t xml:space="preserve"> once ground is covered</w:t>
       </w:r>
     </w:p>
     <w:p>
       <w:r>
-        <w:rPr>
-          <w:b w:val="0"/>
-          <w:i w:val="0"/>
-        </w:rPr>
         <w:t>Two properties of this ordering are load-bearing:</w:t>
       </w:r>
     </w:p>
@@ -2428,101 +2107,64 @@
       <w:r>
         <w:rPr>
           <w:b/>
-          <w:i w:val="0"/>
         </w:rPr>
         <w:t>Keywords match on word boundaries.</w:t>
       </w:r>
       <w:r>
-        <w:rPr>
-          <w:b w:val="0"/>
-          <w:i w:val="0"/>
-        </w:rPr>
         <w:t xml:space="preserve"> Plain substring matching sent "give me an</w:t>
       </w:r>
     </w:p>
     <w:p>
       <w:r>
-        <w:rPr>
-          <w:b w:val="0"/>
-          <w:i w:val="0"/>
-        </w:rPr>
         <w:t xml:space="preserve">explanation" to the curriculum agent, because </w:t>
       </w:r>
       <w:r>
         <w:rPr>
           <w:rFonts w:ascii="Consolas" w:hAnsi="Consolas"/>
-          <w:b w:val="0"/>
-          <w:i w:val="0"/>
           <w:color w:val="A31D4B"/>
           <w:sz w:val="18"/>
         </w:rPr>
         <w:t>"explanation"</w:t>
       </w:r>
       <w:r>
-        <w:rPr>
-          <w:b w:val="0"/>
-          <w:i w:val="0"/>
-        </w:rPr>
         <w:t xml:space="preserve"> contains </w:t>
       </w:r>
       <w:r>
         <w:rPr>
           <w:rFonts w:ascii="Consolas" w:hAnsi="Consolas"/>
-          <w:b w:val="0"/>
-          <w:i w:val="0"/>
           <w:color w:val="A31D4B"/>
           <w:sz w:val="18"/>
         </w:rPr>
         <w:t>"plan"</w:t>
       </w:r>
       <w:r>
-        <w:rPr>
-          <w:b w:val="0"/>
-          <w:i w:val="0"/>
-        </w:rPr>
         <w:t>.</w:t>
       </w:r>
     </w:p>
     <w:p>
       <w:r>
-        <w:rPr>
-          <w:b w:val="0"/>
-          <w:i w:val="0"/>
-        </w:rPr>
         <w:t xml:space="preserve">Likewise </w:t>
       </w:r>
       <w:r>
         <w:rPr>
           <w:rFonts w:ascii="Consolas" w:hAnsi="Consolas"/>
-          <w:b w:val="0"/>
-          <w:i w:val="0"/>
           <w:color w:val="A31D4B"/>
           <w:sz w:val="18"/>
         </w:rPr>
         <w:t>"multitask"</w:t>
       </w:r>
       <w:r>
-        <w:rPr>
-          <w:b w:val="0"/>
-          <w:i w:val="0"/>
-        </w:rPr>
         <w:t xml:space="preserve"> contained </w:t>
       </w:r>
       <w:r>
         <w:rPr>
           <w:rFonts w:ascii="Consolas" w:hAnsi="Consolas"/>
-          <w:b w:val="0"/>
-          <w:i w:val="0"/>
           <w:color w:val="A31D4B"/>
           <w:sz w:val="18"/>
         </w:rPr>
         <w:t>"task"</w:t>
       </w:r>
       <w:r>
-        <w:rPr>
-          <w:b w:val="0"/>
-          <w:i w:val="0"/>
-        </w:rPr>
         <w:t xml:space="preserve"> and routed to practice.</w:t>
       </w:r>
     </w:p>
@@ -2530,117 +2172,69 @@
       <w:r>
         <w:rPr>
           <w:b/>
-          <w:i w:val="0"/>
         </w:rPr>
         <w:t>An explicit request outranks a greeting.</w:t>
       </w:r>
       <w:r>
-        <w:rPr>
-          <w:b w:val="0"/>
-          <w:i w:val="0"/>
-        </w:rPr>
         <w:t xml:space="preserve"> Checking the greeting first meant</w:t>
       </w:r>
     </w:p>
     <w:p>
       <w:r>
-        <w:rPr>
-          <w:b w:val="0"/>
-          <w:i w:val="0"/>
-        </w:rPr>
         <w:t>"hello, give me a practice exercise on loops" was treated as a bare hello and</w:t>
       </w:r>
     </w:p>
     <w:p>
       <w:r>
-        <w:rPr>
-          <w:b w:val="0"/>
-          <w:i w:val="0"/>
-        </w:rPr>
         <w:t>answered with an assessment, silently discarding the request.</w:t>
       </w:r>
     </w:p>
     <w:p>
       <w:r>
-        <w:rPr>
-          <w:b w:val="0"/>
-          <w:i w:val="0"/>
-        </w:rPr>
         <w:t>Rule 6 is gated on conversation length. Without that gate, a learner whose level</w:t>
       </w:r>
     </w:p>
     <w:p>
       <w:r>
-        <w:rPr>
-          <w:b w:val="0"/>
-          <w:i w:val="0"/>
-        </w:rPr>
         <w:t>was never established had every unmatched question turned into yet another</w:t>
       </w:r>
     </w:p>
     <w:p>
       <w:r>
-        <w:rPr>
-          <w:b w:val="0"/>
-          <w:i w:val="0"/>
-        </w:rPr>
         <w:t>assessment.</w:t>
       </w:r>
     </w:p>
     <w:p>
       <w:pPr>
         <w:pStyle w:val="Heading3"/>
+        <w:keepNext/>
       </w:pPr>
       <w:r>
-        <w:rPr>
-          <w:b w:val="0"/>
-          <w:i w:val="0"/>
-        </w:rPr>
         <w:t>Known limits</w:t>
       </w:r>
     </w:p>
     <w:p>
       <w:r>
-        <w:rPr>
-          <w:b w:val="0"/>
-          <w:i w:val="0"/>
-        </w:rPr>
         <w:t>This is a keyword router, not an intent classifier. It cannot handle negation</w:t>
       </w:r>
     </w:p>
     <w:p>
       <w:r>
-        <w:rPr>
-          <w:b w:val="0"/>
-          <w:i w:val="0"/>
-        </w:rPr>
         <w:t>("I *don't* want practice"), and a message that matches two agents resolves by</w:t>
       </w:r>
     </w:p>
     <w:p>
       <w:r>
-        <w:rPr>
-          <w:b w:val="0"/>
-          <w:i w:val="0"/>
-        </w:rPr>
         <w:t>table order rather than by what the learner emphasised. A classifier — or a</w:t>
       </w:r>
     </w:p>
     <w:p>
       <w:r>
-        <w:rPr>
-          <w:b w:val="0"/>
-          <w:i w:val="0"/>
-        </w:rPr>
         <w:t>small model call for routing — is the natural next step. The tests document the</w:t>
       </w:r>
     </w:p>
     <w:p>
       <w:r>
-        <w:rPr>
-          <w:b w:val="0"/>
-          <w:i w:val="0"/>
-        </w:rPr>
         <w:t>current behaviour precisely enough to make that swap safely.</w:t>
       </w:r>
     </w:p>
@@ -2652,71 +2246,48 @@
     <w:p>
       <w:pPr>
         <w:pStyle w:val="Heading2"/>
+        <w:keepNext/>
       </w:pPr>
       <w:r>
-        <w:rPr>
-          <w:b w:val="0"/>
-          <w:i w:val="0"/>
-        </w:rPr>
         <w:t>5. Learner memory</w:t>
       </w:r>
     </w:p>
     <w:p>
       <w:r>
-        <w:rPr>
-          <w:b w:val="0"/>
-          <w:i w:val="0"/>
-        </w:rPr>
         <w:t xml:space="preserve">Held in </w:t>
       </w:r>
       <w:r>
         <w:rPr>
           <w:rFonts w:ascii="Consolas" w:hAnsi="Consolas"/>
-          <w:b w:val="0"/>
-          <w:i w:val="0"/>
           <w:color w:val="A31D4B"/>
           <w:sz w:val="18"/>
         </w:rPr>
         <w:t>coordinator.user_contexts</w:t>
       </w:r>
       <w:r>
-        <w:rPr>
-          <w:b w:val="0"/>
-          <w:i w:val="0"/>
-        </w:rPr>
         <w:t>, keyed by user ID, optionally mirrored to</w:t>
       </w:r>
     </w:p>
     <w:p>
       <w:r>
-        <w:rPr>
-          <w:b w:val="0"/>
-          <w:i w:val="0"/>
-        </w:rPr>
         <w:t xml:space="preserve">Firestore under </w:t>
       </w:r>
       <w:r>
         <w:rPr>
           <w:rFonts w:ascii="Consolas" w:hAnsi="Consolas"/>
-          <w:b w:val="0"/>
-          <w:i w:val="0"/>
           <w:color w:val="A31D4B"/>
           <w:sz w:val="18"/>
         </w:rPr>
         <w:t>users/{user_id}</w:t>
       </w:r>
       <w:r>
-        <w:rPr>
-          <w:b w:val="0"/>
-          <w:i w:val="0"/>
-        </w:rPr>
         <w:t>:</w:t>
       </w:r>
     </w:p>
     <w:p>
       <w:pPr>
         <w:pStyle w:val="CodeBlock"/>
-        <w:spacing w:after="0" w:before="80"/>
+        <w:spacing w:before="100" w:after="0"/>
         <w:shd w:val="clear" w:fill="F2F4F7"/>
       </w:pPr>
       <w:r>
@@ -2726,7 +2297,7 @@
     <w:p>
       <w:pPr>
         <w:pStyle w:val="CodeBlock"/>
-        <w:spacing w:after="0" w:before="0"/>
+        <w:spacing w:before="0" w:after="0"/>
         <w:shd w:val="clear" w:fill="F2F4F7"/>
       </w:pPr>
       <w:r>
@@ -2736,7 +2307,7 @@
     <w:p>
       <w:pPr>
         <w:pStyle w:val="CodeBlock"/>
-        <w:spacing w:after="0" w:before="0"/>
+        <w:spacing w:before="0" w:after="0"/>
         <w:shd w:val="clear" w:fill="F2F4F7"/>
       </w:pPr>
       <w:r>
@@ -2746,7 +2317,7 @@
     <w:p>
       <w:pPr>
         <w:pStyle w:val="CodeBlock"/>
-        <w:spacing w:after="0" w:before="0"/>
+        <w:spacing w:before="0" w:after="0"/>
         <w:shd w:val="clear" w:fill="F2F4F7"/>
       </w:pPr>
       <w:r>
@@ -2756,7 +2327,7 @@
     <w:p>
       <w:pPr>
         <w:pStyle w:val="CodeBlock"/>
-        <w:spacing w:after="0" w:before="0"/>
+        <w:spacing w:before="0" w:after="0"/>
         <w:shd w:val="clear" w:fill="F2F4F7"/>
       </w:pPr>
       <w:r>
@@ -2766,7 +2337,7 @@
     <w:p>
       <w:pPr>
         <w:pStyle w:val="CodeBlock"/>
-        <w:spacing w:after="0" w:before="0"/>
+        <w:spacing w:before="0" w:after="0"/>
         <w:shd w:val="clear" w:fill="F2F4F7"/>
       </w:pPr>
       <w:r>
@@ -2776,7 +2347,7 @@
     <w:p>
       <w:pPr>
         <w:pStyle w:val="CodeBlock"/>
-        <w:spacing w:after="0" w:before="0"/>
+        <w:spacing w:before="0" w:after="0"/>
         <w:shd w:val="clear" w:fill="F2F4F7"/>
       </w:pPr>
       <w:r>
@@ -2786,7 +2357,7 @@
     <w:p>
       <w:pPr>
         <w:pStyle w:val="CodeBlock"/>
-        <w:spacing w:after="0" w:before="0"/>
+        <w:spacing w:before="0" w:after="0"/>
         <w:shd w:val="clear" w:fill="F2F4F7"/>
       </w:pPr>
       <w:r>
@@ -2796,7 +2367,7 @@
     <w:p>
       <w:pPr>
         <w:pStyle w:val="CodeBlock"/>
-        <w:spacing w:after="0" w:before="0"/>
+        <w:spacing w:before="0" w:after="0"/>
         <w:shd w:val="clear" w:fill="F2F4F7"/>
       </w:pPr>
       <w:r>
@@ -2806,7 +2377,7 @@
     <w:p>
       <w:pPr>
         <w:pStyle w:val="CodeBlock"/>
-        <w:spacing w:after="0" w:before="0"/>
+        <w:spacing w:before="0" w:after="0"/>
         <w:shd w:val="clear" w:fill="F2F4F7"/>
       </w:pPr>
       <w:r>
@@ -2816,7 +2387,7 @@
     <w:p>
       <w:pPr>
         <w:pStyle w:val="CodeBlock"/>
-        <w:spacing w:after="0" w:before="0"/>
+        <w:spacing w:before="0" w:after="0"/>
         <w:shd w:val="clear" w:fill="F2F4F7"/>
       </w:pPr>
       <w:r>
@@ -2826,7 +2397,7 @@
     <w:p>
       <w:pPr>
         <w:pStyle w:val="CodeBlock"/>
-        <w:spacing w:after="0" w:before="0"/>
+        <w:spacing w:before="0" w:after="0"/>
         <w:shd w:val="clear" w:fill="F2F4F7"/>
       </w:pPr>
       <w:r>
@@ -2836,7 +2407,7 @@
     <w:p>
       <w:pPr>
         <w:pStyle w:val="CodeBlock"/>
-        <w:spacing w:after="0" w:before="0"/>
+        <w:spacing w:before="0" w:after="0"/>
         <w:shd w:val="clear" w:fill="F2F4F7"/>
       </w:pPr>
       <w:r>
@@ -2846,7 +2417,7 @@
     <w:p>
       <w:pPr>
         <w:pStyle w:val="CodeBlock"/>
-        <w:spacing w:after="0" w:before="0"/>
+        <w:spacing w:before="0" w:after="0"/>
         <w:shd w:val="clear" w:fill="F2F4F7"/>
       </w:pPr>
       <w:r>
@@ -2856,7 +2427,7 @@
     <w:p>
       <w:pPr>
         <w:pStyle w:val="CodeBlock"/>
-        <w:spacing w:after="160" w:before="0"/>
+        <w:spacing w:before="0" w:after="180"/>
         <w:shd w:val="clear" w:fill="F2F4F7"/>
       </w:pPr>
       <w:r>
@@ -2865,69 +2436,40 @@
     </w:p>
     <w:p>
       <w:r>
-        <w:rPr>
-          <w:b w:val="0"/>
-          <w:i w:val="0"/>
-        </w:rPr>
         <w:t xml:space="preserve">What is sent to the model each turn: the </w:t>
       </w:r>
       <w:r>
         <w:rPr>
           <w:b/>
-          <w:i w:val="0"/>
         </w:rPr>
         <w:t>last 8 exchanges</w:t>
       </w:r>
       <w:r>
-        <w:rPr>
-          <w:b w:val="0"/>
-          <w:i w:val="0"/>
-        </w:rPr>
         <w:t xml:space="preserve"> plus a rendered</w:t>
       </w:r>
     </w:p>
     <w:p>
       <w:r>
-        <w:rPr>
-          <w:b w:val="0"/>
-          <w:i w:val="0"/>
-        </w:rPr>
         <w:t>profile summary. Bounding it keeps token cost predictable while still supporting</w:t>
       </w:r>
     </w:p>
     <w:p>
       <w:r>
-        <w:rPr>
-          <w:b w:val="0"/>
-          <w:i w:val="0"/>
-        </w:rPr>
         <w:t>real follow-ups. Without this, each turn was answered cold — the reason</w:t>
       </w:r>
     </w:p>
     <w:p>
       <w:r>
-        <w:rPr>
-          <w:b w:val="0"/>
-          <w:i w:val="0"/>
-        </w:rPr>
         <w:t>"explain that again" used to restart from a different topic.</w:t>
       </w:r>
     </w:p>
     <w:p>
       <w:r>
-        <w:rPr>
-          <w:b w:val="0"/>
-          <w:i w:val="0"/>
-        </w:rPr>
         <w:t>Four rules govern how state is derived, each one correcting a way the original</w:t>
       </w:r>
     </w:p>
     <w:p>
       <w:r>
-        <w:rPr>
-          <w:b w:val="0"/>
-          <w:i w:val="0"/>
-        </w:rPr>
         <w:t>version misrepresented the learner:</w:t>
       </w:r>
     </w:p>
@@ -2935,15 +2477,10 @@
       <w:r>
         <w:rPr>
           <w:b/>
-          <w:i w:val="0"/>
         </w:rPr>
         <w:t>Level comes from an explicit marker.</w:t>
       </w:r>
       <w:r>
-        <w:rPr>
-          <w:b w:val="0"/>
-          <w:i w:val="0"/>
-        </w:rPr>
         <w:t xml:space="preserve"> The assessment agent ends its reply with</w:t>
       </w:r>
     </w:p>
@@ -2951,62 +2488,38 @@
       <w:r>
         <w:rPr>
           <w:rFonts w:ascii="Consolas" w:hAnsi="Consolas"/>
-          <w:b w:val="0"/>
-          <w:i w:val="0"/>
           <w:color w:val="A31D4B"/>
           <w:sz w:val="18"/>
         </w:rPr>
         <w:t>Skill Level: &lt;level&gt;</w:t>
       </w:r>
       <w:r>
-        <w:rPr>
-          <w:b w:val="0"/>
-          <w:i w:val="0"/>
-        </w:rPr>
         <w:t>. Scanning the prose instead is unreliable because an</w:t>
       </w:r>
     </w:p>
     <w:p>
       <w:r>
-        <w:rPr>
-          <w:b w:val="0"/>
-          <w:i w:val="0"/>
-        </w:rPr>
         <w:t>assessment reply normally names all three levels — so a learner saying "I'm an</w:t>
       </w:r>
     </w:p>
     <w:p>
       <w:r>
-        <w:rPr>
-          <w:b w:val="0"/>
-          <w:i w:val="0"/>
-        </w:rPr>
         <w:t xml:space="preserve">expert with 10 years" was classified </w:t>
       </w:r>
       <w:r>
         <w:rPr>
           <w:rFonts w:ascii="Consolas" w:hAnsi="Consolas"/>
-          <w:b w:val="0"/>
-          <w:i w:val="0"/>
           <w:color w:val="A31D4B"/>
           <w:sz w:val="18"/>
         </w:rPr>
         <w:t>beginner</w:t>
       </w:r>
       <w:r>
-        <w:rPr>
-          <w:b w:val="0"/>
-          <w:i w:val="0"/>
-        </w:rPr>
         <w:t>. If the marker is missing, the</w:t>
       </w:r>
     </w:p>
     <w:p>
       <w:r>
-        <w:rPr>
-          <w:b w:val="0"/>
-          <w:i w:val="0"/>
-        </w:rPr>
         <w:t>learner's own self-description is parsed as a fallback.</w:t>
       </w:r>
     </w:p>
@@ -3014,33 +2527,20 @@
       <w:r>
         <w:rPr>
           <w:b/>
-          <w:i w:val="0"/>
         </w:rPr>
         <w:t>Topics come from what the learner asked</w:t>
       </w:r>
       <w:r>
-        <w:rPr>
-          <w:b w:val="0"/>
-          <w:i w:val="0"/>
-        </w:rPr>
         <w:t>, and only teaching and practice turns</w:t>
       </w:r>
     </w:p>
     <w:p>
       <w:r>
-        <w:rPr>
-          <w:b w:val="0"/>
-          <w:i w:val="0"/>
-        </w:rPr>
         <w:t>count as studying. Harvesting topics from any reply meant a roadmap that merely</w:t>
       </w:r>
     </w:p>
     <w:p>
       <w:r>
-        <w:rPr>
-          <w:b w:val="0"/>
-          <w:i w:val="0"/>
-        </w:rPr>
         <w:t>*recommended* loops marked loops as learned.</w:t>
       </w:r>
     </w:p>
@@ -3048,22 +2548,15 @@
       <w:r>
         <w:rPr>
           <w:b/>
-          <w:i w:val="0"/>
         </w:rPr>
         <w:t>Delivered and completed exercises are separate.</w:t>
       </w:r>
       <w:r>
-        <w:rPr>
-          <w:b w:val="0"/>
-          <w:i w:val="0"/>
-        </w:rPr>
         <w:t xml:space="preserve"> </w:t>
       </w:r>
       <w:r>
         <w:rPr>
           <w:rFonts w:ascii="Consolas" w:hAnsi="Consolas"/>
-          <w:b w:val="0"/>
-          <w:i w:val="0"/>
           <w:color w:val="A31D4B"/>
           <w:sz w:val="18"/>
         </w:rPr>
@@ -3072,36 +2565,22 @@
     </w:p>
     <w:p>
       <w:r>
-        <w:rPr>
-          <w:b w:val="0"/>
-          <w:i w:val="0"/>
-        </w:rPr>
         <w:t xml:space="preserve">increments when the coach hands one out; </w:t>
       </w:r>
       <w:r>
         <w:rPr>
           <w:rFonts w:ascii="Consolas" w:hAnsi="Consolas"/>
-          <w:b w:val="0"/>
-          <w:i w:val="0"/>
           <w:color w:val="A31D4B"/>
           <w:sz w:val="18"/>
         </w:rPr>
         <w:t>exercises_completed</w:t>
       </w:r>
       <w:r>
-        <w:rPr>
-          <w:b w:val="0"/>
-          <w:i w:val="0"/>
-        </w:rPr>
         <w:t xml:space="preserve"> only when the</w:t>
       </w:r>
     </w:p>
     <w:p>
       <w:r>
-        <w:rPr>
-          <w:b w:val="0"/>
-          <w:i w:val="0"/>
-        </w:rPr>
         <w:t>learner says they finished. One counter conflated work offered with work done.</w:t>
       </w:r>
     </w:p>
@@ -3109,85 +2588,52 @@
       <w:r>
         <w:rPr>
           <w:b/>
-          <w:i w:val="0"/>
         </w:rPr>
         <w:t>Topic aliases match on both boundaries.</w:t>
       </w:r>
       <w:r>
-        <w:rPr>
-          <w:b w:val="0"/>
-          <w:i w:val="0"/>
-        </w:rPr>
         <w:t xml:space="preserve"> A leading boundary alone let "listen"</w:t>
       </w:r>
     </w:p>
     <w:p>
       <w:r>
-        <w:rPr>
-          <w:b w:val="0"/>
-          <w:i w:val="0"/>
-        </w:rPr>
         <w:t xml:space="preserve">match </w:t>
       </w:r>
       <w:r>
         <w:rPr>
           <w:rFonts w:ascii="Consolas" w:hAnsi="Consolas"/>
-          <w:b w:val="0"/>
-          <w:i w:val="0"/>
           <w:color w:val="A31D4B"/>
           <w:sz w:val="18"/>
         </w:rPr>
         <w:t>list</w:t>
       </w:r>
       <w:r>
-        <w:rPr>
-          <w:b w:val="0"/>
-          <w:i w:val="0"/>
-        </w:rPr>
         <w:t xml:space="preserve"> and "classify" match </w:t>
       </w:r>
       <w:r>
         <w:rPr>
           <w:rFonts w:ascii="Consolas" w:hAnsi="Consolas"/>
-          <w:b w:val="0"/>
-          <w:i w:val="0"/>
           <w:color w:val="A31D4B"/>
           <w:sz w:val="18"/>
         </w:rPr>
         <w:t>class</w:t>
       </w:r>
       <w:r>
-        <w:rPr>
-          <w:b w:val="0"/>
-          <w:i w:val="0"/>
-        </w:rPr>
         <w:t>.</w:t>
       </w:r>
     </w:p>
     <w:p>
       <w:r>
-        <w:rPr>
-          <w:b w:val="0"/>
-          <w:i w:val="0"/>
-        </w:rPr>
         <w:t>Persistence is best-effort throughout: Firestore read and write failures are</w:t>
       </w:r>
     </w:p>
     <w:p>
       <w:r>
-        <w:rPr>
-          <w:b w:val="0"/>
-          <w:i w:val="0"/>
-        </w:rPr>
         <w:t>logged and swallowed, so losing the database degrades the coach to in-memory</w:t>
       </w:r>
     </w:p>
     <w:p>
       <w:r>
-        <w:rPr>
-          <w:b w:val="0"/>
-          <w:i w:val="0"/>
-        </w:rPr>
         <w:t>sessions rather than taking it down.</w:t>
       </w:r>
     </w:p>
@@ -3199,141 +2645,85 @@
     <w:p>
       <w:pPr>
         <w:pStyle w:val="Heading2"/>
+        <w:keepNext/>
       </w:pPr>
       <w:r>
-        <w:rPr>
-          <w:b w:val="0"/>
-          <w:i w:val="0"/>
-        </w:rPr>
         <w:t>6. Failure handling</w:t>
       </w:r>
     </w:p>
     <w:p>
       <w:r>
-        <w:rPr>
-          <w:b w:val="0"/>
-          <w:i w:val="0"/>
-        </w:rPr>
         <w:t>This is the part that most affected perceived quality, so it is worth stating</w:t>
       </w:r>
     </w:p>
     <w:p>
       <w:r>
-        <w:rPr>
-          <w:b w:val="0"/>
-          <w:i w:val="0"/>
-        </w:rPr>
         <w:t>plainly what went wrong. Every failure was retried three times with 0.6/1.2/2.4s</w:t>
       </w:r>
     </w:p>
     <w:p>
       <w:r>
-        <w:rPr>
-          <w:b w:val="0"/>
-          <w:i w:val="0"/>
-        </w:rPr>
         <w:t xml:space="preserve">backoff, </w:t>
       </w:r>
       <w:r>
         <w:rPr>
           <w:b/>
-          <w:i w:val="0"/>
         </w:rPr>
         <w:t>including errors no retry can fix</w:t>
       </w:r>
       <w:r>
-        <w:rPr>
-          <w:b w:val="0"/>
-          <w:i w:val="0"/>
-        </w:rPr>
         <w:t>, and each attempt spent real API</w:t>
       </w:r>
     </w:p>
     <w:p>
       <w:r>
-        <w:rPr>
-          <w:b w:val="0"/>
-          <w:i w:val="0"/>
-        </w:rPr>
         <w:t>quota. One learner message therefore cost three requests, and the Gemini free</w:t>
       </w:r>
     </w:p>
     <w:p>
       <w:r>
-        <w:rPr>
-          <w:b w:val="0"/>
-          <w:i w:val="0"/>
-        </w:rPr>
         <w:t>tier — roughly 20 requests per day per model — was exhausted in about six</w:t>
       </w:r>
     </w:p>
     <w:p>
       <w:r>
-        <w:rPr>
-          <w:b w:val="0"/>
-          <w:i w:val="0"/>
-        </w:rPr>
         <w:t xml:space="preserve">messages. The server was answering </w:t>
       </w:r>
       <w:r>
         <w:rPr>
           <w:rFonts w:ascii="Consolas" w:hAnsi="Consolas"/>
-          <w:b w:val="0"/>
-          <w:i w:val="0"/>
           <w:color w:val="A31D4B"/>
           <w:sz w:val="18"/>
         </w:rPr>
         <w:t>"Please retry in 16.2s"</w:t>
       </w:r>
       <w:r>
-        <w:rPr>
-          <w:b w:val="0"/>
-          <w:i w:val="0"/>
-        </w:rPr>
         <w:t xml:space="preserve"> while the code</w:t>
       </w:r>
     </w:p>
     <w:p>
       <w:r>
-        <w:rPr>
-          <w:b w:val="0"/>
-          <w:i w:val="0"/>
-        </w:rPr>
         <w:t xml:space="preserve">retried after 0.6s. The resulting </w:t>
       </w:r>
       <w:r>
         <w:rPr>
           <w:rFonts w:ascii="Consolas" w:hAnsi="Consolas"/>
-          <w:b w:val="0"/>
-          <w:i w:val="0"/>
           <w:color w:val="A31D4B"/>
           <w:sz w:val="18"/>
         </w:rPr>
         <w:t>429</w:t>
       </w:r>
       <w:r>
-        <w:rPr>
-          <w:b w:val="0"/>
-          <w:i w:val="0"/>
-        </w:rPr>
         <w:t xml:space="preserve"> was then replaced with the generic string</w:t>
       </w:r>
     </w:p>
     <w:p>
       <w:r>
-        <w:rPr>
-          <w:b w:val="0"/>
-          <w:i w:val="0"/>
-        </w:rPr>
         <w:t>"Gemini is unavailable right now", so the cause was invisible.</w:t>
       </w:r>
     </w:p>
     <w:p>
       <w:r>
-        <w:rPr>
-          <w:b w:val="0"/>
-          <w:i w:val="0"/>
-        </w:rPr>
         <w:t>Errors are now classified before anything is decided:</w:t>
       </w:r>
     </w:p>
@@ -3342,7 +2732,6 @@
         <w:tblStyle w:val="LightGrid-Accent1"/>
         <w:tblW w:type="auto" w:w="0"/>
         <w:jc w:val="center"/>
-        <w:tblLayout w:type="autofit"/>
         <w:tblLook w:firstColumn="1" w:firstRow="1" w:lastColumn="0" w:lastRow="0" w:noHBand="0" w:noVBand="1" w:val="04A0"/>
       </w:tblPr>
       <w:tblGrid>
@@ -3358,7 +2747,7 @@
           </w:tcPr>
           <w:p>
             <w:pPr>
-              <w:spacing w:after="40" w:before="40"/>
+              <w:spacing w:before="40" w:after="40"/>
             </w:pPr>
             <w:r>
               <w:rPr>
@@ -3368,7 +2757,6 @@
             <w:r>
               <w:rPr>
                 <w:b/>
-                <w:i w:val="0"/>
                 <w:sz w:val="18"/>
               </w:rPr>
               <w:t>Kind</w:t>
@@ -3381,7 +2769,7 @@
           </w:tcPr>
           <w:p>
             <w:pPr>
-              <w:spacing w:after="40" w:before="40"/>
+              <w:spacing w:before="40" w:after="40"/>
             </w:pPr>
             <w:r>
               <w:rPr>
@@ -3391,7 +2779,6 @@
             <w:r>
               <w:rPr>
                 <w:b/>
-                <w:i w:val="0"/>
                 <w:sz w:val="18"/>
               </w:rPr>
               <w:t>Retry?</w:t>
@@ -3404,7 +2791,7 @@
           </w:tcPr>
           <w:p>
             <w:pPr>
-              <w:spacing w:after="40" w:before="40"/>
+              <w:spacing w:before="40" w:after="40"/>
             </w:pPr>
             <w:r>
               <w:rPr>
@@ -3414,7 +2801,6 @@
             <w:r>
               <w:rPr>
                 <w:b/>
-                <w:i w:val="0"/>
                 <w:sz w:val="18"/>
               </w:rPr>
               <w:t>Try another model?</w:t>
@@ -3427,7 +2813,7 @@
           </w:tcPr>
           <w:p>
             <w:pPr>
-              <w:spacing w:after="40" w:before="40"/>
+              <w:spacing w:before="40" w:after="40"/>
             </w:pPr>
             <w:r>
               <w:rPr>
@@ -3437,7 +2823,6 @@
             <w:r>
               <w:rPr>
                 <w:b/>
-                <w:i w:val="0"/>
                 <w:sz w:val="18"/>
               </w:rPr>
               <w:t>Rationale</w:t>
@@ -3452,7 +2837,7 @@
           </w:tcPr>
           <w:p>
             <w:pPr>
-              <w:spacing w:after="40" w:before="40"/>
+              <w:spacing w:before="40" w:after="40"/>
             </w:pPr>
             <w:r>
               <w:rPr>
@@ -3462,8 +2847,6 @@
             <w:r>
               <w:rPr>
                 <w:rFonts w:ascii="Consolas" w:hAnsi="Consolas"/>
-                <w:b w:val="0"/>
-                <w:i w:val="0"/>
                 <w:color w:val="A31D4B"/>
                 <w:sz w:val="18"/>
               </w:rPr>
@@ -3477,7 +2860,7 @@
           </w:tcPr>
           <w:p>
             <w:pPr>
-              <w:spacing w:after="40" w:before="40"/>
+              <w:spacing w:before="40" w:after="40"/>
             </w:pPr>
             <w:r>
               <w:rPr>
@@ -3486,8 +2869,6 @@
             </w:r>
             <w:r>
               <w:rPr>
-                <w:b w:val="0"/>
-                <w:i w:val="0"/>
                 <w:sz w:val="18"/>
               </w:rPr>
               <w:t>No</w:t>
@@ -3500,7 +2881,7 @@
           </w:tcPr>
           <w:p>
             <w:pPr>
-              <w:spacing w:after="40" w:before="40"/>
+              <w:spacing w:before="40" w:after="40"/>
             </w:pPr>
             <w:r>
               <w:rPr>
@@ -3509,8 +2890,6 @@
             </w:r>
             <w:r>
               <w:rPr>
-                <w:b w:val="0"/>
-                <w:i w:val="0"/>
                 <w:sz w:val="18"/>
               </w:rPr>
               <w:t>Yes</w:t>
@@ -3523,7 +2902,7 @@
           </w:tcPr>
           <w:p>
             <w:pPr>
-              <w:spacing w:after="40" w:before="40"/>
+              <w:spacing w:before="40" w:after="40"/>
             </w:pPr>
             <w:r>
               <w:rPr>
@@ -3532,8 +2911,6 @@
             </w:r>
             <w:r>
               <w:rPr>
-                <w:b w:val="0"/>
-                <w:i w:val="0"/>
                 <w:sz w:val="18"/>
               </w:rPr>
               <w:t>A daily cap will not clear inside a request.</w:t>
@@ -3548,7 +2925,7 @@
           </w:tcPr>
           <w:p>
             <w:pPr>
-              <w:spacing w:after="40" w:before="40"/>
+              <w:spacing w:before="40" w:after="40"/>
             </w:pPr>
             <w:r>
               <w:rPr>
@@ -3558,8 +2935,6 @@
             <w:r>
               <w:rPr>
                 <w:rFonts w:ascii="Consolas" w:hAnsi="Consolas"/>
-                <w:b w:val="0"/>
-                <w:i w:val="0"/>
                 <w:color w:val="A31D4B"/>
                 <w:sz w:val="18"/>
               </w:rPr>
@@ -3573,7 +2948,7 @@
           </w:tcPr>
           <w:p>
             <w:pPr>
-              <w:spacing w:after="40" w:before="40"/>
+              <w:spacing w:before="40" w:after="40"/>
             </w:pPr>
             <w:r>
               <w:rPr>
@@ -3582,8 +2957,6 @@
             </w:r>
             <w:r>
               <w:rPr>
-                <w:b w:val="0"/>
-                <w:i w:val="0"/>
                 <w:sz w:val="18"/>
               </w:rPr>
               <w:t>Once</w:t>
@@ -3596,7 +2969,7 @@
           </w:tcPr>
           <w:p>
             <w:pPr>
-              <w:spacing w:after="40" w:before="40"/>
+              <w:spacing w:before="40" w:after="40"/>
             </w:pPr>
             <w:r>
               <w:rPr>
@@ -3605,8 +2978,6 @@
             </w:r>
             <w:r>
               <w:rPr>
-                <w:b w:val="0"/>
-                <w:i w:val="0"/>
                 <w:sz w:val="18"/>
               </w:rPr>
               <w:t>Yes</w:t>
@@ -3619,7 +2990,7 @@
           </w:tcPr>
           <w:p>
             <w:pPr>
-              <w:spacing w:after="40" w:before="40"/>
+              <w:spacing w:before="40" w:after="40"/>
             </w:pPr>
             <w:r>
               <w:rPr>
@@ -3628,8 +2999,6 @@
             </w:r>
             <w:r>
               <w:rPr>
-                <w:b w:val="0"/>
-                <w:i w:val="0"/>
                 <w:sz w:val="18"/>
               </w:rPr>
               <w:t>A per-minute limit does clear.</w:t>
@@ -3644,7 +3013,7 @@
           </w:tcPr>
           <w:p>
             <w:pPr>
-              <w:spacing w:after="40" w:before="40"/>
+              <w:spacing w:before="40" w:after="40"/>
             </w:pPr>
             <w:r>
               <w:rPr>
@@ -3654,8 +3023,6 @@
             <w:r>
               <w:rPr>
                 <w:rFonts w:ascii="Consolas" w:hAnsi="Consolas"/>
-                <w:b w:val="0"/>
-                <w:i w:val="0"/>
                 <w:color w:val="A31D4B"/>
                 <w:sz w:val="18"/>
               </w:rPr>
@@ -3669,7 +3036,7 @@
           </w:tcPr>
           <w:p>
             <w:pPr>
-              <w:spacing w:after="40" w:before="40"/>
+              <w:spacing w:before="40" w:after="40"/>
             </w:pPr>
             <w:r>
               <w:rPr>
@@ -3678,8 +3045,6 @@
             </w:r>
             <w:r>
               <w:rPr>
-                <w:b w:val="0"/>
-                <w:i w:val="0"/>
                 <w:sz w:val="18"/>
               </w:rPr>
               <w:t>No</w:t>
@@ -3692,7 +3057,7 @@
           </w:tcPr>
           <w:p>
             <w:pPr>
-              <w:spacing w:after="40" w:before="40"/>
+              <w:spacing w:before="40" w:after="40"/>
             </w:pPr>
             <w:r>
               <w:rPr>
@@ -3701,8 +3066,6 @@
             </w:r>
             <w:r>
               <w:rPr>
-                <w:b w:val="0"/>
-                <w:i w:val="0"/>
                 <w:sz w:val="18"/>
               </w:rPr>
               <w:t>No</w:t>
@@ -3715,7 +3078,7 @@
           </w:tcPr>
           <w:p>
             <w:pPr>
-              <w:spacing w:after="40" w:before="40"/>
+              <w:spacing w:before="40" w:after="40"/>
             </w:pPr>
             <w:r>
               <w:rPr>
@@ -3724,8 +3087,6 @@
             </w:r>
             <w:r>
               <w:rPr>
-                <w:b w:val="0"/>
-                <w:i w:val="0"/>
                 <w:sz w:val="18"/>
               </w:rPr>
               <w:t>A different model will be rejected identically.</w:t>
@@ -3740,7 +3101,7 @@
           </w:tcPr>
           <w:p>
             <w:pPr>
-              <w:spacing w:after="40" w:before="40"/>
+              <w:spacing w:before="40" w:after="40"/>
             </w:pPr>
             <w:r>
               <w:rPr>
@@ -3750,8 +3111,6 @@
             <w:r>
               <w:rPr>
                 <w:rFonts w:ascii="Consolas" w:hAnsi="Consolas"/>
-                <w:b w:val="0"/>
-                <w:i w:val="0"/>
                 <w:color w:val="A31D4B"/>
                 <w:sz w:val="18"/>
               </w:rPr>
@@ -3765,7 +3124,7 @@
           </w:tcPr>
           <w:p>
             <w:pPr>
-              <w:spacing w:after="40" w:before="40"/>
+              <w:spacing w:before="40" w:after="40"/>
             </w:pPr>
             <w:r>
               <w:rPr>
@@ -3774,8 +3133,6 @@
             </w:r>
             <w:r>
               <w:rPr>
-                <w:b w:val="0"/>
-                <w:i w:val="0"/>
                 <w:sz w:val="18"/>
               </w:rPr>
               <w:t>No</w:t>
@@ -3788,7 +3145,7 @@
           </w:tcPr>
           <w:p>
             <w:pPr>
-              <w:spacing w:after="40" w:before="40"/>
+              <w:spacing w:before="40" w:after="40"/>
             </w:pPr>
             <w:r>
               <w:rPr>
@@ -3797,8 +3154,6 @@
             </w:r>
             <w:r>
               <w:rPr>
-                <w:b w:val="0"/>
-                <w:i w:val="0"/>
                 <w:sz w:val="18"/>
               </w:rPr>
               <w:t>Yes</w:t>
@@ -3811,7 +3166,7 @@
           </w:tcPr>
           <w:p>
             <w:pPr>
-              <w:spacing w:after="40" w:before="40"/>
+              <w:spacing w:before="40" w:after="40"/>
             </w:pPr>
             <w:r>
               <w:rPr>
@@ -3820,8 +3175,6 @@
             </w:r>
             <w:r>
               <w:rPr>
-                <w:b w:val="0"/>
-                <w:i w:val="0"/>
                 <w:sz w:val="18"/>
               </w:rPr>
               <w:t>The configured model is simply wrong.</w:t>
@@ -3836,7 +3189,7 @@
           </w:tcPr>
           <w:p>
             <w:pPr>
-              <w:spacing w:after="40" w:before="40"/>
+              <w:spacing w:before="40" w:after="40"/>
             </w:pPr>
             <w:r>
               <w:rPr>
@@ -3846,8 +3199,6 @@
             <w:r>
               <w:rPr>
                 <w:rFonts w:ascii="Consolas" w:hAnsi="Consolas"/>
-                <w:b w:val="0"/>
-                <w:i w:val="0"/>
                 <w:color w:val="A31D4B"/>
                 <w:sz w:val="18"/>
               </w:rPr>
@@ -3855,8 +3206,6 @@
             </w:r>
             <w:r>
               <w:rPr>
-                <w:b w:val="0"/>
-                <w:i w:val="0"/>
                 <w:sz w:val="18"/>
               </w:rPr>
               <w:t xml:space="preserve"> (5xx)</w:t>
@@ -3869,7 +3218,7 @@
           </w:tcPr>
           <w:p>
             <w:pPr>
-              <w:spacing w:after="40" w:before="40"/>
+              <w:spacing w:before="40" w:after="40"/>
             </w:pPr>
             <w:r>
               <w:rPr>
@@ -3878,8 +3227,6 @@
             </w:r>
             <w:r>
               <w:rPr>
-                <w:b w:val="0"/>
-                <w:i w:val="0"/>
                 <w:sz w:val="18"/>
               </w:rPr>
               <w:t>Once</w:t>
@@ -3892,7 +3239,7 @@
           </w:tcPr>
           <w:p>
             <w:pPr>
-              <w:spacing w:after="40" w:before="40"/>
+              <w:spacing w:before="40" w:after="40"/>
             </w:pPr>
             <w:r>
               <w:rPr>
@@ -3901,8 +3248,6 @@
             </w:r>
             <w:r>
               <w:rPr>
-                <w:b w:val="0"/>
-                <w:i w:val="0"/>
                 <w:sz w:val="18"/>
               </w:rPr>
               <w:t>Yes</w:t>
@@ -3915,7 +3260,7 @@
           </w:tcPr>
           <w:p>
             <w:pPr>
-              <w:spacing w:after="40" w:before="40"/>
+              <w:spacing w:before="40" w:after="40"/>
             </w:pPr>
             <w:r>
               <w:rPr>
@@ -3924,8 +3269,6 @@
             </w:r>
             <w:r>
               <w:rPr>
-                <w:b w:val="0"/>
-                <w:i w:val="0"/>
                 <w:sz w:val="18"/>
               </w:rPr>
               <w:t>Genuinely transient.</w:t>
@@ -3940,7 +3283,7 @@
           </w:tcPr>
           <w:p>
             <w:pPr>
-              <w:spacing w:after="40" w:before="40"/>
+              <w:spacing w:before="40" w:after="40"/>
             </w:pPr>
             <w:r>
               <w:rPr>
@@ -3950,8 +3293,6 @@
             <w:r>
               <w:rPr>
                 <w:rFonts w:ascii="Consolas" w:hAnsi="Consolas"/>
-                <w:b w:val="0"/>
-                <w:i w:val="0"/>
                 <w:color w:val="A31D4B"/>
                 <w:sz w:val="18"/>
               </w:rPr>
@@ -3965,7 +3306,7 @@
           </w:tcPr>
           <w:p>
             <w:pPr>
-              <w:spacing w:after="40" w:before="40"/>
+              <w:spacing w:before="40" w:after="40"/>
             </w:pPr>
             <w:r>
               <w:rPr>
@@ -3974,8 +3315,6 @@
             </w:r>
             <w:r>
               <w:rPr>
-                <w:b w:val="0"/>
-                <w:i w:val="0"/>
                 <w:sz w:val="18"/>
               </w:rPr>
               <w:t>—</w:t>
@@ -3988,7 +3327,7 @@
           </w:tcPr>
           <w:p>
             <w:pPr>
-              <w:spacing w:after="40" w:before="40"/>
+              <w:spacing w:before="40" w:after="40"/>
             </w:pPr>
             <w:r>
               <w:rPr>
@@ -3997,8 +3336,6 @@
             </w:r>
             <w:r>
               <w:rPr>
-                <w:b w:val="0"/>
-                <w:i w:val="0"/>
                 <w:sz w:val="18"/>
               </w:rPr>
               <w:t>Yes</w:t>
@@ -4011,7 +3348,7 @@
           </w:tcPr>
           <w:p>
             <w:pPr>
-              <w:spacing w:after="40" w:before="40"/>
+              <w:spacing w:before="40" w:after="40"/>
             </w:pPr>
             <w:r>
               <w:rPr>
@@ -4020,8 +3357,6 @@
             </w:r>
             <w:r>
               <w:rPr>
-                <w:b w:val="0"/>
-                <w:i w:val="0"/>
                 <w:sz w:val="18"/>
               </w:rPr>
               <w:t>A tool call with no narration is a blank bubble.</w:t>
@@ -4037,10 +3372,6 @@
     </w:p>
     <w:p>
       <w:r>
-        <w:rPr>
-          <w:b w:val="0"/>
-          <w:i w:val="0"/>
-        </w:rPr>
         <w:t>Three mechanisms follow from that classification:</w:t>
       </w:r>
     </w:p>
@@ -4048,33 +3379,20 @@
       <w:r>
         <w:rPr>
           <w:b/>
-          <w:i w:val="0"/>
         </w:rPr>
         <w:t>Honour the server's own retry hint.</w:t>
       </w:r>
       <w:r>
-        <w:rPr>
-          <w:b w:val="0"/>
-          <w:i w:val="0"/>
-        </w:rPr>
         <w:t xml:space="preserve"> Retrying sooner than the API asks</w:t>
       </w:r>
     </w:p>
     <w:p>
       <w:r>
-        <w:rPr>
-          <w:b w:val="0"/>
-          <w:i w:val="0"/>
-        </w:rPr>
         <w:t>guarantees another refusal *and* spends quota doing it. Hints longer than 5</w:t>
       </w:r>
     </w:p>
     <w:p>
       <w:r>
-        <w:rPr>
-          <w:b w:val="0"/>
-          <w:i w:val="0"/>
-        </w:rPr>
         <w:t>seconds skip the wait entirely — a learner is watching a spinner.</w:t>
       </w:r>
     </w:p>
@@ -4082,15 +3400,10 @@
       <w:r>
         <w:rPr>
           <w:b/>
-          <w:i w:val="0"/>
         </w:rPr>
         <w:t>Model fallback chain.</w:t>
       </w:r>
       <w:r>
-        <w:rPr>
-          <w:b w:val="0"/>
-          <w:i w:val="0"/>
-        </w:rPr>
         <w:t xml:space="preserve"> Free-tier quota is metered *per model*, so an exhausted</w:t>
       </w:r>
     </w:p>
@@ -4098,78 +3411,50 @@
       <w:r>
         <w:rPr>
           <w:rFonts w:ascii="Consolas" w:hAnsi="Consolas"/>
-          <w:b w:val="0"/>
-          <w:i w:val="0"/>
           <w:color w:val="A31D4B"/>
           <w:sz w:val="18"/>
         </w:rPr>
         <w:t>gemini-2.5-flash</w:t>
       </w:r>
       <w:r>
-        <w:rPr>
-          <w:b w:val="0"/>
-          <w:i w:val="0"/>
-        </w:rPr>
         <w:t xml:space="preserve"> transparently retries on </w:t>
       </w:r>
       <w:r>
         <w:rPr>
           <w:rFonts w:ascii="Consolas" w:hAnsi="Consolas"/>
-          <w:b w:val="0"/>
-          <w:i w:val="0"/>
           <w:color w:val="A31D4B"/>
           <w:sz w:val="18"/>
         </w:rPr>
         <w:t>gemini-2.5-flash-lite</w:t>
       </w:r>
       <w:r>
-        <w:rPr>
-          <w:b w:val="0"/>
-          <w:i w:val="0"/>
-        </w:rPr>
         <w:t>. Verified</w:t>
       </w:r>
     </w:p>
     <w:p>
       <w:r>
-        <w:rPr>
-          <w:b w:val="0"/>
-          <w:i w:val="0"/>
-        </w:rPr>
         <w:t xml:space="preserve">live: </w:t>
       </w:r>
       <w:r>
         <w:rPr>
           <w:rFonts w:ascii="Consolas" w:hAnsi="Consolas"/>
-          <w:b w:val="0"/>
-          <w:i w:val="0"/>
           <w:color w:val="A31D4B"/>
           <w:sz w:val="18"/>
         </w:rPr>
         <w:t>429</w:t>
       </w:r>
       <w:r>
-        <w:rPr>
-          <w:b w:val="0"/>
-          <w:i w:val="0"/>
-        </w:rPr>
         <w:t xml:space="preserve"> on the primary, </w:t>
       </w:r>
       <w:r>
         <w:rPr>
           <w:rFonts w:ascii="Consolas" w:hAnsi="Consolas"/>
-          <w:b w:val="0"/>
-          <w:i w:val="0"/>
           <w:color w:val="A31D4B"/>
           <w:sz w:val="18"/>
         </w:rPr>
         <w:t>200</w:t>
       </w:r>
       <w:r>
-        <w:rPr>
-          <w:b w:val="0"/>
-          <w:i w:val="0"/>
-        </w:rPr>
         <w:t xml:space="preserve"> on the fallback, within one request.</w:t>
       </w:r>
     </w:p>
@@ -4177,86 +3462,53 @@
       <w:r>
         <w:rPr>
           <w:b/>
-          <w:i w:val="0"/>
         </w:rPr>
         <w:t>Circuit breaker.</w:t>
       </w:r>
       <w:r>
-        <w:rPr>
-          <w:b w:val="0"/>
-          <w:i w:val="0"/>
-        </w:rPr>
         <w:t xml:space="preserve"> Two consecutive quota or auth failures pause API calls for</w:t>
       </w:r>
     </w:p>
     <w:p>
       <w:r>
-        <w:rPr>
-          <w:b w:val="0"/>
-          <w:i w:val="0"/>
-        </w:rPr>
         <w:t>120 seconds. Without it, every turn spends another request against a quota</w:t>
       </w:r>
     </w:p>
     <w:p>
       <w:r>
-        <w:rPr>
-          <w:b w:val="0"/>
-          <w:i w:val="0"/>
-        </w:rPr>
         <w:t>already known to be dead.</w:t>
       </w:r>
     </w:p>
     <w:p>
       <w:pPr>
         <w:pStyle w:val="Heading3"/>
+        <w:keepNext/>
       </w:pPr>
       <w:r>
-        <w:rPr>
-          <w:b w:val="0"/>
-          <w:i w:val="0"/>
-        </w:rPr>
         <w:t>Degrading honestly</w:t>
       </w:r>
     </w:p>
     <w:p>
       <w:r>
-        <w:rPr>
-          <w:b w:val="0"/>
-          <w:i w:val="0"/>
-        </w:rPr>
         <w:t>When Gemini cannot answer, the same tool functions serve deterministic content —</w:t>
       </w:r>
     </w:p>
     <w:p>
       <w:r>
-        <w:rPr>
-          <w:b w:val="0"/>
-          <w:i w:val="0"/>
-        </w:rPr>
         <w:t>so the coach still teaches, still sets exercises, still reports progress. The</w:t>
       </w:r>
     </w:p>
     <w:p>
       <w:r>
-        <w:rPr>
-          <w:b w:val="0"/>
-          <w:i w:val="0"/>
-        </w:rPr>
         <w:t xml:space="preserve">difference from before is that it says </w:t>
       </w:r>
       <w:r>
         <w:rPr>
           <w:b/>
-          <w:i w:val="0"/>
         </w:rPr>
         <w:t>why</w:t>
       </w:r>
       <w:r>
-        <w:rPr>
-          <w:b w:val="0"/>
-          <w:i w:val="0"/>
-        </w:rPr>
         <w:t>:</w:t>
       </w:r>
     </w:p>
@@ -4268,42 +3520,28 @@
       <w:r>
         <w:rPr>
           <w:rFonts w:ascii="Consolas" w:hAnsi="Consolas"/>
-          <w:b w:val="0"/>
-          <w:i w:val="0"/>
           <w:color w:val="A31D4B"/>
           <w:sz w:val="18"/>
         </w:rPr>
         <w:t>/chat</w:t>
       </w:r>
       <w:r>
-        <w:rPr>
-          <w:b w:val="0"/>
-          <w:i w:val="0"/>
-        </w:rPr>
         <w:t xml:space="preserve"> → </w:t>
       </w:r>
       <w:r>
         <w:rPr>
           <w:rFonts w:ascii="Consolas" w:hAnsi="Consolas"/>
-          <w:b w:val="0"/>
-          <w:i w:val="0"/>
           <w:color w:val="A31D4B"/>
           <w:sz w:val="18"/>
         </w:rPr>
         <w:t>degraded: true</w:t>
       </w:r>
       <w:r>
-        <w:rPr>
-          <w:b w:val="0"/>
-          <w:i w:val="0"/>
-        </w:rPr>
         <w:t xml:space="preserve">, </w:t>
       </w:r>
       <w:r>
         <w:rPr>
           <w:rFonts w:ascii="Consolas" w:hAnsi="Consolas"/>
-          <w:b w:val="0"/>
-          <w:i w:val="0"/>
           <w:color w:val="A31D4B"/>
           <w:sz w:val="18"/>
         </w:rPr>
@@ -4318,59 +3556,39 @@
       <w:r>
         <w:rPr>
           <w:rFonts w:ascii="Consolas" w:hAnsi="Consolas"/>
-          <w:b w:val="0"/>
-          <w:i w:val="0"/>
           <w:color w:val="A31D4B"/>
           <w:sz w:val="18"/>
         </w:rPr>
         <w:t>/health</w:t>
       </w:r>
       <w:r>
-        <w:rPr>
-          <w:b w:val="0"/>
-          <w:i w:val="0"/>
-        </w:rPr>
         <w:t xml:space="preserve"> → </w:t>
       </w:r>
       <w:r>
         <w:rPr>
           <w:rFonts w:ascii="Consolas" w:hAnsi="Consolas"/>
-          <w:b w:val="0"/>
-          <w:i w:val="0"/>
           <w:color w:val="A31D4B"/>
           <w:sz w:val="18"/>
         </w:rPr>
         <w:t>degraded</w:t>
       </w:r>
       <w:r>
-        <w:rPr>
-          <w:b w:val="0"/>
-          <w:i w:val="0"/>
-        </w:rPr>
         <w:t xml:space="preserve">, </w:t>
       </w:r>
       <w:r>
         <w:rPr>
           <w:rFonts w:ascii="Consolas" w:hAnsi="Consolas"/>
-          <w:b w:val="0"/>
-          <w:i w:val="0"/>
           <w:color w:val="A31D4B"/>
           <w:sz w:val="18"/>
         </w:rPr>
         <w:t>api_paused</w:t>
       </w:r>
       <w:r>
-        <w:rPr>
-          <w:b w:val="0"/>
-          <w:i w:val="0"/>
-        </w:rPr>
         <w:t xml:space="preserve">, </w:t>
       </w:r>
       <w:r>
         <w:rPr>
           <w:rFonts w:ascii="Consolas" w:hAnsi="Consolas"/>
-          <w:b w:val="0"/>
-          <w:i w:val="0"/>
           <w:color w:val="A31D4B"/>
           <w:sz w:val="18"/>
         </w:rPr>
@@ -4383,10 +3601,6 @@
         <w:spacing w:after="60"/>
       </w:pPr>
       <w:r>
-        <w:rPr>
-          <w:b w:val="0"/>
-          <w:i w:val="0"/>
-        </w:rPr>
         <w:t>The UI shows a banner explaining the cause and the remedy</w:t>
       </w:r>
     </w:p>
@@ -4394,122 +3608,76 @@
       <w:r>
         <w:rPr>
           <w:rFonts w:ascii="Consolas" w:hAnsi="Consolas"/>
-          <w:b w:val="0"/>
-          <w:i w:val="0"/>
           <w:color w:val="A31D4B"/>
           <w:sz w:val="18"/>
         </w:rPr>
         <w:t>/health</w:t>
       </w:r>
       <w:r>
-        <w:rPr>
-          <w:b w:val="0"/>
-          <w:i w:val="0"/>
-        </w:rPr>
         <w:t xml:space="preserve"> deliberately stays </w:t>
       </w:r>
       <w:r>
         <w:rPr>
           <w:rFonts w:ascii="Consolas" w:hAnsi="Consolas"/>
-          <w:b w:val="0"/>
-          <w:i w:val="0"/>
           <w:color w:val="A31D4B"/>
           <w:sz w:val="18"/>
         </w:rPr>
         <w:t>200</w:t>
       </w:r>
       <w:r>
-        <w:rPr>
-          <w:b w:val="0"/>
-          <w:i w:val="0"/>
-        </w:rPr>
         <w:t xml:space="preserve"> while degraded. Returning </w:t>
       </w:r>
       <w:r>
         <w:rPr>
           <w:rFonts w:ascii="Consolas" w:hAnsi="Consolas"/>
-          <w:b w:val="0"/>
-          <w:i w:val="0"/>
           <w:color w:val="A31D4B"/>
           <w:sz w:val="18"/>
         </w:rPr>
         <w:t>503</w:t>
       </w:r>
       <w:r>
-        <w:rPr>
-          <w:b w:val="0"/>
-          <w:i w:val="0"/>
-        </w:rPr>
         <w:t xml:space="preserve"> would make</w:t>
       </w:r>
     </w:p>
     <w:p>
       <w:r>
-        <w:rPr>
-          <w:b w:val="0"/>
-          <w:i w:val="0"/>
-        </w:rPr>
         <w:t>Cloud Run recycle the instance, and restarting an instance cannot refill an API</w:t>
       </w:r>
     </w:p>
     <w:p>
       <w:r>
-        <w:rPr>
-          <w:b w:val="0"/>
-          <w:i w:val="0"/>
-        </w:rPr>
         <w:t>quota.</w:t>
       </w:r>
     </w:p>
     <w:p>
       <w:r>
-        <w:rPr>
-          <w:b w:val="0"/>
-          <w:i w:val="0"/>
-        </w:rPr>
         <w:t>The fallback content reads real learner state. Previously the progress report</w:t>
       </w:r>
     </w:p>
     <w:p>
       <w:r>
-        <w:rPr>
-          <w:b w:val="0"/>
-          <w:i w:val="0"/>
-        </w:rPr>
         <w:t xml:space="preserve">hard-coded </w:t>
       </w:r>
       <w:r>
         <w:rPr>
           <w:rFonts w:ascii="Consolas" w:hAnsi="Consolas"/>
-          <w:b w:val="0"/>
-          <w:i w:val="0"/>
           <w:color w:val="A31D4B"/>
           <w:sz w:val="18"/>
         </w:rPr>
         <w:t>topics_learned="variables, loops"</w:t>
       </w:r>
       <w:r>
-        <w:rPr>
-          <w:b w:val="0"/>
-          <w:i w:val="0"/>
-        </w:rPr>
         <w:t xml:space="preserve">, </w:t>
       </w:r>
       <w:r>
         <w:rPr>
           <w:rFonts w:ascii="Consolas" w:hAnsi="Consolas"/>
-          <w:b w:val="0"/>
-          <w:i w:val="0"/>
           <w:color w:val="A31D4B"/>
           <w:sz w:val="18"/>
         </w:rPr>
         <w:t>exercises_completed=3</w:t>
       </w:r>
       <w:r>
-        <w:rPr>
-          <w:b w:val="0"/>
-          <w:i w:val="0"/>
-        </w:rPr>
         <w:t>,</w:t>
       </w:r>
     </w:p>
@@ -4517,27 +3685,17 @@
       <w:r>
         <w:rPr>
           <w:rFonts w:ascii="Consolas" w:hAnsi="Consolas"/>
-          <w:b w:val="0"/>
-          <w:i w:val="0"/>
           <w:color w:val="A31D4B"/>
           <w:sz w:val="18"/>
         </w:rPr>
         <w:t>days_active=7</w:t>
       </w:r>
       <w:r>
-        <w:rPr>
-          <w:b w:val="0"/>
-          <w:i w:val="0"/>
-        </w:rPr>
         <w:t xml:space="preserve"> and reported those numbers to every learner regardless of what</w:t>
       </w:r>
     </w:p>
     <w:p>
       <w:r>
-        <w:rPr>
-          <w:b w:val="0"/>
-          <w:i w:val="0"/>
-        </w:rPr>
         <w:t>they had done.</w:t>
       </w:r>
     </w:p>
@@ -4549,12 +3707,9 @@
     <w:p>
       <w:pPr>
         <w:pStyle w:val="Heading2"/>
+        <w:keepNext/>
       </w:pPr>
       <w:r>
-        <w:rPr>
-          <w:b w:val="0"/>
-          <w:i w:val="0"/>
-        </w:rPr>
         <w:t>7. HTTP interface</w:t>
       </w:r>
     </w:p>
@@ -4563,7 +3718,6 @@
         <w:tblStyle w:val="LightGrid-Accent1"/>
         <w:tblW w:type="auto" w:w="0"/>
         <w:jc w:val="center"/>
-        <w:tblLayout w:type="autofit"/>
         <w:tblLook w:firstColumn="1" w:firstRow="1" w:lastColumn="0" w:lastRow="0" w:noHBand="0" w:noVBand="1" w:val="04A0"/>
       </w:tblPr>
       <w:tblGrid>
@@ -4578,7 +3732,7 @@
           </w:tcPr>
           <w:p>
             <w:pPr>
-              <w:spacing w:after="40" w:before="40"/>
+              <w:spacing w:before="40" w:after="40"/>
             </w:pPr>
             <w:r>
               <w:rPr>
@@ -4588,7 +3742,6 @@
             <w:r>
               <w:rPr>
                 <w:b/>
-                <w:i w:val="0"/>
                 <w:sz w:val="18"/>
               </w:rPr>
               <w:t>Method</w:t>
@@ -4601,7 +3754,7 @@
           </w:tcPr>
           <w:p>
             <w:pPr>
-              <w:spacing w:after="40" w:before="40"/>
+              <w:spacing w:before="40" w:after="40"/>
             </w:pPr>
             <w:r>
               <w:rPr>
@@ -4611,7 +3764,6 @@
             <w:r>
               <w:rPr>
                 <w:b/>
-                <w:i w:val="0"/>
                 <w:sz w:val="18"/>
               </w:rPr>
               <w:t>Path</w:t>
@@ -4624,7 +3776,7 @@
           </w:tcPr>
           <w:p>
             <w:pPr>
-              <w:spacing w:after="40" w:before="40"/>
+              <w:spacing w:before="40" w:after="40"/>
             </w:pPr>
             <w:r>
               <w:rPr>
@@ -4634,7 +3786,6 @@
             <w:r>
               <w:rPr>
                 <w:b/>
-                <w:i w:val="0"/>
                 <w:sz w:val="18"/>
               </w:rPr>
               <w:t>Purpose</w:t>
@@ -4649,7 +3800,7 @@
           </w:tcPr>
           <w:p>
             <w:pPr>
-              <w:spacing w:after="40" w:before="40"/>
+              <w:spacing w:before="40" w:after="40"/>
             </w:pPr>
             <w:r>
               <w:rPr>
@@ -4659,8 +3810,6 @@
             <w:r>
               <w:rPr>
                 <w:rFonts w:ascii="Consolas" w:hAnsi="Consolas"/>
-                <w:b w:val="0"/>
-                <w:i w:val="0"/>
                 <w:color w:val="A31D4B"/>
                 <w:sz w:val="18"/>
               </w:rPr>
@@ -4674,7 +3823,7 @@
           </w:tcPr>
           <w:p>
             <w:pPr>
-              <w:spacing w:after="40" w:before="40"/>
+              <w:spacing w:before="40" w:after="40"/>
             </w:pPr>
             <w:r>
               <w:rPr>
@@ -4684,8 +3833,6 @@
             <w:r>
               <w:rPr>
                 <w:rFonts w:ascii="Consolas" w:hAnsi="Consolas"/>
-                <w:b w:val="0"/>
-                <w:i w:val="0"/>
                 <w:color w:val="A31D4B"/>
                 <w:sz w:val="18"/>
               </w:rPr>
@@ -4699,7 +3846,7 @@
           </w:tcPr>
           <w:p>
             <w:pPr>
-              <w:spacing w:after="40" w:before="40"/>
+              <w:spacing w:before="40" w:after="40"/>
             </w:pPr>
             <w:r>
               <w:rPr>
@@ -4708,8 +3855,6 @@
             </w:r>
             <w:r>
               <w:rPr>
-                <w:b w:val="0"/>
-                <w:i w:val="0"/>
                 <w:sz w:val="18"/>
               </w:rPr>
               <w:t>Web UI</w:t>
@@ -4724,7 +3869,7 @@
           </w:tcPr>
           <w:p>
             <w:pPr>
-              <w:spacing w:after="40" w:before="40"/>
+              <w:spacing w:before="40" w:after="40"/>
             </w:pPr>
             <w:r>
               <w:rPr>
@@ -4734,8 +3879,6 @@
             <w:r>
               <w:rPr>
                 <w:rFonts w:ascii="Consolas" w:hAnsi="Consolas"/>
-                <w:b w:val="0"/>
-                <w:i w:val="0"/>
                 <w:color w:val="A31D4B"/>
                 <w:sz w:val="18"/>
               </w:rPr>
@@ -4749,7 +3892,7 @@
           </w:tcPr>
           <w:p>
             <w:pPr>
-              <w:spacing w:after="40" w:before="40"/>
+              <w:spacing w:before="40" w:after="40"/>
             </w:pPr>
             <w:r>
               <w:rPr>
@@ -4759,8 +3902,6 @@
             <w:r>
               <w:rPr>
                 <w:rFonts w:ascii="Consolas" w:hAnsi="Consolas"/>
-                <w:b w:val="0"/>
-                <w:i w:val="0"/>
                 <w:color w:val="A31D4B"/>
                 <w:sz w:val="18"/>
               </w:rPr>
@@ -4774,7 +3915,7 @@
           </w:tcPr>
           <w:p>
             <w:pPr>
-              <w:spacing w:after="40" w:before="40"/>
+              <w:spacing w:before="40" w:after="40"/>
             </w:pPr>
             <w:r>
               <w:rPr>
@@ -4783,8 +3924,6 @@
             </w:r>
             <w:r>
               <w:rPr>
-                <w:b w:val="0"/>
-                <w:i w:val="0"/>
                 <w:sz w:val="18"/>
               </w:rPr>
               <w:t xml:space="preserve">Main entry point. </w:t>
@@ -4792,8 +3931,6 @@
             <w:r>
               <w:rPr>
                 <w:rFonts w:ascii="Consolas" w:hAnsi="Consolas"/>
-                <w:b w:val="0"/>
-                <w:i w:val="0"/>
                 <w:color w:val="A31D4B"/>
                 <w:sz w:val="18"/>
               </w:rPr>
@@ -4809,7 +3946,7 @@
           </w:tcPr>
           <w:p>
             <w:pPr>
-              <w:spacing w:after="40" w:before="40"/>
+              <w:spacing w:before="40" w:after="40"/>
             </w:pPr>
             <w:r>
               <w:rPr>
@@ -4819,8 +3956,6 @@
             <w:r>
               <w:rPr>
                 <w:rFonts w:ascii="Consolas" w:hAnsi="Consolas"/>
-                <w:b w:val="0"/>
-                <w:i w:val="0"/>
                 <w:color w:val="A31D4B"/>
                 <w:sz w:val="18"/>
               </w:rPr>
@@ -4834,7 +3969,7 @@
           </w:tcPr>
           <w:p>
             <w:pPr>
-              <w:spacing w:after="40" w:before="40"/>
+              <w:spacing w:before="40" w:after="40"/>
             </w:pPr>
             <w:r>
               <w:rPr>
@@ -4844,8 +3979,6 @@
             <w:r>
               <w:rPr>
                 <w:rFonts w:ascii="Consolas" w:hAnsi="Consolas"/>
-                <w:b w:val="0"/>
-                <w:i w:val="0"/>
                 <w:color w:val="A31D4B"/>
                 <w:sz w:val="18"/>
               </w:rPr>
@@ -4859,7 +3992,7 @@
           </w:tcPr>
           <w:p>
             <w:pPr>
-              <w:spacing w:after="40" w:before="40"/>
+              <w:spacing w:before="40" w:after="40"/>
             </w:pPr>
             <w:r>
               <w:rPr>
@@ -4868,8 +4001,6 @@
             </w:r>
             <w:r>
               <w:rPr>
-                <w:b w:val="0"/>
-                <w:i w:val="0"/>
                 <w:sz w:val="18"/>
               </w:rPr>
               <w:t>Liveness + degradation detail</w:t>
@@ -4884,7 +4015,7 @@
           </w:tcPr>
           <w:p>
             <w:pPr>
-              <w:spacing w:after="40" w:before="40"/>
+              <w:spacing w:before="40" w:after="40"/>
             </w:pPr>
             <w:r>
               <w:rPr>
@@ -4894,8 +4025,6 @@
             <w:r>
               <w:rPr>
                 <w:rFonts w:ascii="Consolas" w:hAnsi="Consolas"/>
-                <w:b w:val="0"/>
-                <w:i w:val="0"/>
                 <w:color w:val="A31D4B"/>
                 <w:sz w:val="18"/>
               </w:rPr>
@@ -4909,7 +4038,7 @@
           </w:tcPr>
           <w:p>
             <w:pPr>
-              <w:spacing w:after="40" w:before="40"/>
+              <w:spacing w:before="40" w:after="40"/>
             </w:pPr>
             <w:r>
               <w:rPr>
@@ -4919,8 +4048,6 @@
             <w:r>
               <w:rPr>
                 <w:rFonts w:ascii="Consolas" w:hAnsi="Consolas"/>
-                <w:b w:val="0"/>
-                <w:i w:val="0"/>
                 <w:color w:val="A31D4B"/>
                 <w:sz w:val="18"/>
               </w:rPr>
@@ -4934,7 +4061,7 @@
           </w:tcPr>
           <w:p>
             <w:pPr>
-              <w:spacing w:after="40" w:before="40"/>
+              <w:spacing w:before="40" w:after="40"/>
             </w:pPr>
             <w:r>
               <w:rPr>
@@ -4943,8 +4070,6 @@
             </w:r>
             <w:r>
               <w:rPr>
-                <w:b w:val="0"/>
-                <w:i w:val="0"/>
                 <w:sz w:val="18"/>
               </w:rPr>
               <w:t>Mode, model, agent list, for the UI badges</w:t>
@@ -4959,7 +4084,7 @@
           </w:tcPr>
           <w:p>
             <w:pPr>
-              <w:spacing w:after="40" w:before="40"/>
+              <w:spacing w:before="40" w:after="40"/>
             </w:pPr>
             <w:r>
               <w:rPr>
@@ -4969,8 +4094,6 @@
             <w:r>
               <w:rPr>
                 <w:rFonts w:ascii="Consolas" w:hAnsi="Consolas"/>
-                <w:b w:val="0"/>
-                <w:i w:val="0"/>
                 <w:color w:val="A31D4B"/>
                 <w:sz w:val="18"/>
               </w:rPr>
@@ -4984,7 +4107,7 @@
           </w:tcPr>
           <w:p>
             <w:pPr>
-              <w:spacing w:after="40" w:before="40"/>
+              <w:spacing w:before="40" w:after="40"/>
             </w:pPr>
             <w:r>
               <w:rPr>
@@ -4994,8 +4117,6 @@
             <w:r>
               <w:rPr>
                 <w:rFonts w:ascii="Consolas" w:hAnsi="Consolas"/>
-                <w:b w:val="0"/>
-                <w:i w:val="0"/>
                 <w:color w:val="A31D4B"/>
                 <w:sz w:val="18"/>
               </w:rPr>
@@ -5009,7 +4130,7 @@
           </w:tcPr>
           <w:p>
             <w:pPr>
-              <w:spacing w:after="40" w:before="40"/>
+              <w:spacing w:before="40" w:after="40"/>
             </w:pPr>
             <w:r>
               <w:rPr>
@@ -5018,8 +4139,6 @@
             </w:r>
             <w:r>
               <w:rPr>
-                <w:b w:val="0"/>
-                <w:i w:val="0"/>
                 <w:sz w:val="18"/>
               </w:rPr>
               <w:t>Public learner state</w:t>
@@ -5034,7 +4153,7 @@
           </w:tcPr>
           <w:p>
             <w:pPr>
-              <w:spacing w:after="40" w:before="40"/>
+              <w:spacing w:before="40" w:after="40"/>
             </w:pPr>
             <w:r>
               <w:rPr>
@@ -5044,8 +4163,6 @@
             <w:r>
               <w:rPr>
                 <w:rFonts w:ascii="Consolas" w:hAnsi="Consolas"/>
-                <w:b w:val="0"/>
-                <w:i w:val="0"/>
                 <w:color w:val="A31D4B"/>
                 <w:sz w:val="18"/>
               </w:rPr>
@@ -5059,7 +4176,7 @@
           </w:tcPr>
           <w:p>
             <w:pPr>
-              <w:spacing w:after="40" w:before="40"/>
+              <w:spacing w:before="40" w:after="40"/>
             </w:pPr>
             <w:r>
               <w:rPr>
@@ -5069,8 +4186,6 @@
             <w:r>
               <w:rPr>
                 <w:rFonts w:ascii="Consolas" w:hAnsi="Consolas"/>
-                <w:b w:val="0"/>
-                <w:i w:val="0"/>
                 <w:color w:val="A31D4B"/>
                 <w:sz w:val="18"/>
               </w:rPr>
@@ -5084,7 +4199,7 @@
           </w:tcPr>
           <w:p>
             <w:pPr>
-              <w:spacing w:after="40" w:before="40"/>
+              <w:spacing w:before="40" w:after="40"/>
             </w:pPr>
             <w:r>
               <w:rPr>
@@ -5093,8 +4208,6 @@
             </w:r>
             <w:r>
               <w:rPr>
-                <w:b w:val="0"/>
-                <w:i w:val="0"/>
                 <w:sz w:val="18"/>
               </w:rPr>
               <w:t>Clear one learner's context</w:t>
@@ -5112,25 +4225,19 @@
       <w:r>
         <w:rPr>
           <w:rFonts w:ascii="Consolas" w:hAnsi="Consolas"/>
-          <w:b w:val="0"/>
-          <w:i w:val="0"/>
           <w:color w:val="A31D4B"/>
           <w:sz w:val="18"/>
         </w:rPr>
         <w:t>/chat</w:t>
       </w:r>
       <w:r>
-        <w:rPr>
-          <w:b w:val="0"/>
-          <w:i w:val="0"/>
-        </w:rPr>
         <w:t xml:space="preserve"> response:</w:t>
       </w:r>
     </w:p>
     <w:p>
       <w:pPr>
         <w:pStyle w:val="CodeBlock"/>
-        <w:spacing w:after="0" w:before="80"/>
+        <w:spacing w:before="100" w:after="0"/>
         <w:shd w:val="clear" w:fill="F2F4F7"/>
       </w:pPr>
       <w:r>
@@ -5140,7 +4247,7 @@
     <w:p>
       <w:pPr>
         <w:pStyle w:val="CodeBlock"/>
-        <w:spacing w:after="0" w:before="0"/>
+        <w:spacing w:before="0" w:after="0"/>
         <w:shd w:val="clear" w:fill="F2F4F7"/>
       </w:pPr>
       <w:r>
@@ -5150,7 +4257,7 @@
     <w:p>
       <w:pPr>
         <w:pStyle w:val="CodeBlock"/>
-        <w:spacing w:after="0" w:before="0"/>
+        <w:spacing w:before="0" w:after="0"/>
         <w:shd w:val="clear" w:fill="F2F4F7"/>
       </w:pPr>
       <w:r>
@@ -5160,7 +4267,7 @@
     <w:p>
       <w:pPr>
         <w:pStyle w:val="CodeBlock"/>
-        <w:spacing w:after="0" w:before="0"/>
+        <w:spacing w:before="0" w:after="0"/>
         <w:shd w:val="clear" w:fill="F2F4F7"/>
       </w:pPr>
       <w:r>
@@ -5170,7 +4277,7 @@
     <w:p>
       <w:pPr>
         <w:pStyle w:val="CodeBlock"/>
-        <w:spacing w:after="0" w:before="0"/>
+        <w:spacing w:before="0" w:after="0"/>
         <w:shd w:val="clear" w:fill="F2F4F7"/>
       </w:pPr>
       <w:r>
@@ -5180,7 +4287,7 @@
     <w:p>
       <w:pPr>
         <w:pStyle w:val="CodeBlock"/>
-        <w:spacing w:after="0" w:before="0"/>
+        <w:spacing w:before="0" w:after="0"/>
         <w:shd w:val="clear" w:fill="F2F4F7"/>
       </w:pPr>
       <w:r>
@@ -5190,7 +4297,7 @@
     <w:p>
       <w:pPr>
         <w:pStyle w:val="CodeBlock"/>
-        <w:spacing w:after="0" w:before="0"/>
+        <w:spacing w:before="0" w:after="0"/>
         <w:shd w:val="clear" w:fill="F2F4F7"/>
       </w:pPr>
       <w:r>
@@ -5200,7 +4307,7 @@
     <w:p>
       <w:pPr>
         <w:pStyle w:val="CodeBlock"/>
-        <w:spacing w:after="0" w:before="0"/>
+        <w:spacing w:before="0" w:after="0"/>
         <w:shd w:val="clear" w:fill="F2F4F7"/>
       </w:pPr>
       <w:r>
@@ -5210,7 +4317,7 @@
     <w:p>
       <w:pPr>
         <w:pStyle w:val="CodeBlock"/>
-        <w:spacing w:after="160" w:before="0"/>
+        <w:spacing w:before="0" w:after="180"/>
         <w:shd w:val="clear" w:fill="F2F4F7"/>
       </w:pPr>
       <w:r>
@@ -5219,19 +4326,11 @@
     </w:p>
     <w:p>
       <w:r>
-        <w:rPr>
-          <w:b w:val="0"/>
-          <w:i w:val="0"/>
-        </w:rPr>
         <w:t>Internal exception text is never returned to the browser; it is logged and</w:t>
       </w:r>
     </w:p>
     <w:p>
       <w:r>
-        <w:rPr>
-          <w:b w:val="0"/>
-          <w:i w:val="0"/>
-        </w:rPr>
         <w:t>replaced with a generic message.</w:t>
       </w:r>
     </w:p>
@@ -5243,30 +4342,19 @@
     <w:p>
       <w:pPr>
         <w:pStyle w:val="Heading2"/>
+        <w:keepNext/>
       </w:pPr>
       <w:r>
-        <w:rPr>
-          <w:b w:val="0"/>
-          <w:i w:val="0"/>
-        </w:rPr>
         <w:t>8. Frontend</w:t>
       </w:r>
     </w:p>
     <w:p>
       <w:r>
-        <w:rPr>
-          <w:b w:val="0"/>
-          <w:i w:val="0"/>
-        </w:rPr>
         <w:t>A single page with three panels: learner profile and agent shortcuts, the chat</w:t>
       </w:r>
     </w:p>
     <w:p>
       <w:r>
-        <w:rPr>
-          <w:b w:val="0"/>
-          <w:i w:val="0"/>
-        </w:rPr>
         <w:t>column, and a session inspector showing tracked topics.</w:t>
       </w:r>
     </w:p>
@@ -5276,36 +4364,22 @@
         <w:spacing w:after="60"/>
       </w:pPr>
       <w:r>
-        <w:rPr>
-          <w:b w:val="0"/>
-          <w:i w:val="0"/>
-        </w:rPr>
         <w:t xml:space="preserve">Chat history is kept in </w:t>
       </w:r>
       <w:r>
         <w:rPr>
           <w:rFonts w:ascii="Consolas" w:hAnsi="Consolas"/>
-          <w:b w:val="0"/>
-          <w:i w:val="0"/>
           <w:color w:val="A31D4B"/>
           <w:sz w:val="18"/>
         </w:rPr>
         <w:t>localStorage</w:t>
       </w:r>
       <w:r>
-        <w:rPr>
-          <w:b w:val="0"/>
-          <w:i w:val="0"/>
-        </w:rPr>
         <w:t>, per learner ID — a client-side</w:t>
       </w:r>
     </w:p>
     <w:p>
       <w:r>
-        <w:rPr>
-          <w:b w:val="0"/>
-          <w:i w:val="0"/>
-        </w:rPr>
         <w:t>convenience that is independent of server-side memory.</w:t>
       </w:r>
     </w:p>
@@ -5315,53 +4389,33 @@
         <w:spacing w:after="60"/>
       </w:pPr>
       <w:r>
-        <w:rPr>
-          <w:b w:val="0"/>
-          <w:i w:val="0"/>
-        </w:rPr>
         <w:t xml:space="preserve">All message rendering uses </w:t>
       </w:r>
       <w:r>
         <w:rPr>
           <w:rFonts w:ascii="Consolas" w:hAnsi="Consolas"/>
-          <w:b w:val="0"/>
-          <w:i w:val="0"/>
           <w:color w:val="A31D4B"/>
           <w:sz w:val="18"/>
         </w:rPr>
         <w:t>textContent</w:t>
       </w:r>
       <w:r>
-        <w:rPr>
-          <w:b w:val="0"/>
-          <w:i w:val="0"/>
-        </w:rPr>
         <w:t xml:space="preserve">, never </w:t>
       </w:r>
       <w:r>
         <w:rPr>
           <w:rFonts w:ascii="Consolas" w:hAnsi="Consolas"/>
-          <w:b w:val="0"/>
-          <w:i w:val="0"/>
           <w:color w:val="A31D4B"/>
           <w:sz w:val="18"/>
         </w:rPr>
         <w:t>innerHTML</w:t>
       </w:r>
       <w:r>
-        <w:rPr>
-          <w:b w:val="0"/>
-          <w:i w:val="0"/>
-        </w:rPr>
         <w:t>, so model output</w:t>
       </w:r>
     </w:p>
     <w:p>
       <w:r>
-        <w:rPr>
-          <w:b w:val="0"/>
-          <w:i w:val="0"/>
-        </w:rPr>
         <w:t>cannot inject markup.</w:t>
       </w:r>
     </w:p>
@@ -5371,19 +4425,11 @@
         <w:spacing w:after="60"/>
       </w:pPr>
       <w:r>
-        <w:rPr>
-          <w:b w:val="0"/>
-          <w:i w:val="0"/>
-        </w:rPr>
         <w:t>Every response is labelled with the agent, the source, and the model, which</w:t>
       </w:r>
     </w:p>
     <w:p>
       <w:r>
-        <w:rPr>
-          <w:b w:val="0"/>
-          <w:i w:val="0"/>
-        </w:rPr>
         <w:t>makes a degraded answer obvious rather than looking like a poor reply.</w:t>
       </w:r>
     </w:p>
@@ -5395,21 +4441,14 @@
     <w:p>
       <w:pPr>
         <w:pStyle w:val="Heading2"/>
+        <w:keepNext/>
       </w:pPr>
       <w:r>
-        <w:rPr>
-          <w:b w:val="0"/>
-          <w:i w:val="0"/>
-        </w:rPr>
         <w:t>9. Testing</w:t>
       </w:r>
     </w:p>
     <w:p>
       <w:r>
-        <w:rPr>
-          <w:b w:val="0"/>
-          <w:i w:val="0"/>
-        </w:rPr>
         <w:t>49 tests, grouped by the behaviour they protect:</w:t>
       </w:r>
     </w:p>
@@ -5418,7 +4457,6 @@
         <w:tblStyle w:val="LightGrid-Accent1"/>
         <w:tblW w:type="auto" w:w="0"/>
         <w:jc w:val="center"/>
-        <w:tblLayout w:type="autofit"/>
         <w:tblLook w:firstColumn="1" w:firstRow="1" w:lastColumn="0" w:lastRow="0" w:noHBand="0" w:noVBand="1" w:val="04A0"/>
       </w:tblPr>
       <w:tblGrid>
@@ -5432,7 +4470,7 @@
           </w:tcPr>
           <w:p>
             <w:pPr>
-              <w:spacing w:after="40" w:before="40"/>
+              <w:spacing w:before="40" w:after="40"/>
             </w:pPr>
             <w:r>
               <w:rPr>
@@ -5442,7 +4480,6 @@
             <w:r>
               <w:rPr>
                 <w:b/>
-                <w:i w:val="0"/>
                 <w:sz w:val="18"/>
               </w:rPr>
               <w:t>Suite</w:t>
@@ -5455,7 +4492,7 @@
           </w:tcPr>
           <w:p>
             <w:pPr>
-              <w:spacing w:after="40" w:before="40"/>
+              <w:spacing w:before="40" w:after="40"/>
             </w:pPr>
             <w:r>
               <w:rPr>
@@ -5465,7 +4502,6 @@
             <w:r>
               <w:rPr>
                 <w:b/>
-                <w:i w:val="0"/>
                 <w:sz w:val="18"/>
               </w:rPr>
               <w:t>Covers</w:t>
@@ -5480,7 +4516,7 @@
           </w:tcPr>
           <w:p>
             <w:pPr>
-              <w:spacing w:after="40" w:before="40"/>
+              <w:spacing w:before="40" w:after="40"/>
             </w:pPr>
             <w:r>
               <w:rPr>
@@ -5490,8 +4526,6 @@
             <w:r>
               <w:rPr>
                 <w:rFonts w:ascii="Consolas" w:hAnsi="Consolas"/>
-                <w:b w:val="0"/>
-                <w:i w:val="0"/>
                 <w:color w:val="A31D4B"/>
                 <w:sz w:val="18"/>
               </w:rPr>
@@ -5505,7 +4539,7 @@
           </w:tcPr>
           <w:p>
             <w:pPr>
-              <w:spacing w:after="40" w:before="40"/>
+              <w:spacing w:before="40" w:after="40"/>
             </w:pPr>
             <w:r>
               <w:rPr>
@@ -5514,8 +4548,6 @@
             </w:r>
             <w:r>
               <w:rPr>
-                <w:b w:val="0"/>
-                <w:i w:val="0"/>
                 <w:sz w:val="18"/>
               </w:rPr>
               <w:t>Endpoints, health, validation, the 413 cap</w:t>
@@ -5530,7 +4562,7 @@
           </w:tcPr>
           <w:p>
             <w:pPr>
-              <w:spacing w:after="40" w:before="40"/>
+              <w:spacing w:before="40" w:after="40"/>
             </w:pPr>
             <w:r>
               <w:rPr>
@@ -5540,8 +4572,6 @@
             <w:r>
               <w:rPr>
                 <w:rFonts w:ascii="Consolas" w:hAnsi="Consolas"/>
-                <w:b w:val="0"/>
-                <w:i w:val="0"/>
                 <w:color w:val="A31D4B"/>
                 <w:sz w:val="18"/>
               </w:rPr>
@@ -5555,7 +4585,7 @@
           </w:tcPr>
           <w:p>
             <w:pPr>
-              <w:spacing w:after="40" w:before="40"/>
+              <w:spacing w:before="40" w:after="40"/>
             </w:pPr>
             <w:r>
               <w:rPr>
@@ -5564,8 +4594,6 @@
             </w:r>
             <w:r>
               <w:rPr>
-                <w:b w:val="0"/>
-                <w:i w:val="0"/>
                 <w:sz w:val="18"/>
               </w:rPr>
               <w:t>Every routing rule and each substring bug</w:t>
@@ -5580,7 +4608,7 @@
           </w:tcPr>
           <w:p>
             <w:pPr>
-              <w:spacing w:after="40" w:before="40"/>
+              <w:spacing w:before="40" w:after="40"/>
             </w:pPr>
             <w:r>
               <w:rPr>
@@ -5590,8 +4618,6 @@
             <w:r>
               <w:rPr>
                 <w:rFonts w:ascii="Consolas" w:hAnsi="Consolas"/>
-                <w:b w:val="0"/>
-                <w:i w:val="0"/>
                 <w:color w:val="A31D4B"/>
                 <w:sz w:val="18"/>
               </w:rPr>
@@ -5605,7 +4631,7 @@
           </w:tcPr>
           <w:p>
             <w:pPr>
-              <w:spacing w:after="40" w:before="40"/>
+              <w:spacing w:before="40" w:after="40"/>
             </w:pPr>
             <w:r>
               <w:rPr>
@@ -5614,8 +4640,6 @@
             </w:r>
             <w:r>
               <w:rPr>
-                <w:b w:val="0"/>
-                <w:i w:val="0"/>
                 <w:sz w:val="18"/>
               </w:rPr>
               <w:t>Level parsing, topic attribution, counters</w:t>
@@ -5630,7 +4654,7 @@
           </w:tcPr>
           <w:p>
             <w:pPr>
-              <w:spacing w:after="40" w:before="40"/>
+              <w:spacing w:before="40" w:after="40"/>
             </w:pPr>
             <w:r>
               <w:rPr>
@@ -5640,8 +4664,6 @@
             <w:r>
               <w:rPr>
                 <w:rFonts w:ascii="Consolas" w:hAnsi="Consolas"/>
-                <w:b w:val="0"/>
-                <w:i w:val="0"/>
                 <w:color w:val="A31D4B"/>
                 <w:sz w:val="18"/>
               </w:rPr>
@@ -5655,7 +4677,7 @@
           </w:tcPr>
           <w:p>
             <w:pPr>
-              <w:spacing w:after="40" w:before="40"/>
+              <w:spacing w:before="40" w:after="40"/>
             </w:pPr>
             <w:r>
               <w:rPr>
@@ -5664,8 +4686,6 @@
             </w:r>
             <w:r>
               <w:rPr>
-                <w:b w:val="0"/>
-                <w:i w:val="0"/>
                 <w:sz w:val="18"/>
               </w:rPr>
               <w:t>Fallbacks reflect real state</w:t>
@@ -5680,7 +4700,7 @@
           </w:tcPr>
           <w:p>
             <w:pPr>
-              <w:spacing w:after="40" w:before="40"/>
+              <w:spacing w:before="40" w:after="40"/>
             </w:pPr>
             <w:r>
               <w:rPr>
@@ -5690,8 +4710,6 @@
             <w:r>
               <w:rPr>
                 <w:rFonts w:ascii="Consolas" w:hAnsi="Consolas"/>
-                <w:b w:val="0"/>
-                <w:i w:val="0"/>
                 <w:color w:val="A31D4B"/>
                 <w:sz w:val="18"/>
               </w:rPr>
@@ -5705,7 +4723,7 @@
           </w:tcPr>
           <w:p>
             <w:pPr>
-              <w:spacing w:after="40" w:before="40"/>
+              <w:spacing w:before="40" w:after="40"/>
             </w:pPr>
             <w:r>
               <w:rPr>
@@ -5714,8 +4732,6 @@
             </w:r>
             <w:r>
               <w:rPr>
-                <w:b w:val="0"/>
-                <w:i w:val="0"/>
                 <w:sz w:val="18"/>
               </w:rPr>
               <w:t>Each error kind and its retry decision</w:t>
@@ -5730,7 +4746,7 @@
           </w:tcPr>
           <w:p>
             <w:pPr>
-              <w:spacing w:after="40" w:before="40"/>
+              <w:spacing w:before="40" w:after="40"/>
             </w:pPr>
             <w:r>
               <w:rPr>
@@ -5740,8 +4756,6 @@
             <w:r>
               <w:rPr>
                 <w:rFonts w:ascii="Consolas" w:hAnsi="Consolas"/>
-                <w:b w:val="0"/>
-                <w:i w:val="0"/>
                 <w:color w:val="A31D4B"/>
                 <w:sz w:val="18"/>
               </w:rPr>
@@ -5755,7 +4769,7 @@
           </w:tcPr>
           <w:p>
             <w:pPr>
-              <w:spacing w:after="40" w:before="40"/>
+              <w:spacing w:before="40" w:after="40"/>
             </w:pPr>
             <w:r>
               <w:rPr>
@@ -5764,8 +4778,6 @@
             </w:r>
             <w:r>
               <w:rPr>
-                <w:b w:val="0"/>
-                <w:i w:val="0"/>
                 <w:sz w:val="18"/>
               </w:rPr>
               <w:t>Retry counts, breaker, memory passed to agents</w:t>
@@ -5780,7 +4792,7 @@
           </w:tcPr>
           <w:p>
             <w:pPr>
-              <w:spacing w:after="40" w:before="40"/>
+              <w:spacing w:before="40" w:after="40"/>
             </w:pPr>
             <w:r>
               <w:rPr>
@@ -5790,8 +4802,6 @@
             <w:r>
               <w:rPr>
                 <w:rFonts w:ascii="Consolas" w:hAnsi="Consolas"/>
-                <w:b w:val="0"/>
-                <w:i w:val="0"/>
                 <w:color w:val="A31D4B"/>
                 <w:sz w:val="18"/>
               </w:rPr>
@@ -5805,7 +4815,7 @@
           </w:tcPr>
           <w:p>
             <w:pPr>
-              <w:spacing w:after="40" w:before="40"/>
+              <w:spacing w:before="40" w:after="40"/>
             </w:pPr>
             <w:r>
               <w:rPr>
@@ -5814,8 +4824,6 @@
             </w:r>
             <w:r>
               <w:rPr>
-                <w:b w:val="0"/>
-                <w:i w:val="0"/>
                 <w:sz w:val="18"/>
               </w:rPr>
               <w:t>Every agent uses the shared prompt table</w:t>
@@ -5830,7 +4838,7 @@
           </w:tcPr>
           <w:p>
             <w:pPr>
-              <w:spacing w:after="40" w:before="40"/>
+              <w:spacing w:before="40" w:after="40"/>
             </w:pPr>
             <w:r>
               <w:rPr>
@@ -5840,8 +4848,6 @@
             <w:r>
               <w:rPr>
                 <w:rFonts w:ascii="Consolas" w:hAnsi="Consolas"/>
-                <w:b w:val="0"/>
-                <w:i w:val="0"/>
                 <w:color w:val="A31D4B"/>
                 <w:sz w:val="18"/>
               </w:rPr>
@@ -5855,7 +4861,7 @@
           </w:tcPr>
           <w:p>
             <w:pPr>
-              <w:spacing w:after="40" w:before="40"/>
+              <w:spacing w:before="40" w:after="40"/>
             </w:pPr>
             <w:r>
               <w:rPr>
@@ -5864,8 +4870,6 @@
             </w:r>
             <w:r>
               <w:rPr>
-                <w:b w:val="0"/>
-                <w:i w:val="0"/>
                 <w:sz w:val="18"/>
               </w:rPr>
               <w:t>Old Firestore documents still load</w:t>
@@ -5881,86 +4885,56 @@
     </w:p>
     <w:p>
       <w:r>
-        <w:rPr>
-          <w:b w:val="0"/>
-          <w:i w:val="0"/>
-        </w:rPr>
         <w:t xml:space="preserve">Two properties make the suite cheap to run: </w:t>
       </w:r>
       <w:r>
         <w:rPr>
           <w:rFonts w:ascii="Consolas" w:hAnsi="Consolas"/>
-          <w:b w:val="0"/>
-          <w:i w:val="0"/>
           <w:color w:val="A31D4B"/>
           <w:sz w:val="18"/>
         </w:rPr>
         <w:t>LOCAL_ONLY=1</w:t>
       </w:r>
       <w:r>
-        <w:rPr>
-          <w:b w:val="0"/>
-          <w:i w:val="0"/>
-        </w:rPr>
         <w:t xml:space="preserve"> needs no credentials,</w:t>
       </w:r>
     </w:p>
     <w:p>
       <w:r>
-        <w:rPr>
-          <w:b w:val="0"/>
-          <w:i w:val="0"/>
-        </w:rPr>
         <w:t xml:space="preserve">and </w:t>
       </w:r>
       <w:r>
         <w:rPr>
           <w:rFonts w:ascii="Consolas" w:hAnsi="Consolas"/>
-          <w:b w:val="0"/>
-          <w:i w:val="0"/>
           <w:color w:val="A31D4B"/>
           <w:sz w:val="18"/>
         </w:rPr>
         <w:t>RetryPolicyTests</w:t>
       </w:r>
       <w:r>
-        <w:rPr>
-          <w:b w:val="0"/>
-          <w:i w:val="0"/>
-        </w:rPr>
         <w:t xml:space="preserve"> injects a </w:t>
       </w:r>
       <w:r>
         <w:rPr>
           <w:rFonts w:ascii="Consolas" w:hAnsi="Consolas"/>
-          <w:b w:val="0"/>
-          <w:i w:val="0"/>
           <w:color w:val="A31D4B"/>
           <w:sz w:val="18"/>
         </w:rPr>
         <w:t>FakeAgent</w:t>
       </w:r>
       <w:r>
-        <w:rPr>
-          <w:b w:val="0"/>
-          <w:i w:val="0"/>
-        </w:rPr>
         <w:t xml:space="preserve"> that raises chosen errors, so retry</w:t>
       </w:r>
     </w:p>
     <w:p>
       <w:r>
-        <w:rPr>
-          <w:b w:val="0"/>
-          <w:i w:val="0"/>
-        </w:rPr>
         <w:t>and breaker behaviour is tested without touching the network or spending quota.</w:t>
       </w:r>
     </w:p>
     <w:p>
       <w:pPr>
         <w:pStyle w:val="CodeBlock"/>
-        <w:spacing w:after="160" w:before="80"/>
+        <w:spacing w:before="100" w:after="180"/>
         <w:shd w:val="clear" w:fill="F2F4F7"/>
       </w:pPr>
       <w:r>
@@ -5975,12 +4949,9 @@
     <w:p>
       <w:pPr>
         <w:pStyle w:val="Heading2"/>
+        <w:keepNext/>
       </w:pPr>
       <w:r>
-        <w:rPr>
-          <w:b w:val="0"/>
-          <w:i w:val="0"/>
-        </w:rPr>
         <w:t>10. Deployment</w:t>
       </w:r>
     </w:p>
@@ -5988,62 +4959,38 @@
       <w:r>
         <w:rPr>
           <w:rFonts w:ascii="Consolas" w:hAnsi="Consolas"/>
-          <w:b w:val="0"/>
-          <w:i w:val="0"/>
           <w:color w:val="A31D4B"/>
           <w:sz w:val="18"/>
         </w:rPr>
         <w:t>Dockerfile</w:t>
       </w:r>
       <w:r>
-        <w:rPr>
-          <w:b w:val="0"/>
-          <w:i w:val="0"/>
-        </w:rPr>
         <w:t xml:space="preserve"> → </w:t>
       </w:r>
       <w:r>
         <w:rPr>
           <w:rFonts w:ascii="Consolas" w:hAnsi="Consolas"/>
-          <w:b w:val="0"/>
-          <w:i w:val="0"/>
           <w:color w:val="A31D4B"/>
           <w:sz w:val="18"/>
         </w:rPr>
         <w:t>python:3.11-slim</w:t>
       </w:r>
       <w:r>
-        <w:rPr>
-          <w:b w:val="0"/>
-          <w:i w:val="0"/>
-        </w:rPr>
         <w:t>, non-root user, gunicorn with 2 workers × 4</w:t>
       </w:r>
     </w:p>
     <w:p>
       <w:r>
-        <w:rPr>
-          <w:b w:val="0"/>
-          <w:i w:val="0"/>
-        </w:rPr>
         <w:t>threads. Two choices worth noting: the request timeout is 120s rather than</w:t>
       </w:r>
     </w:p>
     <w:p>
       <w:r>
-        <w:rPr>
-          <w:b w:val="0"/>
-          <w:i w:val="0"/>
-        </w:rPr>
         <w:t>unbounded, because a hung model call would otherwise pin a worker forever; and</w:t>
       </w:r>
     </w:p>
     <w:p>
       <w:r>
-        <w:rPr>
-          <w:b w:val="0"/>
-          <w:i w:val="0"/>
-        </w:rPr>
         <w:t>no compiler is installed, since every dependency ships a wheel and</w:t>
       </w:r>
     </w:p>
@@ -6051,18 +4998,12 @@
       <w:r>
         <w:rPr>
           <w:rFonts w:ascii="Consolas" w:hAnsi="Consolas"/>
-          <w:b w:val="0"/>
-          <w:i w:val="0"/>
           <w:color w:val="A31D4B"/>
           <w:sz w:val="18"/>
         </w:rPr>
         <w:t>build-essential</w:t>
       </w:r>
       <w:r>
-        <w:rPr>
-          <w:b w:val="0"/>
-          <w:i w:val="0"/>
-        </w:rPr>
         <w:t xml:space="preserve"> added roughly 400MB.</w:t>
       </w:r>
     </w:p>
@@ -6070,53 +5011,33 @@
       <w:r>
         <w:rPr>
           <w:rFonts w:ascii="Consolas" w:hAnsi="Consolas"/>
-          <w:b w:val="0"/>
-          <w:i w:val="0"/>
           <w:color w:val="A31D4B"/>
           <w:sz w:val="18"/>
         </w:rPr>
         <w:t>deploy.sh</w:t>
       </w:r>
       <w:r>
-        <w:rPr>
-          <w:b w:val="0"/>
-          <w:i w:val="0"/>
-        </w:rPr>
         <w:t xml:space="preserve"> builds via Cloud Build, pushes to Artifact Registry, and deploys to</w:t>
       </w:r>
     </w:p>
     <w:p>
       <w:r>
-        <w:rPr>
-          <w:b w:val="0"/>
-          <w:i w:val="0"/>
-        </w:rPr>
         <w:t xml:space="preserve">Cloud Run with </w:t>
       </w:r>
       <w:r>
         <w:rPr>
           <w:rFonts w:ascii="Consolas" w:hAnsi="Consolas"/>
-          <w:b w:val="0"/>
-          <w:i w:val="0"/>
           <w:color w:val="A31D4B"/>
           <w:sz w:val="18"/>
         </w:rPr>
         <w:t>GOOGLE_GENAI_USE_VERTEXAI=1</w:t>
       </w:r>
       <w:r>
-        <w:rPr>
-          <w:b w:val="0"/>
-          <w:i w:val="0"/>
-        </w:rPr>
         <w:t>. On Cloud Run, Vertex AI</w:t>
       </w:r>
     </w:p>
     <w:p>
       <w:r>
-        <w:rPr>
-          <w:b w:val="0"/>
-          <w:i w:val="0"/>
-        </w:rPr>
         <w:t>credentials come from the service account, so no API key is deployed.</w:t>
       </w:r>
     </w:p>
@@ -6124,18 +5045,12 @@
       <w:r>
         <w:rPr>
           <w:rFonts w:ascii="Consolas" w:hAnsi="Consolas"/>
-          <w:b w:val="0"/>
-          <w:i w:val="0"/>
           <w:color w:val="A31D4B"/>
           <w:sz w:val="18"/>
         </w:rPr>
         <w:t>.github/workflows/docker-image.yml</w:t>
       </w:r>
       <w:r>
-        <w:rPr>
-          <w:b w:val="0"/>
-          <w:i w:val="0"/>
-        </w:rPr>
         <w:t xml:space="preserve"> builds the image on every push and PR to</w:t>
       </w:r>
     </w:p>
@@ -6143,18 +5058,12 @@
       <w:r>
         <w:rPr>
           <w:rFonts w:ascii="Consolas" w:hAnsi="Consolas"/>
-          <w:b w:val="0"/>
-          <w:i w:val="0"/>
           <w:color w:val="A31D4B"/>
           <w:sz w:val="18"/>
         </w:rPr>
         <w:t>main</w:t>
       </w:r>
       <w:r>
-        <w:rPr>
-          <w:b w:val="0"/>
-          <w:i w:val="0"/>
-        </w:rPr>
         <w:t>.</w:t>
       </w:r>
     </w:p>
@@ -6166,21 +5075,14 @@
     <w:p>
       <w:pPr>
         <w:pStyle w:val="Heading2"/>
+        <w:keepNext/>
       </w:pPr>
       <w:r>
-        <w:rPr>
-          <w:b w:val="0"/>
-          <w:i w:val="0"/>
-        </w:rPr>
         <w:t>11. Honest limitations</w:t>
       </w:r>
     </w:p>
     <w:p>
       <w:r>
-        <w:rPr>
-          <w:b w:val="0"/>
-          <w:i w:val="0"/>
-        </w:rPr>
         <w:t>Worth knowing before building on this:</w:t>
       </w:r>
     </w:p>
@@ -6192,15 +5094,10 @@
       <w:r>
         <w:rPr>
           <w:b/>
-          <w:i w:val="0"/>
         </w:rPr>
         <w:t>Free-tier quota is the binding constraint.</w:t>
       </w:r>
       <w:r>
-        <w:rPr>
-          <w:b w:val="0"/>
-          <w:i w:val="0"/>
-        </w:rPr>
         <w:t xml:space="preserve"> ~20 requests/day per model</w:t>
       </w:r>
     </w:p>
@@ -6210,10 +5107,6 @@
         <w:ind w:left="720"/>
       </w:pPr>
       <w:r>
-        <w:rPr>
-          <w:b w:val="0"/>
-          <w:i w:val="0"/>
-        </w:rPr>
         <w:t>means a handful of conversations exhausts it. The app degrades gracefully and</w:t>
       </w:r>
     </w:p>
@@ -6223,10 +5116,6 @@
         <w:ind w:left="720"/>
       </w:pPr>
       <w:r>
-        <w:rPr>
-          <w:b w:val="0"/>
-          <w:i w:val="0"/>
-        </w:rPr>
         <w:t>explains itself, but sustained use needs billing enabled.</w:t>
       </w:r>
     </w:p>
@@ -6238,15 +5127,10 @@
       <w:r>
         <w:rPr>
           <w:b/>
-          <w:i w:val="0"/>
         </w:rPr>
         <w:t>In-memory context is per-instance.</w:t>
       </w:r>
       <w:r>
-        <w:rPr>
-          <w:b w:val="0"/>
-          <w:i w:val="0"/>
-        </w:rPr>
         <w:t xml:space="preserve"> Without Firestore, two Cloud Run</w:t>
       </w:r>
     </w:p>
@@ -6256,10 +5140,6 @@
         <w:ind w:left="720"/>
       </w:pPr>
       <w:r>
-        <w:rPr>
-          <w:b w:val="0"/>
-          <w:i w:val="0"/>
-        </w:rPr>
         <w:t>instances give one learner two different memories. Firestore fixes this and is</w:t>
       </w:r>
     </w:p>
@@ -6269,10 +5149,6 @@
         <w:ind w:left="720"/>
       </w:pPr>
       <w:r>
-        <w:rPr>
-          <w:b w:val="0"/>
-          <w:i w:val="0"/>
-        </w:rPr>
         <w:t>off by default.</w:t>
       </w:r>
     </w:p>
@@ -6284,15 +5160,10 @@
       <w:r>
         <w:rPr>
           <w:b/>
-          <w:i w:val="0"/>
         </w:rPr>
         <w:t>Keyword routing has a ceiling.</w:t>
       </w:r>
       <w:r>
-        <w:rPr>
-          <w:b w:val="0"/>
-          <w:i w:val="0"/>
-        </w:rPr>
         <w:t xml:space="preserve"> See §4.</w:t>
       </w:r>
     </w:p>
@@ -6304,15 +5175,10 @@
       <w:r>
         <w:rPr>
           <w:b/>
-          <w:i w:val="0"/>
         </w:rPr>
         <w:t>Teaching content is a fixed dictionary.</w:t>
       </w:r>
       <w:r>
-        <w:rPr>
-          <w:b w:val="0"/>
-          <w:i w:val="0"/>
-        </w:rPr>
         <w:t xml:space="preserve"> Roughly seven topics have authored</w:t>
       </w:r>
     </w:p>
@@ -6322,10 +5188,6 @@
         <w:ind w:left="720"/>
       </w:pPr>
       <w:r>
-        <w:rPr>
-          <w:b w:val="0"/>
-          <w:i w:val="0"/>
-        </w:rPr>
         <w:t>material; anything else gets a generic placeholder from the tool and relies on</w:t>
       </w:r>
     </w:p>
@@ -6335,10 +5197,6 @@
         <w:ind w:left="720"/>
       </w:pPr>
       <w:r>
-        <w:rPr>
-          <w:b w:val="0"/>
-          <w:i w:val="0"/>
-        </w:rPr>
         <w:t>the model to compensate — and in local mode there is no model to compensate.</w:t>
       </w:r>
     </w:p>
@@ -6350,32 +5208,21 @@
       <w:r>
         <w:rPr>
           <w:b/>
-          <w:i w:val="0"/>
         </w:rPr>
         <w:t>No authentication.</w:t>
       </w:r>
       <w:r>
-        <w:rPr>
-          <w:b w:val="0"/>
-          <w:i w:val="0"/>
-        </w:rPr>
         <w:t xml:space="preserve"> </w:t>
       </w:r>
       <w:r>
         <w:rPr>
           <w:rFonts w:ascii="Consolas" w:hAnsi="Consolas"/>
-          <w:b w:val="0"/>
-          <w:i w:val="0"/>
           <w:color w:val="A31D4B"/>
           <w:sz w:val="18"/>
         </w:rPr>
         <w:t>user_id</w:t>
       </w:r>
       <w:r>
-        <w:rPr>
-          <w:b w:val="0"/>
-          <w:i w:val="0"/>
-        </w:rPr>
         <w:t xml:space="preserve"> is client-supplied, so any caller can read or</w:t>
       </w:r>
     </w:p>
@@ -6385,10 +5232,6 @@
         <w:ind w:left="720"/>
       </w:pPr>
       <w:r>
-        <w:rPr>
-          <w:b w:val="0"/>
-          <w:i w:val="0"/>
-        </w:rPr>
         <w:t>reset any learner's context. Fine for a demo, not for real users.</w:t>
       </w:r>
     </w:p>
@@ -6400,32 +5243,21 @@
       <w:r>
         <w:rPr>
           <w:b/>
-          <w:i w:val="0"/>
         </w:rPr>
         <w:t>Completion detection is heuristic.</w:t>
       </w:r>
       <w:r>
-        <w:rPr>
-          <w:b w:val="0"/>
-          <w:i w:val="0"/>
-        </w:rPr>
         <w:t xml:space="preserve"> </w:t>
       </w:r>
       <w:r>
         <w:rPr>
           <w:rFonts w:ascii="Consolas" w:hAnsi="Consolas"/>
-          <w:b w:val="0"/>
-          <w:i w:val="0"/>
           <w:color w:val="A31D4B"/>
           <w:sz w:val="18"/>
         </w:rPr>
         <w:t>exercises_completed</w:t>
       </w:r>
       <w:r>
-        <w:rPr>
-          <w:b w:val="0"/>
-          <w:i w:val="0"/>
-        </w:rPr>
         <w:t xml:space="preserve"> relies on phrases</w:t>
       </w:r>
     </w:p>
@@ -6435,28 +5267,16 @@
         <w:ind w:left="720"/>
       </w:pPr>
       <w:r>
-        <w:rPr>
-          <w:b w:val="0"/>
-          <w:i w:val="0"/>
-        </w:rPr>
         <w:t>like "I solved it". Submitted code is never executed or checked.</w:t>
       </w:r>
     </w:p>
     <w:p>
       <w:r>
-        <w:rPr>
-          <w:b w:val="0"/>
-          <w:i w:val="0"/>
-        </w:rPr>
         <w:t>Items 5 and 6 are the ones to address first if this becomes more than a</w:t>
       </w:r>
     </w:p>
     <w:p>
       <w:r>
-        <w:rPr>
-          <w:b w:val="0"/>
-          <w:i w:val="0"/>
-        </w:rPr>
         <w:t>portfolio project.</w:t>
       </w:r>
     </w:p>
@@ -6468,12 +5288,9 @@
     <w:p>
       <w:pPr>
         <w:pStyle w:val="Heading2"/>
+        <w:keepNext/>
       </w:pPr>
       <w:r>
-        <w:rPr>
-          <w:b w:val="0"/>
-          <w:i w:val="0"/>
-        </w:rPr>
         <w:t>Appendix A — Configuration</w:t>
       </w:r>
     </w:p>
@@ -6482,7 +5299,6 @@
         <w:tblStyle w:val="LightGrid-Accent1"/>
         <w:tblW w:type="auto" w:w="0"/>
         <w:jc w:val="center"/>
-        <w:tblLayout w:type="autofit"/>
         <w:tblLook w:firstColumn="1" w:firstRow="1" w:lastColumn="0" w:lastRow="0" w:noHBand="0" w:noVBand="1" w:val="04A0"/>
       </w:tblPr>
       <w:tblGrid>
@@ -6497,7 +5313,7 @@
           </w:tcPr>
           <w:p>
             <w:pPr>
-              <w:spacing w:after="40" w:before="40"/>
+              <w:spacing w:before="40" w:after="40"/>
             </w:pPr>
             <w:r>
               <w:rPr>
@@ -6507,7 +5323,6 @@
             <w:r>
               <w:rPr>
                 <w:b/>
-                <w:i w:val="0"/>
                 <w:sz w:val="18"/>
               </w:rPr>
               <w:t>Variable</w:t>
@@ -6520,7 +5335,7 @@
           </w:tcPr>
           <w:p>
             <w:pPr>
-              <w:spacing w:after="40" w:before="40"/>
+              <w:spacing w:before="40" w:after="40"/>
             </w:pPr>
             <w:r>
               <w:rPr>
@@ -6530,7 +5345,6 @@
             <w:r>
               <w:rPr>
                 <w:b/>
-                <w:i w:val="0"/>
                 <w:sz w:val="18"/>
               </w:rPr>
               <w:t>Default</w:t>
@@ -6543,7 +5357,7 @@
           </w:tcPr>
           <w:p>
             <w:pPr>
-              <w:spacing w:after="40" w:before="40"/>
+              <w:spacing w:before="40" w:after="40"/>
             </w:pPr>
             <w:r>
               <w:rPr>
@@ -6553,7 +5367,6 @@
             <w:r>
               <w:rPr>
                 <w:b/>
-                <w:i w:val="0"/>
                 <w:sz w:val="18"/>
               </w:rPr>
               <w:t>Purpose</w:t>
@@ -6568,7 +5381,7 @@
           </w:tcPr>
           <w:p>
             <w:pPr>
-              <w:spacing w:after="40" w:before="40"/>
+              <w:spacing w:before="40" w:after="40"/>
             </w:pPr>
             <w:r>
               <w:rPr>
@@ -6578,8 +5391,6 @@
             <w:r>
               <w:rPr>
                 <w:rFonts w:ascii="Consolas" w:hAnsi="Consolas"/>
-                <w:b w:val="0"/>
-                <w:i w:val="0"/>
                 <w:color w:val="A31D4B"/>
                 <w:sz w:val="18"/>
               </w:rPr>
@@ -6593,7 +5404,7 @@
           </w:tcPr>
           <w:p>
             <w:pPr>
-              <w:spacing w:after="40" w:before="40"/>
+              <w:spacing w:before="40" w:after="40"/>
             </w:pPr>
             <w:r>
               <w:rPr>
@@ -6602,8 +5413,6 @@
             </w:r>
             <w:r>
               <w:rPr>
-                <w:b w:val="0"/>
-                <w:i w:val="0"/>
                 <w:sz w:val="18"/>
               </w:rPr>
               <w:t>unset</w:t>
@@ -6616,7 +5425,7 @@
           </w:tcPr>
           <w:p>
             <w:pPr>
-              <w:spacing w:after="40" w:before="40"/>
+              <w:spacing w:before="40" w:after="40"/>
             </w:pPr>
             <w:r>
               <w:rPr>
@@ -6625,8 +5434,6 @@
             </w:r>
             <w:r>
               <w:rPr>
-                <w:b w:val="0"/>
-                <w:i w:val="0"/>
                 <w:sz w:val="18"/>
               </w:rPr>
               <w:t>Deterministic mode, no API calls</w:t>
@@ -6641,7 +5448,7 @@
           </w:tcPr>
           <w:p>
             <w:pPr>
-              <w:spacing w:after="40" w:before="40"/>
+              <w:spacing w:before="40" w:after="40"/>
             </w:pPr>
             <w:r>
               <w:rPr>
@@ -6651,8 +5458,6 @@
             <w:r>
               <w:rPr>
                 <w:rFonts w:ascii="Consolas" w:hAnsi="Consolas"/>
-                <w:b w:val="0"/>
-                <w:i w:val="0"/>
                 <w:color w:val="A31D4B"/>
                 <w:sz w:val="18"/>
               </w:rPr>
@@ -6666,7 +5471,7 @@
           </w:tcPr>
           <w:p>
             <w:pPr>
-              <w:spacing w:after="40" w:before="40"/>
+              <w:spacing w:before="40" w:after="40"/>
             </w:pPr>
             <w:r>
               <w:rPr>
@@ -6675,8 +5480,6 @@
             </w:r>
             <w:r>
               <w:rPr>
-                <w:b w:val="0"/>
-                <w:i w:val="0"/>
                 <w:sz w:val="18"/>
               </w:rPr>
               <w:t>—</w:t>
@@ -6689,7 +5492,7 @@
           </w:tcPr>
           <w:p>
             <w:pPr>
-              <w:spacing w:after="40" w:before="40"/>
+              <w:spacing w:before="40" w:after="40"/>
             </w:pPr>
             <w:r>
               <w:rPr>
@@ -6698,8 +5501,6 @@
             </w:r>
             <w:r>
               <w:rPr>
-                <w:b w:val="0"/>
-                <w:i w:val="0"/>
                 <w:sz w:val="18"/>
               </w:rPr>
               <w:t>Direct API mode</w:t>
@@ -6714,7 +5515,7 @@
           </w:tcPr>
           <w:p>
             <w:pPr>
-              <w:spacing w:after="40" w:before="40"/>
+              <w:spacing w:before="40" w:after="40"/>
             </w:pPr>
             <w:r>
               <w:rPr>
@@ -6724,8 +5525,6 @@
             <w:r>
               <w:rPr>
                 <w:rFonts w:ascii="Consolas" w:hAnsi="Consolas"/>
-                <w:b w:val="0"/>
-                <w:i w:val="0"/>
                 <w:color w:val="A31D4B"/>
                 <w:sz w:val="18"/>
               </w:rPr>
@@ -6739,7 +5538,7 @@
           </w:tcPr>
           <w:p>
             <w:pPr>
-              <w:spacing w:after="40" w:before="40"/>
+              <w:spacing w:before="40" w:after="40"/>
             </w:pPr>
             <w:r>
               <w:rPr>
@@ -6749,8 +5548,6 @@
             <w:r>
               <w:rPr>
                 <w:rFonts w:ascii="Consolas" w:hAnsi="Consolas"/>
-                <w:b w:val="0"/>
-                <w:i w:val="0"/>
                 <w:color w:val="A31D4B"/>
                 <w:sz w:val="18"/>
               </w:rPr>
@@ -6764,7 +5561,7 @@
           </w:tcPr>
           <w:p>
             <w:pPr>
-              <w:spacing w:after="40" w:before="40"/>
+              <w:spacing w:before="40" w:after="40"/>
             </w:pPr>
             <w:r>
               <w:rPr>
@@ -6773,8 +5570,6 @@
             </w:r>
             <w:r>
               <w:rPr>
-                <w:b w:val="0"/>
-                <w:i w:val="0"/>
                 <w:sz w:val="18"/>
               </w:rPr>
               <w:t>Primary model</w:t>
@@ -6789,7 +5584,7 @@
           </w:tcPr>
           <w:p>
             <w:pPr>
-              <w:spacing w:after="40" w:before="40"/>
+              <w:spacing w:before="40" w:after="40"/>
             </w:pPr>
             <w:r>
               <w:rPr>
@@ -6799,8 +5594,6 @@
             <w:r>
               <w:rPr>
                 <w:rFonts w:ascii="Consolas" w:hAnsi="Consolas"/>
-                <w:b w:val="0"/>
-                <w:i w:val="0"/>
                 <w:color w:val="A31D4B"/>
                 <w:sz w:val="18"/>
               </w:rPr>
@@ -6814,7 +5607,7 @@
           </w:tcPr>
           <w:p>
             <w:pPr>
-              <w:spacing w:after="40" w:before="40"/>
+              <w:spacing w:before="40" w:after="40"/>
             </w:pPr>
             <w:r>
               <w:rPr>
@@ -6824,8 +5617,6 @@
             <w:r>
               <w:rPr>
                 <w:rFonts w:ascii="Consolas" w:hAnsi="Consolas"/>
-                <w:b w:val="0"/>
-                <w:i w:val="0"/>
                 <w:color w:val="A31D4B"/>
                 <w:sz w:val="18"/>
               </w:rPr>
@@ -6839,7 +5630,7 @@
           </w:tcPr>
           <w:p>
             <w:pPr>
-              <w:spacing w:after="40" w:before="40"/>
+              <w:spacing w:before="40" w:after="40"/>
             </w:pPr>
             <w:r>
               <w:rPr>
@@ -6848,8 +5639,6 @@
             </w:r>
             <w:r>
               <w:rPr>
-                <w:b w:val="0"/>
-                <w:i w:val="0"/>
                 <w:sz w:val="18"/>
               </w:rPr>
               <w:t>Tried on quota exhaustion</w:t>
@@ -6864,7 +5653,7 @@
           </w:tcPr>
           <w:p>
             <w:pPr>
-              <w:spacing w:after="40" w:before="40"/>
+              <w:spacing w:before="40" w:after="40"/>
             </w:pPr>
             <w:r>
               <w:rPr>
@@ -6874,8 +5663,6 @@
             <w:r>
               <w:rPr>
                 <w:rFonts w:ascii="Consolas" w:hAnsi="Consolas"/>
-                <w:b w:val="0"/>
-                <w:i w:val="0"/>
                 <w:color w:val="A31D4B"/>
                 <w:sz w:val="18"/>
               </w:rPr>
@@ -6889,7 +5676,7 @@
           </w:tcPr>
           <w:p>
             <w:pPr>
-              <w:spacing w:after="40" w:before="40"/>
+              <w:spacing w:before="40" w:after="40"/>
             </w:pPr>
             <w:r>
               <w:rPr>
@@ -6898,8 +5685,6 @@
             </w:r>
             <w:r>
               <w:rPr>
-                <w:b w:val="0"/>
-                <w:i w:val="0"/>
                 <w:sz w:val="18"/>
               </w:rPr>
               <w:t>unset</w:t>
@@ -6912,7 +5697,7 @@
           </w:tcPr>
           <w:p>
             <w:pPr>
-              <w:spacing w:after="40" w:before="40"/>
+              <w:spacing w:before="40" w:after="40"/>
             </w:pPr>
             <w:r>
               <w:rPr>
@@ -6921,8 +5706,6 @@
             </w:r>
             <w:r>
               <w:rPr>
-                <w:b w:val="0"/>
-                <w:i w:val="0"/>
                 <w:sz w:val="18"/>
               </w:rPr>
               <w:t>Vertex mode; outranks the API key</w:t>
@@ -6937,7 +5720,7 @@
           </w:tcPr>
           <w:p>
             <w:pPr>
-              <w:spacing w:after="40" w:before="40"/>
+              <w:spacing w:before="40" w:after="40"/>
             </w:pPr>
             <w:r>
               <w:rPr>
@@ -6947,8 +5730,6 @@
             <w:r>
               <w:rPr>
                 <w:rFonts w:ascii="Consolas" w:hAnsi="Consolas"/>
-                <w:b w:val="0"/>
-                <w:i w:val="0"/>
                 <w:color w:val="A31D4B"/>
                 <w:sz w:val="18"/>
               </w:rPr>
@@ -6956,8 +5737,6 @@
             </w:r>
             <w:r>
               <w:rPr>
-                <w:b w:val="0"/>
-                <w:i w:val="0"/>
                 <w:sz w:val="18"/>
               </w:rPr>
               <w:t xml:space="preserve"> / </w:t>
@@ -6965,8 +5744,6 @@
             <w:r>
               <w:rPr>
                 <w:rFonts w:ascii="Consolas" w:hAnsi="Consolas"/>
-                <w:b w:val="0"/>
-                <w:i w:val="0"/>
                 <w:color w:val="A31D4B"/>
                 <w:sz w:val="18"/>
               </w:rPr>
@@ -6980,7 +5757,7 @@
           </w:tcPr>
           <w:p>
             <w:pPr>
-              <w:spacing w:after="40" w:before="40"/>
+              <w:spacing w:before="40" w:after="40"/>
             </w:pPr>
             <w:r>
               <w:rPr>
@@ -6989,8 +5766,6 @@
             </w:r>
             <w:r>
               <w:rPr>
-                <w:b w:val="0"/>
-                <w:i w:val="0"/>
                 <w:sz w:val="18"/>
               </w:rPr>
               <w:t>—</w:t>
@@ -7003,7 +5778,7 @@
           </w:tcPr>
           <w:p>
             <w:pPr>
-              <w:spacing w:after="40" w:before="40"/>
+              <w:spacing w:before="40" w:after="40"/>
             </w:pPr>
             <w:r>
               <w:rPr>
@@ -7012,8 +5787,6 @@
             </w:r>
             <w:r>
               <w:rPr>
-                <w:b w:val="0"/>
-                <w:i w:val="0"/>
                 <w:sz w:val="18"/>
               </w:rPr>
               <w:t>Required for Vertex</w:t>
@@ -7028,7 +5801,7 @@
           </w:tcPr>
           <w:p>
             <w:pPr>
-              <w:spacing w:after="40" w:before="40"/>
+              <w:spacing w:before="40" w:after="40"/>
             </w:pPr>
             <w:r>
               <w:rPr>
@@ -7038,8 +5811,6 @@
             <w:r>
               <w:rPr>
                 <w:rFonts w:ascii="Consolas" w:hAnsi="Consolas"/>
-                <w:b w:val="0"/>
-                <w:i w:val="0"/>
                 <w:color w:val="A31D4B"/>
                 <w:sz w:val="18"/>
               </w:rPr>
@@ -7053,7 +5824,7 @@
           </w:tcPr>
           <w:p>
             <w:pPr>
-              <w:spacing w:after="40" w:before="40"/>
+              <w:spacing w:before="40" w:after="40"/>
             </w:pPr>
             <w:r>
               <w:rPr>
@@ -7062,8 +5833,6 @@
             </w:r>
             <w:r>
               <w:rPr>
-                <w:b w:val="0"/>
-                <w:i w:val="0"/>
                 <w:sz w:val="18"/>
               </w:rPr>
               <w:t>unset</w:t>
@@ -7076,7 +5845,7 @@
           </w:tcPr>
           <w:p>
             <w:pPr>
-              <w:spacing w:after="40" w:before="40"/>
+              <w:spacing w:before="40" w:after="40"/>
             </w:pPr>
             <w:r>
               <w:rPr>
@@ -7085,8 +5854,6 @@
             </w:r>
             <w:r>
               <w:rPr>
-                <w:b w:val="0"/>
-                <w:i w:val="0"/>
                 <w:sz w:val="18"/>
               </w:rPr>
               <w:t>Cross-restart persistence</w:t>
@@ -7101,7 +5868,7 @@
           </w:tcPr>
           <w:p>
             <w:pPr>
-              <w:spacing w:after="40" w:before="40"/>
+              <w:spacing w:before="40" w:after="40"/>
             </w:pPr>
             <w:r>
               <w:rPr>
@@ -7111,8 +5878,6 @@
             <w:r>
               <w:rPr>
                 <w:rFonts w:ascii="Consolas" w:hAnsi="Consolas"/>
-                <w:b w:val="0"/>
-                <w:i w:val="0"/>
                 <w:color w:val="A31D4B"/>
                 <w:sz w:val="18"/>
               </w:rPr>
@@ -7126,7 +5891,7 @@
           </w:tcPr>
           <w:p>
             <w:pPr>
-              <w:spacing w:after="40" w:before="40"/>
+              <w:spacing w:before="40" w:after="40"/>
             </w:pPr>
             <w:r>
               <w:rPr>
@@ -7136,8 +5901,6 @@
             <w:r>
               <w:rPr>
                 <w:rFonts w:ascii="Consolas" w:hAnsi="Consolas"/>
-                <w:b w:val="0"/>
-                <w:i w:val="0"/>
                 <w:color w:val="A31D4B"/>
                 <w:sz w:val="18"/>
               </w:rPr>
@@ -7151,7 +5914,7 @@
           </w:tcPr>
           <w:p>
             <w:pPr>
-              <w:spacing w:after="40" w:before="40"/>
+              <w:spacing w:before="40" w:after="40"/>
             </w:pPr>
             <w:r>
               <w:rPr>
@@ -7160,8 +5923,6 @@
             </w:r>
             <w:r>
               <w:rPr>
-                <w:b w:val="0"/>
-                <w:i w:val="0"/>
                 <w:sz w:val="18"/>
               </w:rPr>
               <w:t>Reject longer messages with 413</w:t>
@@ -7176,7 +5937,7 @@
           </w:tcPr>
           <w:p>
             <w:pPr>
-              <w:spacing w:after="40" w:before="40"/>
+              <w:spacing w:before="40" w:after="40"/>
             </w:pPr>
             <w:r>
               <w:rPr>
@@ -7186,8 +5947,6 @@
             <w:r>
               <w:rPr>
                 <w:rFonts w:ascii="Consolas" w:hAnsi="Consolas"/>
-                <w:b w:val="0"/>
-                <w:i w:val="0"/>
                 <w:color w:val="A31D4B"/>
                 <w:sz w:val="18"/>
               </w:rPr>
@@ -7195,8 +5954,6 @@
             </w:r>
             <w:r>
               <w:rPr>
-                <w:b w:val="0"/>
-                <w:i w:val="0"/>
                 <w:sz w:val="18"/>
               </w:rPr>
               <w:t xml:space="preserve"> / </w:t>
@@ -7204,8 +5961,6 @@
             <w:r>
               <w:rPr>
                 <w:rFonts w:ascii="Consolas" w:hAnsi="Consolas"/>
-                <w:b w:val="0"/>
-                <w:i w:val="0"/>
                 <w:color w:val="A31D4B"/>
                 <w:sz w:val="18"/>
               </w:rPr>
@@ -7213,8 +5968,6 @@
             </w:r>
             <w:r>
               <w:rPr>
-                <w:b w:val="0"/>
-                <w:i w:val="0"/>
                 <w:sz w:val="18"/>
               </w:rPr>
               <w:t xml:space="preserve"> / </w:t>
@@ -7222,8 +5975,6 @@
             <w:r>
               <w:rPr>
                 <w:rFonts w:ascii="Consolas" w:hAnsi="Consolas"/>
-                <w:b w:val="0"/>
-                <w:i w:val="0"/>
                 <w:color w:val="A31D4B"/>
                 <w:sz w:val="18"/>
               </w:rPr>
@@ -7237,7 +5988,7 @@
           </w:tcPr>
           <w:p>
             <w:pPr>
-              <w:spacing w:after="40" w:before="40"/>
+              <w:spacing w:before="40" w:after="40"/>
             </w:pPr>
             <w:r>
               <w:rPr>
@@ -7247,8 +5998,6 @@
             <w:r>
               <w:rPr>
                 <w:rFonts w:ascii="Consolas" w:hAnsi="Consolas"/>
-                <w:b w:val="0"/>
-                <w:i w:val="0"/>
                 <w:color w:val="A31D4B"/>
                 <w:sz w:val="18"/>
               </w:rPr>
@@ -7256,8 +6005,6 @@
             </w:r>
             <w:r>
               <w:rPr>
-                <w:b w:val="0"/>
-                <w:i w:val="0"/>
                 <w:sz w:val="18"/>
               </w:rPr>
               <w:t xml:space="preserve"> / </w:t>
@@ -7265,8 +6012,6 @@
             <w:r>
               <w:rPr>
                 <w:rFonts w:ascii="Consolas" w:hAnsi="Consolas"/>
-                <w:b w:val="0"/>
-                <w:i w:val="0"/>
                 <w:color w:val="A31D4B"/>
                 <w:sz w:val="18"/>
               </w:rPr>
@@ -7274,8 +6019,6 @@
             </w:r>
             <w:r>
               <w:rPr>
-                <w:b w:val="0"/>
-                <w:i w:val="0"/>
                 <w:sz w:val="18"/>
               </w:rPr>
               <w:t xml:space="preserve"> / </w:t>
@@ -7283,8 +6026,6 @@
             <w:r>
               <w:rPr>
                 <w:rFonts w:ascii="Consolas" w:hAnsi="Consolas"/>
-                <w:b w:val="0"/>
-                <w:i w:val="0"/>
                 <w:color w:val="A31D4B"/>
                 <w:sz w:val="18"/>
               </w:rPr>
@@ -7298,7 +6039,7 @@
           </w:tcPr>
           <w:p>
             <w:pPr>
-              <w:spacing w:after="40" w:before="40"/>
+              <w:spacing w:before="40" w:after="40"/>
             </w:pPr>
             <w:r>
               <w:rPr>
@@ -7307,8 +6048,6 @@
             </w:r>
             <w:r>
               <w:rPr>
-                <w:b w:val="0"/>
-                <w:i w:val="0"/>
                 <w:sz w:val="18"/>
               </w:rPr>
               <w:t>Flask</w:t>
@@ -7325,12 +6064,9 @@
     <w:p>
       <w:pPr>
         <w:pStyle w:val="Heading2"/>
+        <w:keepNext/>
       </w:pPr>
       <w:r>
-        <w:rPr>
-          <w:b w:val="0"/>
-          <w:i w:val="0"/>
-        </w:rPr>
         <w:t>Appendix B — Tuning points</w:t>
       </w:r>
     </w:p>
@@ -7339,7 +6075,6 @@
         <w:tblStyle w:val="LightGrid-Accent1"/>
         <w:tblW w:type="auto" w:w="0"/>
         <w:jc w:val="center"/>
-        <w:tblLayout w:type="autofit"/>
         <w:tblLook w:firstColumn="1" w:firstRow="1" w:lastColumn="0" w:lastRow="0" w:noHBand="0" w:noVBand="1" w:val="04A0"/>
       </w:tblPr>
       <w:tblGrid>
@@ -7353,7 +6088,7 @@
           </w:tcPr>
           <w:p>
             <w:pPr>
-              <w:spacing w:after="40" w:before="40"/>
+              <w:spacing w:before="40" w:after="40"/>
             </w:pPr>
             <w:r>
               <w:rPr>
@@ -7363,7 +6098,6 @@
             <w:r>
               <w:rPr>
                 <w:b/>
-                <w:i w:val="0"/>
                 <w:sz w:val="18"/>
               </w:rPr>
               <w:t>To change…</w:t>
@@ -7376,7 +6110,7 @@
           </w:tcPr>
           <w:p>
             <w:pPr>
-              <w:spacing w:after="40" w:before="40"/>
+              <w:spacing w:before="40" w:after="40"/>
             </w:pPr>
             <w:r>
               <w:rPr>
@@ -7386,7 +6120,6 @@
             <w:r>
               <w:rPr>
                 <w:b/>
-                <w:i w:val="0"/>
                 <w:sz w:val="18"/>
               </w:rPr>
               <w:t>Edit</w:t>
@@ -7401,7 +6134,7 @@
           </w:tcPr>
           <w:p>
             <w:pPr>
-              <w:spacing w:after="40" w:before="40"/>
+              <w:spacing w:before="40" w:after="40"/>
             </w:pPr>
             <w:r>
               <w:rPr>
@@ -7410,8 +6143,6 @@
             </w:r>
             <w:r>
               <w:rPr>
-                <w:b w:val="0"/>
-                <w:i w:val="0"/>
                 <w:sz w:val="18"/>
               </w:rPr>
               <w:t>Which agent handles a phrase</w:t>
@@ -7424,7 +6155,7 @@
           </w:tcPr>
           <w:p>
             <w:pPr>
-              <w:spacing w:after="40" w:before="40"/>
+              <w:spacing w:before="40" w:after="40"/>
             </w:pPr>
             <w:r>
               <w:rPr>
@@ -7434,8 +6165,6 @@
             <w:r>
               <w:rPr>
                 <w:rFonts w:ascii="Consolas" w:hAnsi="Consolas"/>
-                <w:b w:val="0"/>
-                <w:i w:val="0"/>
                 <w:color w:val="A31D4B"/>
                 <w:sz w:val="18"/>
               </w:rPr>
@@ -7443,8 +6172,6 @@
             </w:r>
             <w:r>
               <w:rPr>
-                <w:b w:val="0"/>
-                <w:i w:val="0"/>
                 <w:sz w:val="18"/>
               </w:rPr>
               <w:t xml:space="preserve"> in </w:t>
@@ -7452,8 +6179,6 @@
             <w:r>
               <w:rPr>
                 <w:rFonts w:ascii="Consolas" w:hAnsi="Consolas"/>
-                <w:b w:val="0"/>
-                <w:i w:val="0"/>
                 <w:color w:val="A31D4B"/>
                 <w:sz w:val="18"/>
               </w:rPr>
@@ -7469,7 +6194,7 @@
           </w:tcPr>
           <w:p>
             <w:pPr>
-              <w:spacing w:after="40" w:before="40"/>
+              <w:spacing w:before="40" w:after="40"/>
             </w:pPr>
             <w:r>
               <w:rPr>
@@ -7478,8 +6203,6 @@
             </w:r>
             <w:r>
               <w:rPr>
-                <w:b w:val="0"/>
-                <w:i w:val="0"/>
                 <w:sz w:val="18"/>
               </w:rPr>
               <w:t>An agent's behaviour</w:t>
@@ -7492,7 +6215,7 @@
           </w:tcPr>
           <w:p>
             <w:pPr>
-              <w:spacing w:after="40" w:before="40"/>
+              <w:spacing w:before="40" w:after="40"/>
             </w:pPr>
             <w:r>
               <w:rPr>
@@ -7502,8 +6225,6 @@
             <w:r>
               <w:rPr>
                 <w:rFonts w:ascii="Consolas" w:hAnsi="Consolas"/>
-                <w:b w:val="0"/>
-                <w:i w:val="0"/>
                 <w:color w:val="A31D4B"/>
                 <w:sz w:val="18"/>
               </w:rPr>
@@ -7511,8 +6232,6 @@
             </w:r>
             <w:r>
               <w:rPr>
-                <w:b w:val="0"/>
-                <w:i w:val="0"/>
                 <w:sz w:val="18"/>
               </w:rPr>
               <w:t xml:space="preserve"> in </w:t>
@@ -7520,8 +6239,6 @@
             <w:r>
               <w:rPr>
                 <w:rFonts w:ascii="Consolas" w:hAnsi="Consolas"/>
-                <w:b w:val="0"/>
-                <w:i w:val="0"/>
                 <w:color w:val="A31D4B"/>
                 <w:sz w:val="18"/>
               </w:rPr>
@@ -7537,7 +6254,7 @@
           </w:tcPr>
           <w:p>
             <w:pPr>
-              <w:spacing w:after="40" w:before="40"/>
+              <w:spacing w:before="40" w:after="40"/>
             </w:pPr>
             <w:r>
               <w:rPr>
@@ -7546,8 +6263,6 @@
             </w:r>
             <w:r>
               <w:rPr>
-                <w:b w:val="0"/>
-                <w:i w:val="0"/>
                 <w:sz w:val="18"/>
               </w:rPr>
               <w:t>Lesson or exercise content</w:t>
@@ -7560,7 +6275,7 @@
           </w:tcPr>
           <w:p>
             <w:pPr>
-              <w:spacing w:after="40" w:before="40"/>
+              <w:spacing w:before="40" w:after="40"/>
             </w:pPr>
             <w:r>
               <w:rPr>
@@ -7569,8 +6284,6 @@
             </w:r>
             <w:r>
               <w:rPr>
-                <w:b w:val="0"/>
-                <w:i w:val="0"/>
                 <w:sz w:val="18"/>
               </w:rPr>
               <w:t>the tool function in the relevant agent file</w:t>
@@ -7585,7 +6298,7 @@
           </w:tcPr>
           <w:p>
             <w:pPr>
-              <w:spacing w:after="40" w:before="40"/>
+              <w:spacing w:before="40" w:after="40"/>
             </w:pPr>
             <w:r>
               <w:rPr>
@@ -7594,8 +6307,6 @@
             </w:r>
             <w:r>
               <w:rPr>
-                <w:b w:val="0"/>
-                <w:i w:val="0"/>
                 <w:sz w:val="18"/>
               </w:rPr>
               <w:t>Retry aggressiveness</w:t>
@@ -7608,7 +6319,7 @@
           </w:tcPr>
           <w:p>
             <w:pPr>
-              <w:spacing w:after="40" w:before="40"/>
+              <w:spacing w:before="40" w:after="40"/>
             </w:pPr>
             <w:r>
               <w:rPr>
@@ -7618,8 +6329,6 @@
             <w:r>
               <w:rPr>
                 <w:rFonts w:ascii="Consolas" w:hAnsi="Consolas"/>
-                <w:b w:val="0"/>
-                <w:i w:val="0"/>
                 <w:color w:val="A31D4B"/>
                 <w:sz w:val="18"/>
               </w:rPr>
@@ -7627,8 +6336,6 @@
             </w:r>
             <w:r>
               <w:rPr>
-                <w:b w:val="0"/>
-                <w:i w:val="0"/>
                 <w:sz w:val="18"/>
               </w:rPr>
               <w:t xml:space="preserve">, </w:t>
@@ -7636,8 +6343,6 @@
             <w:r>
               <w:rPr>
                 <w:rFonts w:ascii="Consolas" w:hAnsi="Consolas"/>
-                <w:b w:val="0"/>
-                <w:i w:val="0"/>
                 <w:color w:val="A31D4B"/>
                 <w:sz w:val="18"/>
               </w:rPr>
@@ -7645,8 +6350,6 @@
             </w:r>
             <w:r>
               <w:rPr>
-                <w:b w:val="0"/>
-                <w:i w:val="0"/>
                 <w:sz w:val="18"/>
               </w:rPr>
               <w:t xml:space="preserve"> in </w:t>
@@ -7654,8 +6357,6 @@
             <w:r>
               <w:rPr>
                 <w:rFonts w:ascii="Consolas" w:hAnsi="Consolas"/>
-                <w:b w:val="0"/>
-                <w:i w:val="0"/>
                 <w:color w:val="A31D4B"/>
                 <w:sz w:val="18"/>
               </w:rPr>
@@ -7671,7 +6372,7 @@
           </w:tcPr>
           <w:p>
             <w:pPr>
-              <w:spacing w:after="40" w:before="40"/>
+              <w:spacing w:before="40" w:after="40"/>
             </w:pPr>
             <w:r>
               <w:rPr>
@@ -7680,8 +6381,6 @@
             </w:r>
             <w:r>
               <w:rPr>
-                <w:b w:val="0"/>
-                <w:i w:val="0"/>
                 <w:sz w:val="18"/>
               </w:rPr>
               <w:t>How much history the model sees</w:t>
@@ -7694,7 +6393,7 @@
           </w:tcPr>
           <w:p>
             <w:pPr>
-              <w:spacing w:after="40" w:before="40"/>
+              <w:spacing w:before="40" w:after="40"/>
             </w:pPr>
             <w:r>
               <w:rPr>
@@ -7704,8 +6403,6 @@
             <w:r>
               <w:rPr>
                 <w:rFonts w:ascii="Consolas" w:hAnsi="Consolas"/>
-                <w:b w:val="0"/>
-                <w:i w:val="0"/>
                 <w:color w:val="A31D4B"/>
                 <w:sz w:val="18"/>
               </w:rPr>
@@ -7713,8 +6410,6 @@
             </w:r>
             <w:r>
               <w:rPr>
-                <w:b w:val="0"/>
-                <w:i w:val="0"/>
                 <w:sz w:val="18"/>
               </w:rPr>
               <w:t xml:space="preserve"> in </w:t>
@@ -7722,8 +6417,6 @@
             <w:r>
               <w:rPr>
                 <w:rFonts w:ascii="Consolas" w:hAnsi="Consolas"/>
-                <w:b w:val="0"/>
-                <w:i w:val="0"/>
                 <w:color w:val="A31D4B"/>
                 <w:sz w:val="18"/>
               </w:rPr>
@@ -7739,7 +6432,7 @@
           </w:tcPr>
           <w:p>
             <w:pPr>
-              <w:spacing w:after="40" w:before="40"/>
+              <w:spacing w:before="40" w:after="40"/>
             </w:pPr>
             <w:r>
               <w:rPr>
@@ -7748,8 +6441,6 @@
             </w:r>
             <w:r>
               <w:rPr>
-                <w:b w:val="0"/>
-                <w:i w:val="0"/>
                 <w:sz w:val="18"/>
               </w:rPr>
               <w:t>Recognised topics</w:t>
@@ -7762,7 +6453,7 @@
           </w:tcPr>
           <w:p>
             <w:pPr>
-              <w:spacing w:after="40" w:before="40"/>
+              <w:spacing w:before="40" w:after="40"/>
             </w:pPr>
             <w:r>
               <w:rPr>
@@ -7772,8 +6463,6 @@
             <w:r>
               <w:rPr>
                 <w:rFonts w:ascii="Consolas" w:hAnsi="Consolas"/>
-                <w:b w:val="0"/>
-                <w:i w:val="0"/>
                 <w:color w:val="A31D4B"/>
                 <w:sz w:val="18"/>
               </w:rPr>
@@ -7781,8 +6470,6 @@
             </w:r>
             <w:r>
               <w:rPr>
-                <w:b w:val="0"/>
-                <w:i w:val="0"/>
                 <w:sz w:val="18"/>
               </w:rPr>
               <w:t xml:space="preserve"> in </w:t>
@@ -7790,8 +6477,6 @@
             <w:r>
               <w:rPr>
                 <w:rFonts w:ascii="Consolas" w:hAnsi="Consolas"/>
-                <w:b w:val="0"/>
-                <w:i w:val="0"/>
                 <w:color w:val="A31D4B"/>
                 <w:sz w:val="18"/>
               </w:rPr>
@@ -7807,6 +6492,7 @@
       </w:pPr>
     </w:p>
     <w:sectPr>
+      <w:footerReference w:type="default" r:id="rId9"/>
       <w:pgSz w:w="12240" w:h="15840"/>
       <w:pgMar w:top="1440" w:right="1800" w:bottom="1440" w:left="1800" w:header="720" w:footer="720" w:gutter="0"/>
       <w:cols w:space="720"/>
@@ -7814,6 +6500,66 @@
     </w:sectPr>
   </w:body>
 </w:document>
+</file>
+
+<file path=word/footer1.xml><?xml version="1.0" encoding="utf-8"?>
+<w:ftr xmlns:m="http://schemas.openxmlformats.org/officeDocument/2006/math" xmlns:mc="http://schemas.openxmlformats.org/markup-compatibility/2006" xmlns:mo="http://schemas.microsoft.com/office/mac/office/2008/main" xmlns:mv="urn:schemas-microsoft-com:mac:vml" xmlns:o="urn:schemas-microsoft-com:office:office" xmlns:r="http://schemas.openxmlformats.org/officeDocument/2006/relationships" xmlns:v="urn:schemas-microsoft-com:vml" xmlns:w10="urn:schemas-microsoft-com:office:word" xmlns:w14="http://schemas.microsoft.com/office/word/2010/wordml" xmlns:w="http://schemas.openxmlformats.org/wordprocessingml/2006/main" xmlns:wne="http://schemas.microsoft.com/office/word/2006/wordml" xmlns:wp14="http://schemas.microsoft.com/office/word/2010/wordprocessingDrawing" xmlns:wp="http://schemas.openxmlformats.org/drawingml/2006/wordprocessingDrawing" xmlns:wpc="http://schemas.microsoft.com/office/word/2010/wordprocessingCanvas" xmlns:wpg="http://schemas.microsoft.com/office/word/2010/wordprocessingGroup" xmlns:wpi="http://schemas.microsoft.com/office/word/2010/wordprocessingInk" xmlns:wps="http://schemas.microsoft.com/office/word/2010/wordprocessingShape" mc:Ignorable="w14 wp14">
+  <w:p>
+    <w:pPr>
+      <w:pStyle w:val="Footer"/>
+      <w:jc w:val="center"/>
+    </w:pPr>
+    <w:r>
+      <w:rPr>
+        <w:color w:val="555F6D"/>
+        <w:sz w:val="17"/>
+      </w:rPr>
+      <w:fldChar w:fldCharType="begin"/>
+    </w:r>
+    <w:r>
+      <w:rPr>
+        <w:color w:val="555F6D"/>
+        <w:sz w:val="17"/>
+      </w:rPr>
+      <w:instrText xml:space="preserve">PAGE</w:instrText>
+    </w:r>
+    <w:r>
+      <w:rPr>
+        <w:color w:val="555F6D"/>
+        <w:sz w:val="17"/>
+      </w:rPr>
+      <w:fldChar w:fldCharType="end"/>
+    </w:r>
+    <w:r>
+      <w:rPr>
+        <w:color w:val="555F6D"/>
+        <w:sz w:val="17"/>
+      </w:rPr>
+      <w:t xml:space="preserve"> of </w:t>
+    </w:r>
+    <w:r>
+      <w:rPr>
+        <w:color w:val="555F6D"/>
+        <w:sz w:val="17"/>
+      </w:rPr>
+      <w:fldChar w:fldCharType="begin"/>
+    </w:r>
+    <w:r>
+      <w:rPr>
+        <w:color w:val="555F6D"/>
+        <w:sz w:val="17"/>
+      </w:rPr>
+      <w:instrText xml:space="preserve">NUMPAGES</w:instrText>
+    </w:r>
+    <w:r>
+      <w:rPr>
+        <w:color w:val="555F6D"/>
+        <w:sz w:val="17"/>
+      </w:rPr>
+      <w:fldChar w:fldCharType="end"/>
+    </w:r>
+  </w:p>
+</w:ftr>
 </file>
 
 <file path=word/numbering.xml><?xml version="1.0" encoding="utf-8"?>
@@ -8242,7 +6988,7 @@
     <w:pPr>
       <w:keepNext/>
       <w:keepLines/>
-      <w:spacing w:before="400" w:after="160"/>
+      <w:spacing w:before="480" w:after="240"/>
       <w:outlineLvl w:val="0"/>
     </w:pPr>
     <w:rPr>
@@ -8250,7 +6996,7 @@
       <w:b/>
       <w:bCs/>
       <w:color w:val="1F4E79"/>
-      <w:sz w:val="38"/>
+      <w:sz w:val="44"/>
       <w:szCs w:val="28"/>
     </w:rPr>
   </w:style>
@@ -8274,7 +7020,7 @@
       <w:b/>
       <w:bCs/>
       <w:color w:val="1F4E79"/>
-      <w:sz w:val="29"/>
+      <w:sz w:val="30"/>
       <w:szCs w:val="26"/>
     </w:rPr>
   </w:style>
@@ -8314,16 +7060,17 @@
     <w:pPr>
       <w:keepNext/>
       <w:keepLines/>
-      <w:spacing w:before="200" w:after="0"/>
+      <w:spacing w:before="200" w:after="60"/>
       <w:outlineLvl w:val="3"/>
     </w:pPr>
     <w:rPr>
-      <w:rFonts w:asciiTheme="majorHAnsi" w:eastAsiaTheme="majorEastAsia" w:hAnsiTheme="majorHAnsi" w:cstheme="majorBidi"/>
+      <w:rFonts w:asciiTheme="majorHAnsi" w:eastAsiaTheme="majorEastAsia" w:hAnsiTheme="majorHAnsi" w:cstheme="majorBidi" w:ascii="Calibri Light" w:hAnsi="Calibri Light"/>
       <w:b/>
       <w:bCs/>
       <w:i/>
       <w:iCs/>
-      <w:color w:val="4F81BD" w:themeColor="accent1"/>
+      <w:color w:val="1F4E79"/>
+      <w:sz w:val="21"/>
     </w:rPr>
   </w:style>
   <w:style w:type="paragraph" w:styleId="Heading5">
@@ -19873,12 +18620,25 @@
   <w:style w:type="paragraph" w:customStyle="1" w:styleId="CodeBlock">
     <w:name w:val="CodeBlock"/>
     <w:pPr>
-      <w:spacing w:before="80" w:after="160" w:line="240" w:lineRule="auto"/>
-      <w:ind w:left="230"/>
+      <w:spacing w:line="240" w:lineRule="auto"/>
+      <w:ind w:left="202"/>
     </w:pPr>
     <w:rPr>
       <w:rFonts w:ascii="Consolas" w:hAnsi="Consolas"/>
-      <w:sz w:val="17"/>
+      <w:sz w:val="16"/>
+    </w:rPr>
+  </w:style>
+  <w:style w:type="paragraph" w:customStyle="1" w:styleId="Callout">
+    <w:name w:val="Callout"/>
+    <w:pPr>
+      <w:spacing w:before="120" w:after="160"/>
+      <w:ind w:left="259"/>
+    </w:pPr>
+    <w:rPr>
+      <w:rFonts w:ascii="Calibri" w:hAnsi="Calibri"/>
+      <w:i/>
+      <w:color w:val="6B460C"/>
+      <w:sz w:val="20"/>
     </w:rPr>
   </w:style>
 </w:styles>
